--- a/MRC_SM v2.8x.docx
+++ b/MRC_SM v2.8x.docx
@@ -112,11 +112,15 @@
       </w:pPr>
       <w:r>
         <w:rPr>
-          <w:rFonts w:ascii="Palatino Linotype" w:cs="Palatino Linotype" w:eastAsia="Palatino Linotype" w:hAnsi="Palatino Linotype"/>
           <w:u w:val="single"/>
           <w:rtl w:val="0"/>
         </w:rPr>
-        <w:t xml:space="preserve">WP1</w:t>
+        <w:t xml:space="preserve">Study 1</w:t>
+      </w:r>
+      <w:r>
+        <w:rPr>
+          <w:rtl w:val="0"/>
+        </w:rPr>
       </w:r>
     </w:p>
     <w:p>
@@ -147,16 +151,16 @@
           <wp:inline distB="114300" distT="114300" distL="114300" distR="114300">
             <wp:extent cx="5731200" cy="7404100"/>
             <wp:effectExtent b="0" l="0" r="0" t="0"/>
-            <wp:docPr id="8" name="image1.png"/>
+            <wp:docPr id="8" name="image7.png"/>
             <a:graphic>
               <a:graphicData uri="http://schemas.openxmlformats.org/drawingml/2006/picture">
                 <pic:pic>
                   <pic:nvPicPr>
-                    <pic:cNvPr id="0" name="image1.png"/>
+                    <pic:cNvPr id="0" name="image7.png"/>
                     <pic:cNvPicPr preferRelativeResize="0"/>
                   </pic:nvPicPr>
                   <pic:blipFill>
-                    <a:blip r:embed="rId7"/>
+                    <a:blip r:embed="rId6"/>
                     <a:srcRect b="0" l="0" r="0" t="0"/>
                     <a:stretch>
                       <a:fillRect/>
@@ -208,7 +212,75 @@
           <w:szCs w:val="22"/>
           <w:rtl w:val="0"/>
         </w:rPr>
-        <w:t xml:space="preserve">The 4SQ was used as the structured safety screen before any in-person stroboscopic light stimulation (SLS) exposure in WP1, the interim bridge study, and WP2. The questionnaire identifies potential contraindications or risk factors relevant to closed-eye flickering-light exposure, including age under 18, epilepsy or seizure history, recent head injury, severe psychiatric history, relevant medication use, medical conditions, pregnancy, sensory sensitivity to bright or flickering light, recent substance effects, and acute sleep deprivation. In this study, participants completed the 4SQ during pre-screening. A YES response, or uncertainty requiring a YES response, triggered exclusion from SLS exposure or further eligibility review according to the stage-specific screening workflow. Its purpose was to reduce avoidable risk before supervised SLS sessions and to ensure that all participants entering WP1, the interim bridge study, and WP2 had passed the same core stroboscopic-safety screen. For further detail on the rationale, safety domains, and practical use of the 4SQ, see Schwartzman et al. (2025).</w:t>
+        <w:t xml:space="preserve">The 4SQ was used as the structured safety screen before any in-person stroboscopic light stimulation (SLS) exposure in </w:t>
+      </w:r>
+      <w:r>
+        <w:rPr>
+          <w:sz w:val="22"/>
+          <w:szCs w:val="22"/>
+          <w:rtl w:val="0"/>
+        </w:rPr>
+        <w:t xml:space="preserve">Study 1</w:t>
+      </w:r>
+      <w:r>
+        <w:rPr>
+          <w:rFonts w:ascii="Palatino Linotype" w:cs="Palatino Linotype" w:eastAsia="Palatino Linotype" w:hAnsi="Palatino Linotype"/>
+          <w:sz w:val="22"/>
+          <w:szCs w:val="22"/>
+          <w:rtl w:val="0"/>
+        </w:rPr>
+        <w:t xml:space="preserve">, the interim bridge study, and </w:t>
+      </w:r>
+      <w:r>
+        <w:rPr>
+          <w:sz w:val="22"/>
+          <w:szCs w:val="22"/>
+          <w:rtl w:val="0"/>
+        </w:rPr>
+        <w:t xml:space="preserve">Study 3</w:t>
+      </w:r>
+      <w:r>
+        <w:rPr>
+          <w:rFonts w:ascii="Palatino Linotype" w:cs="Palatino Linotype" w:eastAsia="Palatino Linotype" w:hAnsi="Palatino Linotype"/>
+          <w:sz w:val="22"/>
+          <w:szCs w:val="22"/>
+          <w:rtl w:val="0"/>
+        </w:rPr>
+        <w:t xml:space="preserve">. The questionnaire identifies potential contraindications or risk factors relevant to closed-eye flickering-light exposure, including age under 18, epilepsy or seizure history, recent head injury, severe psychiatric history, relevant medication use, medical conditions, pregnancy, sensory sensitivity to bright or flickering light, recent substance effects, and acute sleep deprivation. In this study, participants completed the 4SQ during pre-screening. A YES response, or uncertainty requiring a YES response, triggered exclusion from SLS exposure or further eligibility review according to the stage-specific screening workflow. Its purpose was to reduce avoidable risk before supervised SLS sessions and to ensure that all participants entering </w:t>
+      </w:r>
+      <w:r>
+        <w:rPr>
+          <w:sz w:val="22"/>
+          <w:szCs w:val="22"/>
+          <w:rtl w:val="0"/>
+        </w:rPr>
+        <w:t xml:space="preserve">Study 1</w:t>
+      </w:r>
+      <w:r>
+        <w:rPr>
+          <w:rFonts w:ascii="Palatino Linotype" w:cs="Palatino Linotype" w:eastAsia="Palatino Linotype" w:hAnsi="Palatino Linotype"/>
+          <w:sz w:val="22"/>
+          <w:szCs w:val="22"/>
+          <w:rtl w:val="0"/>
+        </w:rPr>
+        <w:t xml:space="preserve">, the interim bridge study, and </w:t>
+      </w:r>
+      <w:r>
+        <w:rPr>
+          <w:sz w:val="22"/>
+          <w:szCs w:val="22"/>
+          <w:rtl w:val="0"/>
+        </w:rPr>
+        <w:t xml:space="preserve">Study 3</w:t>
+      </w:r>
+      <w:r>
+        <w:rPr>
+          <w:rFonts w:ascii="Palatino Linotype" w:cs="Palatino Linotype" w:eastAsia="Palatino Linotype" w:hAnsi="Palatino Linotype"/>
+          <w:sz w:val="22"/>
+          <w:szCs w:val="22"/>
+          <w:rtl w:val="0"/>
+        </w:rPr>
+        <w:t xml:space="preserve"> had passed the same core stroboscopic-safety screen. For further detail on the rationale, safety domains, and practical use of the 4SQ, see Schwartzman et al. (2025).</w:t>
       </w:r>
     </w:p>
     <w:p>
@@ -255,11 +327,10 @@
       </w:pPr>
       <w:r>
         <w:rPr>
-          <w:rFonts w:ascii="Palatino Linotype" w:cs="Palatino Linotype" w:eastAsia="Palatino Linotype" w:hAnsi="Palatino Linotype"/>
           <w:u w:val="single"/>
           <w:rtl w:val="0"/>
         </w:rPr>
-        <w:t xml:space="preserve">WP2</w:t>
+        <w:t xml:space="preserve">Study 3</w:t>
       </w:r>
       <w:r>
         <w:rPr>
@@ -342,7 +413,46 @@
           <w:rFonts w:ascii="Palatino Linotype" w:cs="Palatino Linotype" w:eastAsia="Palatino Linotype" w:hAnsi="Palatino Linotype"/>
           <w:rtl w:val="0"/>
         </w:rPr>
-        <w:t xml:space="preserve">For WP1 and WP2, depressive symptom eligibility was assessed using the PHQ-9, with inclusion requiring at least mild depressive symptoms (PHQ-9 &gt;=5). In WP1, eligibility initially excluded severe depressive symptoms (PHQ-9 &gt;19) and M3VAS Suicidality scores &gt;50; this was later amended to permit the full depressive-symptom and suicidality range under the live proactive wellbeing-monitoring procedure. This amendment widened inclusivity while retaining supervised stopping and escalation safeguards.</w:t>
+        <w:t xml:space="preserve">For </w:t>
+      </w:r>
+      <w:r>
+        <w:rPr>
+          <w:rtl w:val="0"/>
+        </w:rPr>
+        <w:t xml:space="preserve">Study 1</w:t>
+      </w:r>
+      <w:r>
+        <w:rPr>
+          <w:rFonts w:ascii="Palatino Linotype" w:cs="Palatino Linotype" w:eastAsia="Palatino Linotype" w:hAnsi="Palatino Linotype"/>
+          <w:rtl w:val="0"/>
+        </w:rPr>
+        <w:t xml:space="preserve"> and </w:t>
+      </w:r>
+      <w:r>
+        <w:rPr>
+          <w:rtl w:val="0"/>
+        </w:rPr>
+        <w:t xml:space="preserve">Study 3</w:t>
+      </w:r>
+      <w:r>
+        <w:rPr>
+          <w:rFonts w:ascii="Palatino Linotype" w:cs="Palatino Linotype" w:eastAsia="Palatino Linotype" w:hAnsi="Palatino Linotype"/>
+          <w:rtl w:val="0"/>
+        </w:rPr>
+        <w:t xml:space="preserve">, depressive symptom eligibility was assessed using the PHQ-9, with inclusion requiring at least mild depressive symptoms (PHQ-9 &gt;=5). In </w:t>
+      </w:r>
+      <w:r>
+        <w:rPr>
+          <w:rtl w:val="0"/>
+        </w:rPr>
+        <w:t xml:space="preserve">Study 1</w:t>
+      </w:r>
+      <w:r>
+        <w:rPr>
+          <w:rFonts w:ascii="Palatino Linotype" w:cs="Palatino Linotype" w:eastAsia="Palatino Linotype" w:hAnsi="Palatino Linotype"/>
+          <w:rtl w:val="0"/>
+        </w:rPr>
+        <w:t xml:space="preserve">, eligibility initially excluded severe depressive symptoms (PHQ-9 &gt;19) and M3VAS Suicidality scores &gt;50; this was later amended to permit the full depressive-symptom and suicidality range under the live proactive wellbeing-monitoring procedure. This amendment widened inclusivity while retaining supervised stopping and escalation safeguards.</w:t>
       </w:r>
     </w:p>
     <w:p>
@@ -414,21 +524,60 @@
           <w:rFonts w:ascii="Palatino Linotype" w:cs="Palatino Linotype" w:eastAsia="Palatino Linotype" w:hAnsi="Palatino Linotype"/>
           <w:rtl w:val="0"/>
         </w:rPr>
-        <w:t xml:space="preserve">Participants were informed that participation was voluntary, that they could withdraw at any point without penalty, and that their data would be treated confidentially and handled according to local data-protection procedures. In WP1 and WP2, participants were explicitly told that the study was not a clinical treatment or diagnostic assessment. During stimulation, side effects were actively monitored following each session. If side effects were reported, participants completed symptom-frequency items and a tolerability/discomfort rating. A tolerability rating above the prespecified severe-discomfort threshold (&gt;=7 out of 10) was treated as a stopping criterion for that parameter set or session. </w:t>
-      </w:r>
-    </w:p>
-    <w:p>
-      <w:pPr>
-        <w:rPr>
-          <w:rFonts w:ascii="Palatino Linotype" w:cs="Palatino Linotype" w:eastAsia="Palatino Linotype" w:hAnsi="Palatino Linotype"/>
-        </w:rPr>
-      </w:pPr>
-      <w:r>
-        <w:rPr>
-          <w:rFonts w:ascii="Palatino Linotype" w:cs="Palatino Linotype" w:eastAsia="Palatino Linotype" w:hAnsi="Palatino Linotype"/>
-          <w:rtl w:val="0"/>
-        </w:rPr>
-        <w:t xml:space="preserve">For WP1, the tolerability scale ranged from 0, indicating no symptom discomfort, to 10, indicating the worst possible symptom discomfort. Scores of around 3 were interpreted as mild discomfort, 4 as moderate discomfort, and values above 7 as severe discomfort. If a participant rated any symptom above 7, testing of that parameter was discontinued. If no symptoms were reported, the tolerability score was recorded as 0.</w:t>
+        <w:t xml:space="preserve">Participants were informed that participation was voluntary, that they could withdraw at any point without penalty, and that their data would be treated confidentially and handled according to local data-protection procedures. In </w:t>
+      </w:r>
+      <w:r>
+        <w:rPr>
+          <w:rtl w:val="0"/>
+        </w:rPr>
+        <w:t xml:space="preserve">Study 1</w:t>
+      </w:r>
+      <w:r>
+        <w:rPr>
+          <w:rFonts w:ascii="Palatino Linotype" w:cs="Palatino Linotype" w:eastAsia="Palatino Linotype" w:hAnsi="Palatino Linotype"/>
+          <w:rtl w:val="0"/>
+        </w:rPr>
+        <w:t xml:space="preserve"> and </w:t>
+      </w:r>
+      <w:r>
+        <w:rPr>
+          <w:rtl w:val="0"/>
+        </w:rPr>
+        <w:t xml:space="preserve">Study 3</w:t>
+      </w:r>
+      <w:r>
+        <w:rPr>
+          <w:rFonts w:ascii="Palatino Linotype" w:cs="Palatino Linotype" w:eastAsia="Palatino Linotype" w:hAnsi="Palatino Linotype"/>
+          <w:rtl w:val="0"/>
+        </w:rPr>
+        <w:t xml:space="preserve">, participants were explicitly told that the study was not a clinical treatment or diagnostic assessment. During stimulation, side effects were actively monitored following each session. If side effects were reported, participants completed symptom-frequency items and a tolerability/discomfort rating. A tolerability rating above the prespecified severe-discomfort threshold (&gt;=7 out of 10) was treated as a stopping criterion for that parameter set or session. </w:t>
+      </w:r>
+    </w:p>
+    <w:p>
+      <w:pPr>
+        <w:rPr>
+          <w:rFonts w:ascii="Palatino Linotype" w:cs="Palatino Linotype" w:eastAsia="Palatino Linotype" w:hAnsi="Palatino Linotype"/>
+        </w:rPr>
+      </w:pPr>
+      <w:r>
+        <w:rPr>
+          <w:rFonts w:ascii="Palatino Linotype" w:cs="Palatino Linotype" w:eastAsia="Palatino Linotype" w:hAnsi="Palatino Linotype"/>
+          <w:rtl w:val="0"/>
+        </w:rPr>
+        <w:t xml:space="preserve">For </w:t>
+      </w:r>
+      <w:r>
+        <w:rPr>
+          <w:rtl w:val="0"/>
+        </w:rPr>
+        <w:t xml:space="preserve">Study 1</w:t>
+      </w:r>
+      <w:r>
+        <w:rPr>
+          <w:rFonts w:ascii="Palatino Linotype" w:cs="Palatino Linotype" w:eastAsia="Palatino Linotype" w:hAnsi="Palatino Linotype"/>
+          <w:rtl w:val="0"/>
+        </w:rPr>
+        <w:t xml:space="preserve">, the tolerability scale ranged from 0, indicating no symptom discomfort, to 10, indicating the worst possible symptom discomfort. Scores of around 3 were interpreted as mild discomfort, 4 as moderate discomfort, and values above 7 as severe discomfort. If a participant rated any symptom above 7, testing of that parameter was discontinued. If no symptoms were reported, the tolerability score was recorded as 0.</w:t>
       </w:r>
     </w:p>
     <w:p>
@@ -476,7 +625,33 @@
           <w:rFonts w:ascii="Palatino Linotype" w:cs="Palatino Linotype" w:eastAsia="Palatino Linotype" w:hAnsi="Palatino Linotype"/>
           <w:rtl w:val="0"/>
         </w:rPr>
-        <w:t xml:space="preserve">Mood and wellbeing were monitored both during scheduled study visits and, in WP2, between visits using SMS-based follow-up measures. The WP2 monitoring notebook used longitudinal wellbeing monitoring with measure-specific plots and tables to flag participants whose scores worsened relative to earlier observations. The monitoring output was intended to identify cases where a clinical or study lead should review a participant’s trajectory and, where necessary, link the anonymised participant ID back to contact details through the appropriate researcher-held mapping. </w:t>
+        <w:t xml:space="preserve">Mood and wellbeing were monitored both during scheduled study visits and, in </w:t>
+      </w:r>
+      <w:r>
+        <w:rPr>
+          <w:rtl w:val="0"/>
+        </w:rPr>
+        <w:t xml:space="preserve">Study 3</w:t>
+      </w:r>
+      <w:r>
+        <w:rPr>
+          <w:rFonts w:ascii="Palatino Linotype" w:cs="Palatino Linotype" w:eastAsia="Palatino Linotype" w:hAnsi="Palatino Linotype"/>
+          <w:rtl w:val="0"/>
+        </w:rPr>
+        <w:t xml:space="preserve">, between visits using SMS-based follow-up measures. The </w:t>
+      </w:r>
+      <w:r>
+        <w:rPr>
+          <w:rtl w:val="0"/>
+        </w:rPr>
+        <w:t xml:space="preserve">Study 3</w:t>
+      </w:r>
+      <w:r>
+        <w:rPr>
+          <w:rFonts w:ascii="Palatino Linotype" w:cs="Palatino Linotype" w:eastAsia="Palatino Linotype" w:hAnsi="Palatino Linotype"/>
+          <w:rtl w:val="0"/>
+        </w:rPr>
+        <w:t xml:space="preserve"> monitoring notebook used longitudinal wellbeing monitoring with measure-specific plots and tables to flag participants whose scores worsened relative to earlier observations. The monitoring output was intended to identify cases where a clinical or study lead should review a participant’s trajectory and, where necessary, link the anonymised participant ID back to contact details through the appropriate researcher-held mapping. </w:t>
       </w:r>
     </w:p>
     <w:p>
@@ -540,7 +715,85 @@
           <w:rFonts w:ascii="Palatino Linotype" w:cs="Palatino Linotype" w:eastAsia="Palatino Linotype" w:hAnsi="Palatino Linotype"/>
           <w:rtl w:val="0"/>
         </w:rPr>
-        <w:t xml:space="preserve">Exclusion counts were derived separately for each programme stage because the screening objectives differed across WP1, the interim bridge study, and WP2. Headline denominators were WP1: 197 screened, 36 tested, and 31 analysed; interim bridge study: 109 prescreening records for the broad screened denominator used in Figure 1 and demographic summaries, 98 completed/evaluable prescreening surveys, 61 completed/evaluable prescreens that passed screening, 40 booked, 33 attended, and 32 analysed; and WP2: 312 screened, 84 randomised, and 70 with endpoint data. WP1 and WP2 focused on individuals with depressive symptoms and therefore included depressive-symptom thresholds, seasonal-pattern exclusions, and treatment-stability criteria. The interim bridge study was designed as a normative control-calibration study and therefore did not require depressive-symptom inclusion, but included an anxiety threshold to reduce risk of adverse experiences during perceptual testing.</w:t>
+        <w:t xml:space="preserve">Exclusion counts were derived separately for each programme stage because the screening objectives differed across </w:t>
+      </w:r>
+      <w:r>
+        <w:rPr>
+          <w:rtl w:val="0"/>
+        </w:rPr>
+        <w:t xml:space="preserve">Study 1</w:t>
+      </w:r>
+      <w:r>
+        <w:rPr>
+          <w:rFonts w:ascii="Palatino Linotype" w:cs="Palatino Linotype" w:eastAsia="Palatino Linotype" w:hAnsi="Palatino Linotype"/>
+          <w:rtl w:val="0"/>
+        </w:rPr>
+        <w:t xml:space="preserve">, the interim bridge study, and </w:t>
+      </w:r>
+      <w:r>
+        <w:rPr>
+          <w:rtl w:val="0"/>
+        </w:rPr>
+        <w:t xml:space="preserve">Study 3</w:t>
+      </w:r>
+      <w:r>
+        <w:rPr>
+          <w:rFonts w:ascii="Palatino Linotype" w:cs="Palatino Linotype" w:eastAsia="Palatino Linotype" w:hAnsi="Palatino Linotype"/>
+          <w:rtl w:val="0"/>
+        </w:rPr>
+        <w:t xml:space="preserve">. Headline denominators were </w:t>
+      </w:r>
+      <w:r>
+        <w:rPr>
+          <w:rtl w:val="0"/>
+        </w:rPr>
+        <w:t xml:space="preserve">Study 1</w:t>
+      </w:r>
+      <w:r>
+        <w:rPr>
+          <w:rFonts w:ascii="Palatino Linotype" w:cs="Palatino Linotype" w:eastAsia="Palatino Linotype" w:hAnsi="Palatino Linotype"/>
+          <w:rtl w:val="0"/>
+        </w:rPr>
+        <w:t xml:space="preserve">: 197 screened, 36 tested, and 31 analysed; interim bridge study: 109 prescreening records for the broad screened denominator used in Figure 1 and demographic summaries, 98 completed/evaluable prescreening surveys, 61 completed/evaluable prescreens that passed screening, 40 booked, 33 attended, and 32 analysed; and </w:t>
+      </w:r>
+      <w:r>
+        <w:rPr>
+          <w:rtl w:val="0"/>
+        </w:rPr>
+        <w:t xml:space="preserve">Study 3</w:t>
+      </w:r>
+      <w:r>
+        <w:rPr>
+          <w:rFonts w:ascii="Palatino Linotype" w:cs="Palatino Linotype" w:eastAsia="Palatino Linotype" w:hAnsi="Palatino Linotype"/>
+          <w:rtl w:val="0"/>
+        </w:rPr>
+        <w:t xml:space="preserve">: 312 screened, 84 randomised, and 70 with endpoint data. </w:t>
+      </w:r>
+      <w:r>
+        <w:rPr>
+          <w:rtl w:val="0"/>
+        </w:rPr>
+        <w:t xml:space="preserve">Study 1</w:t>
+      </w:r>
+      <w:r>
+        <w:rPr>
+          <w:rFonts w:ascii="Palatino Linotype" w:cs="Palatino Linotype" w:eastAsia="Palatino Linotype" w:hAnsi="Palatino Linotype"/>
+          <w:rtl w:val="0"/>
+        </w:rPr>
+        <w:t xml:space="preserve"> and </w:t>
+      </w:r>
+      <w:r>
+        <w:rPr>
+          <w:rtl w:val="0"/>
+        </w:rPr>
+        <w:t xml:space="preserve">Study 3</w:t>
+      </w:r>
+      <w:r>
+        <w:rPr>
+          <w:rFonts w:ascii="Palatino Linotype" w:cs="Palatino Linotype" w:eastAsia="Palatino Linotype" w:hAnsi="Palatino Linotype"/>
+          <w:rtl w:val="0"/>
+        </w:rPr>
+        <w:t xml:space="preserve"> focused on individuals with depressive symptoms and therefore included depressive-symptom thresholds, seasonal-pattern exclusions, and treatment-stability criteria. The interim bridge study was designed as a normative control-calibration study and therefore did not require depressive-symptom inclusion, but included an anxiety threshold to reduce risk of adverse experiences during perceptual testing.</w:t>
       </w:r>
     </w:p>
     <w:p>
@@ -598,47 +851,90 @@
       </w:pPr>
       <w:r>
         <w:rPr>
-          <w:rFonts w:ascii="Palatino Linotype" w:cs="Palatino Linotype" w:eastAsia="Palatino Linotype" w:hAnsi="Palatino Linotype"/>
           <w:u w:val="single"/>
           <w:rtl w:val="0"/>
         </w:rPr>
-        <w:t xml:space="preserve">WP1</w:t>
-      </w:r>
-    </w:p>
-    <w:p>
-      <w:pPr>
-        <w:rPr>
-          <w:rFonts w:ascii="Palatino Linotype" w:cs="Palatino Linotype" w:eastAsia="Palatino Linotype" w:hAnsi="Palatino Linotype"/>
-        </w:rPr>
-      </w:pPr>
-      <w:r>
-        <w:rPr>
-          <w:rFonts w:ascii="Palatino Linotype" w:cs="Palatino Linotype" w:eastAsia="Palatino Linotype" w:hAnsi="Palatino Linotype"/>
-          <w:rtl w:val="0"/>
-        </w:rPr>
-        <w:t xml:space="preserve">Participants were recruited through University of Sussex channels, including SONA, posters, and flyers. After online screening, eligible participants attended a one-hour in-person testing session. WP1 flow was defined using three linked data sources: the sign-up/prescreening file, the testing-start file, and the session-feedback file. The screened denominator was the number of unique participant IDs in the sign-up file. The tested denominator was the number of unique participants appearing in the testing-start file. The analysed denominator was defined as the number of participants with valid session-feedback data for the WP1 stimulation protocol. Demographic summaries were calculated using the analysed sample wherever possible, with prescreened or tested denominators reported separately when variables were unavailable in the analysed-only file.</w:t>
-      </w:r>
-    </w:p>
-    <w:p>
-      <w:pPr>
-        <w:rPr>
-          <w:rFonts w:ascii="Palatino Linotype" w:cs="Palatino Linotype" w:eastAsia="Palatino Linotype" w:hAnsi="Palatino Linotype"/>
-        </w:rPr>
-      </w:pPr>
-      <w:r>
-        <w:rPr>
-          <w:rFonts w:ascii="Palatino Linotype" w:cs="Palatino Linotype" w:eastAsia="Palatino Linotype" w:hAnsi="Palatino Linotype"/>
-          <w:rtl w:val="0"/>
-        </w:rPr>
-        <w:t xml:space="preserve">In WP1, 197 individuals were screened, 148 passed screening, 36 were tested, and 31 were included in the analysed sample. Across stages, participants were young adults, with mean age approximately 21 years among those with available data, and the sample was predominantly female. Around one-third reported current medication use. Baseline PHQ-9 and BDI-II scores were broadly similar across tested and analysed participants, indicating a moderate baseline symptom burden. Full stage-specific denominators, missingness, and variable-level summaries are provided in the accompanying Excel supplementary table, tab “</w:t>
-      </w:r>
-      <w:r>
-        <w:rPr>
-          <w:b w:val="1"/>
-          <w:bCs w:val="1"/>
-          <w:rtl w:val="0"/>
-        </w:rPr>
-        <w:t xml:space="preserve">WP1 Demographics</w:t>
+        <w:t xml:space="preserve">Study 1</w:t>
+      </w:r>
+      <w:r>
+        <w:rPr>
+          <w:rtl w:val="0"/>
+        </w:rPr>
+      </w:r>
+    </w:p>
+    <w:p>
+      <w:pPr>
+        <w:rPr>
+          <w:rFonts w:ascii="Palatino Linotype" w:cs="Palatino Linotype" w:eastAsia="Palatino Linotype" w:hAnsi="Palatino Linotype"/>
+        </w:rPr>
+      </w:pPr>
+      <w:r>
+        <w:rPr>
+          <w:rFonts w:ascii="Palatino Linotype" w:cs="Palatino Linotype" w:eastAsia="Palatino Linotype" w:hAnsi="Palatino Linotype"/>
+          <w:rtl w:val="0"/>
+        </w:rPr>
+        <w:t xml:space="preserve">Participants were recruited through University of Sussex channels, including SONA, posters, and flyers. After online screening, eligible participants attended a one-hour in-person testing session. </w:t>
+      </w:r>
+      <w:r>
+        <w:rPr>
+          <w:rtl w:val="0"/>
+        </w:rPr>
+        <w:t xml:space="preserve">Study 1</w:t>
+      </w:r>
+      <w:r>
+        <w:rPr>
+          <w:rFonts w:ascii="Palatino Linotype" w:cs="Palatino Linotype" w:eastAsia="Palatino Linotype" w:hAnsi="Palatino Linotype"/>
+          <w:rtl w:val="0"/>
+        </w:rPr>
+        <w:t xml:space="preserve"> flow was defined using three linked data sources: the sign-up/prescreening file, the testing-start file, and the session-feedback file. The screened denominator was the number of unique participant IDs in the sign-up file. The tested denominator was the number of unique participants appearing in the testing-start file. The analysed denominator was defined as the number of participants with valid session-feedback data for the </w:t>
+      </w:r>
+      <w:r>
+        <w:rPr>
+          <w:rtl w:val="0"/>
+        </w:rPr>
+        <w:t xml:space="preserve">Study 1</w:t>
+      </w:r>
+      <w:r>
+        <w:rPr>
+          <w:rFonts w:ascii="Palatino Linotype" w:cs="Palatino Linotype" w:eastAsia="Palatino Linotype" w:hAnsi="Palatino Linotype"/>
+          <w:rtl w:val="0"/>
+        </w:rPr>
+        <w:t xml:space="preserve"> stimulation protocol. Demographic summaries were calculated using the analysed sample wherever possible, with prescreened or tested denominators reported separately when variables were unavailable in the analysed-only file.</w:t>
+      </w:r>
+    </w:p>
+    <w:p>
+      <w:pPr>
+        <w:rPr>
+          <w:rFonts w:ascii="Palatino Linotype" w:cs="Palatino Linotype" w:eastAsia="Palatino Linotype" w:hAnsi="Palatino Linotype"/>
+        </w:rPr>
+      </w:pPr>
+      <w:r>
+        <w:rPr>
+          <w:rFonts w:ascii="Palatino Linotype" w:cs="Palatino Linotype" w:eastAsia="Palatino Linotype" w:hAnsi="Palatino Linotype"/>
+          <w:rtl w:val="0"/>
+        </w:rPr>
+        <w:t xml:space="preserve">In </w:t>
+      </w:r>
+      <w:r>
+        <w:rPr>
+          <w:rtl w:val="0"/>
+        </w:rPr>
+        <w:t xml:space="preserve">Study 1</w:t>
+      </w:r>
+      <w:r>
+        <w:rPr>
+          <w:rFonts w:ascii="Palatino Linotype" w:cs="Palatino Linotype" w:eastAsia="Palatino Linotype" w:hAnsi="Palatino Linotype"/>
+          <w:rtl w:val="0"/>
+        </w:rPr>
+        <w:t xml:space="preserve">, 197 individuals were screened, 148 passed screening, 36 were tested, and 31 were included in the analysed sample. Across stages, participants were young adults, with mean age approximately 21 years among those with available data, and the sample was predominantly female. Around one-third reported current medication use. Baseline PHQ-9 and BDI-II scores were broadly similar across tested and analysed participants, indicating a moderate baseline symptom burden. Full stage-specific denominators, missingness, and variable-level summaries are provided in the accompanying Excel supplementary table, tab “</w:t>
+      </w:r>
+      <w:r>
+        <w:rPr>
+          <w:b w:val="1"/>
+          <w:bCs w:val="1"/>
+          <w:rtl w:val="0"/>
+        </w:rPr>
+        <w:t xml:space="preserve">Study 1 Demographics</w:t>
       </w:r>
       <w:r>
         <w:rPr>
@@ -674,11 +970,15 @@
       </w:pPr>
       <w:r>
         <w:rPr>
-          <w:rFonts w:ascii="Palatino Linotype" w:cs="Palatino Linotype" w:eastAsia="Palatino Linotype" w:hAnsi="Palatino Linotype"/>
           <w:u w:val="single"/>
           <w:rtl w:val="0"/>
         </w:rPr>
-        <w:t xml:space="preserve">Interim Study</w:t>
+        <w:t xml:space="preserve">Study 2</w:t>
+      </w:r>
+      <w:r>
+        <w:rPr>
+          <w:rtl w:val="0"/>
+        </w:rPr>
       </w:r>
     </w:p>
     <w:p>
@@ -757,11 +1057,10 @@
       </w:pPr>
       <w:r>
         <w:rPr>
-          <w:rFonts w:ascii="Palatino Linotype" w:cs="Palatino Linotype" w:eastAsia="Palatino Linotype" w:hAnsi="Palatino Linotype"/>
           <w:u w:val="single"/>
           <w:rtl w:val="0"/>
         </w:rPr>
-        <w:t xml:space="preserve">WP2</w:t>
+        <w:t xml:space="preserve">Study 3</w:t>
       </w:r>
       <w:r>
         <w:rPr>
@@ -779,24 +1078,56 @@
       </w:pPr>
       <w:r>
         <w:rPr>
-          <w:rFonts w:ascii="Palatino Linotype" w:cs="Palatino Linotype" w:eastAsia="Palatino Linotype" w:hAnsi="Palatino Linotype"/>
-          <w:rtl w:val="0"/>
-        </w:rPr>
-        <w:t xml:space="preserve">WP2 participant flow was reconstructed from the prescreening file, the randomisation/assignment file, pre-session questions, post-session questionnaires, dropout records, and session-attendance records. The WP2 monitoring notebook explicitly distinguishes participants who passed prescreening, participants who booked Session 1, participants who attended Session 1, participants who never attended despite booking, participants who dropped out after at least one session, and one participant who was randomised but dropped out after the taster session was not counted as a post-Session-1 dropout. </w:t>
-      </w:r>
-    </w:p>
-    <w:p>
-      <w:pPr>
-        <w:rPr>
-          <w:rFonts w:ascii="Palatino Linotype" w:cs="Palatino Linotype" w:eastAsia="Palatino Linotype" w:hAnsi="Palatino Linotype"/>
-        </w:rPr>
-      </w:pPr>
-      <w:r>
-        <w:rPr>
-          <w:rFonts w:ascii="Palatino Linotype" w:cs="Palatino Linotype" w:eastAsia="Palatino Linotype" w:hAnsi="Palatino Linotype"/>
-          <w:rtl w:val="0"/>
-        </w:rPr>
-        <w:t xml:space="preserve">In WP2, 312 individuals were screened, 84 were randomised</w:t>
+          <w:rtl w:val="0"/>
+        </w:rPr>
+        <w:t xml:space="preserve">Study 3</w:t>
+      </w:r>
+      <w:r>
+        <w:rPr>
+          <w:rFonts w:ascii="Palatino Linotype" w:cs="Palatino Linotype" w:eastAsia="Palatino Linotype" w:hAnsi="Palatino Linotype"/>
+          <w:rtl w:val="0"/>
+        </w:rPr>
+        <w:t xml:space="preserve"> participant flow was reconstructed from the prescreening file, the randomisation/assignment file, pre-session questions, post-session questionnaires, dropout records, and session-attendance records. The </w:t>
+      </w:r>
+      <w:r>
+        <w:rPr>
+          <w:rtl w:val="0"/>
+        </w:rPr>
+        <w:t xml:space="preserve">Study 3</w:t>
+      </w:r>
+      <w:r>
+        <w:rPr>
+          <w:rFonts w:ascii="Palatino Linotype" w:cs="Palatino Linotype" w:eastAsia="Palatino Linotype" w:hAnsi="Palatino Linotype"/>
+          <w:rtl w:val="0"/>
+        </w:rPr>
+        <w:t xml:space="preserve"> monitoring notebook explicitly distinguishes participants who passed prescreening, participants who booked Session 1, participants who attended Session 1, participants who never attended despite booking, participants who dropped out after at least one session, and one participant who was randomised but dropped out after the taster session was not counted as a post-Session-1 dropout. </w:t>
+      </w:r>
+    </w:p>
+    <w:p>
+      <w:pPr>
+        <w:rPr>
+          <w:rFonts w:ascii="Palatino Linotype" w:cs="Palatino Linotype" w:eastAsia="Palatino Linotype" w:hAnsi="Palatino Linotype"/>
+        </w:rPr>
+      </w:pPr>
+      <w:r>
+        <w:rPr>
+          <w:rFonts w:ascii="Palatino Linotype" w:cs="Palatino Linotype" w:eastAsia="Palatino Linotype" w:hAnsi="Palatino Linotype"/>
+          <w:rtl w:val="0"/>
+        </w:rPr>
+        <w:t xml:space="preserve">In </w:t>
+      </w:r>
+      <w:r>
+        <w:rPr>
+          <w:rtl w:val="0"/>
+        </w:rPr>
+        <w:t xml:space="preserve">Study 3</w:t>
+      </w:r>
+      <w:r>
+        <w:rPr>
+          <w:rFonts w:ascii="Palatino Linotype" w:cs="Palatino Linotype" w:eastAsia="Palatino Linotype" w:hAnsi="Palatino Linotype"/>
+          <w:rtl w:val="0"/>
+        </w:rPr>
+        <w:t xml:space="preserve">, 312 individuals were screened, 84 were randomised</w:t>
       </w:r>
       <w:r>
         <w:rPr>
@@ -866,21 +1197,27 @@
         <w:rPr>
           <w:rtl w:val="0"/>
         </w:rPr>
-        <w:t xml:space="preserve">S3. WP1 Parameter Schedule and Selection Rationale </w:t>
-      </w:r>
-    </w:p>
-    <w:p>
-      <w:pPr>
-        <w:rPr>
-          <w:rFonts w:ascii="Palatino Linotype" w:cs="Palatino Linotype" w:eastAsia="Palatino Linotype" w:hAnsi="Palatino Linotype"/>
-        </w:rPr>
-      </w:pPr>
-      <w:r>
-        <w:rPr>
-          <w:rFonts w:ascii="Palatino Linotype" w:cs="Palatino Linotype" w:eastAsia="Palatino Linotype" w:hAnsi="Palatino Linotype"/>
-          <w:rtl w:val="0"/>
-        </w:rPr>
-        <w:t xml:space="preserve">WP1 was designed as a supervised parameter-probing study to identify SLS settings that could produce clear subjective visual experience while remaining safe and tolerable in adults reporting depressive symptoms. Participants completed 11 brief two-minute SLS exposures in a fixed staircase schedule. </w:t>
+        <w:t xml:space="preserve">S3. Study 1 Parameter Schedule and Selection Rationale </w:t>
+      </w:r>
+    </w:p>
+    <w:p>
+      <w:pPr>
+        <w:rPr>
+          <w:rFonts w:ascii="Palatino Linotype" w:cs="Palatino Linotype" w:eastAsia="Palatino Linotype" w:hAnsi="Palatino Linotype"/>
+        </w:rPr>
+      </w:pPr>
+      <w:r>
+        <w:rPr>
+          <w:rtl w:val="0"/>
+        </w:rPr>
+        <w:t xml:space="preserve">Study 1</w:t>
+      </w:r>
+      <w:r>
+        <w:rPr>
+          <w:rFonts w:ascii="Palatino Linotype" w:cs="Palatino Linotype" w:eastAsia="Palatino Linotype" w:hAnsi="Palatino Linotype"/>
+          <w:rtl w:val="0"/>
+        </w:rPr>
+        <w:t xml:space="preserve"> was designed as a supervised parameter-probing study to identify SLS settings that could produce clear subjective visual experience while remaining safe and tolerable in adults reporting depressive symptoms. Participants completed 11 brief two-minute SLS exposures in a fixed staircase schedule. </w:t>
       </w:r>
       <w:r>
         <w:rPr>
@@ -893,15 +1230,41 @@
           <w:rFonts w:ascii="Palatino Linotype" w:cs="Palatino Linotype" w:eastAsia="Palatino Linotype" w:hAnsi="Palatino Linotype"/>
           <w:rtl w:val="0"/>
         </w:rPr>
-        <w:t xml:space="preserve"> Across all study stages, no stimulus reached more than an illuminance value of ~2700 lux, with a ±5% maximum between-condition deviation for WP2. SLS parameters used within WP1 can be found in the accompanying Excel sheet in the tab “</w:t>
-      </w:r>
-      <w:r>
-        <w:rPr>
-          <w:b w:val="1"/>
-          <w:bCs w:val="1"/>
-          <w:rtl w:val="0"/>
-        </w:rPr>
-        <w:t xml:space="preserve">WP1 Parameters</w:t>
+        <w:t xml:space="preserve"> Across all study stages, no stimulus reached more than an illuminance value of ~2700 lux, with a ±5% maximum between-condition deviation for </w:t>
+      </w:r>
+      <w:r>
+        <w:rPr>
+          <w:rtl w:val="0"/>
+        </w:rPr>
+        <w:t xml:space="preserve">Study 3</w:t>
+      </w:r>
+      <w:r>
+        <w:rPr>
+          <w:rFonts w:ascii="Palatino Linotype" w:cs="Palatino Linotype" w:eastAsia="Palatino Linotype" w:hAnsi="Palatino Linotype"/>
+          <w:rtl w:val="0"/>
+        </w:rPr>
+        <w:t xml:space="preserve">. SLS parameters used within </w:t>
+      </w:r>
+      <w:r>
+        <w:rPr>
+          <w:rtl w:val="0"/>
+        </w:rPr>
+        <w:t xml:space="preserve">Study 1</w:t>
+      </w:r>
+      <w:r>
+        <w:rPr>
+          <w:rFonts w:ascii="Palatino Linotype" w:cs="Palatino Linotype" w:eastAsia="Palatino Linotype" w:hAnsi="Palatino Linotype"/>
+          <w:rtl w:val="0"/>
+        </w:rPr>
+        <w:t xml:space="preserve"> can be found in the accompanying Excel sheet in the tab “</w:t>
+      </w:r>
+      <w:r>
+        <w:rPr>
+          <w:b w:val="1"/>
+          <w:bCs w:val="1"/>
+          <w:rtl w:val="0"/>
+        </w:rPr>
+        <w:t xml:space="preserve">Study 1 Parameters</w:t>
       </w:r>
       <w:r>
         <w:rPr>
@@ -925,16 +1288,16 @@
           <wp:inline distB="114300" distT="114300" distL="114300" distR="114300">
             <wp:extent cx="5731200" cy="2578100"/>
             <wp:effectExtent b="0" l="0" r="0" t="0"/>
-            <wp:docPr id="9" name="image8.png"/>
+            <wp:docPr id="9" name="image9.png"/>
             <a:graphic>
               <a:graphicData uri="http://schemas.openxmlformats.org/drawingml/2006/picture">
                 <pic:pic>
                   <pic:nvPicPr>
-                    <pic:cNvPr id="0" name="image8.png"/>
+                    <pic:cNvPr id="0" name="image9.png"/>
                     <pic:cNvPicPr preferRelativeResize="0"/>
                   </pic:nvPicPr>
                   <pic:blipFill>
-                    <a:blip r:embed="rId8"/>
+                    <a:blip r:embed="rId7"/>
                     <a:srcRect b="0" l="0" r="0" t="0"/>
                     <a:stretch>
                       <a:fillRect/>
@@ -977,16 +1340,54 @@
           <w:szCs w:val="22"/>
           <w:rtl w:val="0"/>
         </w:rPr>
-        <w:t xml:space="preserve">Figure S3.1. WP1 Session 11 dynamic sequence parameters. </w:t>
-      </w:r>
-      <w:r>
-        <w:rPr>
-          <w:rFonts w:ascii="Palatino Linotype" w:cs="Palatino Linotype" w:eastAsia="Palatino Linotype" w:hAnsi="Palatino Linotype"/>
-          <w:sz w:val="22"/>
-          <w:szCs w:val="22"/>
-          <w:rtl w:val="0"/>
-        </w:rPr>
-        <w:t xml:space="preserve">Session 11 combined the parameter classes tested separately in Sessions 1-10 into a single 120-second dynamic SLS sequence. The plot shows the time-varying frequency profile in Hz (blue, left y-axis), alongside duty cycle and brightness values expressed as percentages of the RX1 maximum-output setting used by the study team (red and green, right y-axis). The sequence was designed to move through low-, moderate-, and higher-intensity periods while remaining within the WP1 tolerability-tested parameter range. This dynamic session provided a short integrated test of whether combined frequency, duty-cycle, and </w:t>
+        <w:t xml:space="preserve">Figure S3.1. </w:t>
+      </w:r>
+      <w:r>
+        <w:rPr>
+          <w:b w:val="1"/>
+          <w:bCs w:val="1"/>
+          <w:sz w:val="22"/>
+          <w:szCs w:val="22"/>
+          <w:rtl w:val="0"/>
+        </w:rPr>
+        <w:t xml:space="preserve">Study 1</w:t>
+      </w:r>
+      <w:r>
+        <w:rPr>
+          <w:rFonts w:ascii="Palatino Linotype" w:cs="Palatino Linotype" w:eastAsia="Palatino Linotype" w:hAnsi="Palatino Linotype"/>
+          <w:b w:val="1"/>
+          <w:bCs w:val="1"/>
+          <w:sz w:val="22"/>
+          <w:szCs w:val="22"/>
+          <w:rtl w:val="0"/>
+        </w:rPr>
+        <w:t xml:space="preserve"> Session 11 dynamic sequence parameters. </w:t>
+      </w:r>
+      <w:r>
+        <w:rPr>
+          <w:rFonts w:ascii="Palatino Linotype" w:cs="Palatino Linotype" w:eastAsia="Palatino Linotype" w:hAnsi="Palatino Linotype"/>
+          <w:sz w:val="22"/>
+          <w:szCs w:val="22"/>
+          <w:rtl w:val="0"/>
+        </w:rPr>
+        <w:t xml:space="preserve">Session 11 combined the parameter classes tested separately in Sessions 1-10 into a single 120-second dynamic SLS sequence. The plot shows the time-varying frequency profile in Hz (blue, left y-axis), alongside duty cycle and brightness values expressed as percentages of the RX1 maximum-output setting used by the study team (red and green, right y-axis). The sequence was designed to move through low-, moderate-, and higher-intensity periods while remaining within the </w:t>
+      </w:r>
+      <w:r>
+        <w:rPr>
+          <w:sz w:val="22"/>
+          <w:szCs w:val="22"/>
+          <w:rtl w:val="0"/>
+        </w:rPr>
+        <w:t xml:space="preserve">Study 1</w:t>
+      </w:r>
+      <w:r>
+        <w:rPr>
+          <w:rFonts w:ascii="Palatino Linotype" w:cs="Palatino Linotype" w:eastAsia="Palatino Linotype" w:hAnsi="Palatino Linotype"/>
+          <w:sz w:val="22"/>
+          <w:szCs w:val="22"/>
+          <w:rtl w:val="0"/>
+        </w:rPr>
+        <w:t xml:space="preserve"> tolerability-tested parameter range. This dynamic session provided a short integrated test of whether combined frequency, duty-cycle, and </w:t>
       </w:r>
       <w:r>
         <w:rPr>
@@ -1003,7 +1404,24 @@
           <w:szCs w:val="22"/>
           <w:rtl w:val="0"/>
         </w:rPr>
-        <w:t xml:space="preserve"> variation could produce a vivid but tolerable subjective visual experience before longer sequences were developed for WP2.</w:t>
+        <w:t xml:space="preserve"> variation could produce a vivid but tolerable subjective visual experience before longer sequences were developed for </w:t>
+      </w:r>
+      <w:r>
+        <w:rPr>
+          <w:sz w:val="22"/>
+          <w:szCs w:val="22"/>
+          <w:rtl w:val="0"/>
+        </w:rPr>
+        <w:t xml:space="preserve">Study 3</w:t>
+      </w:r>
+      <w:r>
+        <w:rPr>
+          <w:rFonts w:ascii="Palatino Linotype" w:cs="Palatino Linotype" w:eastAsia="Palatino Linotype" w:hAnsi="Palatino Linotype"/>
+          <w:sz w:val="22"/>
+          <w:szCs w:val="22"/>
+          <w:rtl w:val="0"/>
+        </w:rPr>
+        <w:t xml:space="preserve">.</w:t>
       </w:r>
     </w:p>
     <w:p>
@@ -1083,15 +1501,41 @@
           <w:rFonts w:ascii="Palatino Linotype" w:cs="Palatino Linotype" w:eastAsia="Palatino Linotype" w:hAnsi="Palatino Linotype"/>
           <w:rtl w:val="0"/>
         </w:rPr>
-        <w:t xml:space="preserve">Across all WP1 sessions, tolerability was high. Mean discomfort scores were low across the 11 parameter-testing sessions, with session-level means ranging from 0.16 to 0.84 out of 10. Averaging across session-level means, the overall mean discomfort score was approximately 0.49/10. All session-level upper one-sided 80% confidence limits remained far below the prespecified tolerability threshold of 7/10, with the highest upper confidence limit observed in Session 1 at 1.13. Thus, all WP1 parameter classes — luminance, frequency, frequency modulation, duty-cycle modulation, and the dynamic combined sequence — met the predefined tolerability criterion. For session-level tolerability scores, please see the attached Excel sheet, tab “</w:t>
-      </w:r>
-      <w:r>
-        <w:rPr>
-          <w:b w:val="1"/>
-          <w:bCs w:val="1"/>
-          <w:rtl w:val="0"/>
-        </w:rPr>
-        <w:t xml:space="preserve">WP1 Session Tolerability</w:t>
+        <w:t xml:space="preserve">Across all </w:t>
+      </w:r>
+      <w:r>
+        <w:rPr>
+          <w:rtl w:val="0"/>
+        </w:rPr>
+        <w:t xml:space="preserve">Study 1</w:t>
+      </w:r>
+      <w:r>
+        <w:rPr>
+          <w:rFonts w:ascii="Palatino Linotype" w:cs="Palatino Linotype" w:eastAsia="Palatino Linotype" w:hAnsi="Palatino Linotype"/>
+          <w:rtl w:val="0"/>
+        </w:rPr>
+        <w:t xml:space="preserve"> sessions, tolerability was high. Mean discomfort scores were low across the 11 parameter-testing sessions, with session-level means ranging from 0.16 to 0.84 out of 10. Averaging across session-level means, the overall mean discomfort score was approximately 0.49/10. All session-level upper one-sided 80% confidence limits remained far below the prespecified tolerability threshold of 7/10, with the highest upper confidence limit observed in Session 1 at 1.13. Thus, all </w:t>
+      </w:r>
+      <w:r>
+        <w:rPr>
+          <w:rtl w:val="0"/>
+        </w:rPr>
+        <w:t xml:space="preserve">Study 1</w:t>
+      </w:r>
+      <w:r>
+        <w:rPr>
+          <w:rFonts w:ascii="Palatino Linotype" w:cs="Palatino Linotype" w:eastAsia="Palatino Linotype" w:hAnsi="Palatino Linotype"/>
+          <w:rtl w:val="0"/>
+        </w:rPr>
+        <w:t xml:space="preserve"> parameter classes — luminance, frequency, frequency modulation, duty-cycle modulation, and the dynamic combined sequence — met the predefined tolerability criterion. For session-level tolerability scores, please see the attached Excel sheet, tab “</w:t>
+      </w:r>
+      <w:r>
+        <w:rPr>
+          <w:b w:val="1"/>
+          <w:bCs w:val="1"/>
+          <w:rtl w:val="0"/>
+        </w:rPr>
+        <w:t xml:space="preserve">Study 1 Session Tolerability</w:t>
       </w:r>
       <w:r>
         <w:rPr>
@@ -1143,10 +1587,16 @@
       </w:pPr>
       <w:r>
         <w:rPr>
-          <w:rFonts w:ascii="Palatino Linotype" w:cs="Palatino Linotype" w:eastAsia="Palatino Linotype" w:hAnsi="Palatino Linotype"/>
-          <w:rtl w:val="0"/>
-        </w:rPr>
-        <w:t xml:space="preserve">WP1 was designed as a fixed-order parameter-probing study to identify stroboscopic settings that were sufficiently engaging to generate visual experience while remaining tolerable in individuals with depressive symptoms. The first 10 sessions each lasted 2 minutes and were divided into four 30-second sections. Each session manipulated one parameter family using a staircase-like progression: </w:t>
+          <w:rtl w:val="0"/>
+        </w:rPr>
+        <w:t xml:space="preserve">Study 1</w:t>
+      </w:r>
+      <w:r>
+        <w:rPr>
+          <w:rFonts w:ascii="Palatino Linotype" w:cs="Palatino Linotype" w:eastAsia="Palatino Linotype" w:hAnsi="Palatino Linotype"/>
+          <w:rtl w:val="0"/>
+        </w:rPr>
+        <w:t xml:space="preserve"> was designed as a fixed-order parameter-probing study to identify stroboscopic settings that were sufficiently engaging to generate visual experience while remaining tolerable in individuals with depressive symptoms. The first 10 sessions each lasted 2 minutes and were divided into four 30-second sections. Each session manipulated one parameter family using a staircase-like progression: </w:t>
       </w:r>
       <w:r>
         <w:rPr>
@@ -1173,7 +1623,33 @@
           <w:rFonts w:ascii="Palatino Linotype" w:cs="Palatino Linotype" w:eastAsia="Palatino Linotype" w:hAnsi="Palatino Linotype"/>
           <w:rtl w:val="0"/>
         </w:rPr>
-        <w:t xml:space="preserve">The WP1 probing range supported the programme's intended active stroboscopic band: it covered theta-to-alpha and immediately adjacent low-beta flicker rates likely to produce visible flicker and visual phenomenology, while remaining anchored to the safety rationale in Schwartzman et al., (2025). Seizure-provoking responses to intermittent photic stimulation cluster most consistently around ~15-25 Hz, and recommend that routine SLS protocols should generally remain at or below 15 Hz, with only minimal dwell time above this threshold where higher frequencies are used. WP1 therefore tested the active range up to this conservative boundary, without entering the substantially faster wash-like regime used in the control sequences.</w:t>
+        <w:t xml:space="preserve">The </w:t>
+      </w:r>
+      <w:r>
+        <w:rPr>
+          <w:rtl w:val="0"/>
+        </w:rPr>
+        <w:t xml:space="preserve">Study 1</w:t>
+      </w:r>
+      <w:r>
+        <w:rPr>
+          <w:rFonts w:ascii="Palatino Linotype" w:cs="Palatino Linotype" w:eastAsia="Palatino Linotype" w:hAnsi="Palatino Linotype"/>
+          <w:rtl w:val="0"/>
+        </w:rPr>
+        <w:t xml:space="preserve"> probing range supported the programme's intended active stroboscopic band: it covered theta-to-alpha and immediately adjacent low-beta flicker rates likely to produce visible flicker and visual phenomenology, while remaining anchored to the safety rationale in Schwartzman et al., (2025). Seizure-provoking responses to intermittent photic stimulation cluster most consistently around ~15-25 Hz, and recommend that routine SLS protocols should generally remain at or below 15 Hz, with only minimal dwell time above this threshold where higher frequencies are used. </w:t>
+      </w:r>
+      <w:r>
+        <w:rPr>
+          <w:rtl w:val="0"/>
+        </w:rPr>
+        <w:t xml:space="preserve">Study 1</w:t>
+      </w:r>
+      <w:r>
+        <w:rPr>
+          <w:rFonts w:ascii="Palatino Linotype" w:cs="Palatino Linotype" w:eastAsia="Palatino Linotype" w:hAnsi="Palatino Linotype"/>
+          <w:rtl w:val="0"/>
+        </w:rPr>
+        <w:t xml:space="preserve"> therefore tested the active range up to this conservative boundary, without entering the substantially faster wash-like regime used in the control sequences.</w:t>
       </w:r>
     </w:p>
     <w:p>
@@ -1199,7 +1675,7 @@
         <w:rPr>
           <w:rtl w:val="0"/>
         </w:rPr>
-        <w:t xml:space="preserve">S4. WP1 Safety, VDQ, and Acute Symptom Monitoring </w:t>
+        <w:t xml:space="preserve">S4. Study 1 Safety, VDQ, and Acute Symptom Monitoring </w:t>
       </w:r>
     </w:p>
     <w:p>
@@ -1235,7 +1711,20 @@
           <w:rFonts w:ascii="Palatino Linotype" w:cs="Palatino Linotype" w:eastAsia="Palatino Linotype" w:hAnsi="Palatino Linotype"/>
           <w:rtl w:val="0"/>
         </w:rPr>
-        <w:t xml:space="preserve">Side-effect frequency was summarised at both the participant and session levels. For each WP1 session, participants first indicated whether any side effects had occurred. If they endorsed side effects, individual symptoms from the Visual Discomfort Questionnaire were recorded, and a 0–10 tolerability/discomfort score was collected. Sessions with no reported side effects were assigned a tolerability score of 0.</w:t>
+        <w:t xml:space="preserve">Side-effect frequency was summarised at both the participant and session levels. For each </w:t>
+      </w:r>
+      <w:r>
+        <w:rPr>
+          <w:rtl w:val="0"/>
+        </w:rPr>
+        <w:t xml:space="preserve">Study 1</w:t>
+      </w:r>
+      <w:r>
+        <w:rPr>
+          <w:rFonts w:ascii="Palatino Linotype" w:cs="Palatino Linotype" w:eastAsia="Palatino Linotype" w:hAnsi="Palatino Linotype"/>
+          <w:rtl w:val="0"/>
+        </w:rPr>
+        <w:t xml:space="preserve"> session, participants first indicated whether any side effects had occurred. If they endorsed side effects, individual symptoms from the Visual Discomfort Questionnaire were recorded, and a 0–10 tolerability/discomfort score was collected. Sessions with no reported side effects were assigned a tolerability score of 0.</w:t>
       </w:r>
     </w:p>
     <w:p>
@@ -1316,11 +1805,17 @@
       <w:bookmarkEnd w:id="17"/>
       <w:r>
         <w:rPr>
-          <w:b w:val="1"/>
-          <w:bCs w:val="1"/>
-          <w:rtl w:val="0"/>
-        </w:rPr>
-        <w:t xml:space="preserve">WP1 Baseline and End-of-Sequence Mood Checks</w:t>
+          <w:rtl w:val="0"/>
+        </w:rPr>
+        <w:t xml:space="preserve">Study 1</w:t>
+      </w:r>
+      <w:r>
+        <w:rPr>
+          <w:b w:val="1"/>
+          <w:bCs w:val="1"/>
+          <w:rtl w:val="0"/>
+        </w:rPr>
+        <w:t xml:space="preserve"> Baseline and End-of-Sequence Mood Checks</w:t>
       </w:r>
       <w:r>
         <w:rPr>
@@ -1340,15 +1835,54 @@
           <w:rFonts w:ascii="Palatino Linotype" w:cs="Palatino Linotype" w:eastAsia="Palatino Linotype" w:hAnsi="Palatino Linotype"/>
           <w:rtl w:val="0"/>
         </w:rPr>
-        <w:t xml:space="preserve">Pre- and post-stimulation mood checks were summarised descriptively for PHQ-9, M3VAS mood/depression, M3VAS pleasure/anhedonia, and M3VAS suicidality. The expected denominator was defined as the WP1 analysed sample: 31 participants with at least three valid session-level discomfort rows in the WP1 Session Feedback file. Because the WP1 Testing End file contained M3VAS change-rating fields rather than directly observed raw post-stimulation VAS scores, M3VAS post-stimulation values were estimated from baseline values and end-session change ratings. Baseline M3VAS items were coded from 0 = bad to 100 = good, while M3VAS_CHANGE items were coded from −50 = worse to +50 = better; estimated post-stimulation M3VAS scores were therefore computed as baseline + change rating. Positive M3VAS post-minus-pre changes therefore indicate improvement. These summaries are descriptive and should be interpreted cautiously because sample sizes differed across measures and timepoints. For more details, please see the attached Excel sheet, tab “</w:t>
-      </w:r>
-      <w:r>
-        <w:rPr>
-          <w:b w:val="1"/>
-          <w:bCs w:val="1"/>
-          <w:rtl w:val="0"/>
-        </w:rPr>
-        <w:t xml:space="preserve">WP1 Pre/Post Mood Comparisons</w:t>
+        <w:t xml:space="preserve">Pre- and post-stimulation mood checks were summarised descriptively for PHQ-9, M3VAS mood/depression, M3VAS pleasure/anhedonia, and M3VAS suicidality. The expected denominator was defined as the </w:t>
+      </w:r>
+      <w:r>
+        <w:rPr>
+          <w:rtl w:val="0"/>
+        </w:rPr>
+        <w:t xml:space="preserve">Study 1</w:t>
+      </w:r>
+      <w:r>
+        <w:rPr>
+          <w:rFonts w:ascii="Palatino Linotype" w:cs="Palatino Linotype" w:eastAsia="Palatino Linotype" w:hAnsi="Palatino Linotype"/>
+          <w:rtl w:val="0"/>
+        </w:rPr>
+        <w:t xml:space="preserve"> analysed sample: 31 participants with at least three valid session-level discomfort rows in the </w:t>
+      </w:r>
+      <w:r>
+        <w:rPr>
+          <w:rtl w:val="0"/>
+        </w:rPr>
+        <w:t xml:space="preserve">Study 1</w:t>
+      </w:r>
+      <w:r>
+        <w:rPr>
+          <w:rFonts w:ascii="Palatino Linotype" w:cs="Palatino Linotype" w:eastAsia="Palatino Linotype" w:hAnsi="Palatino Linotype"/>
+          <w:rtl w:val="0"/>
+        </w:rPr>
+        <w:t xml:space="preserve"> Session Feedback file. Because the </w:t>
+      </w:r>
+      <w:r>
+        <w:rPr>
+          <w:rtl w:val="0"/>
+        </w:rPr>
+        <w:t xml:space="preserve">Study 1</w:t>
+      </w:r>
+      <w:r>
+        <w:rPr>
+          <w:rFonts w:ascii="Palatino Linotype" w:cs="Palatino Linotype" w:eastAsia="Palatino Linotype" w:hAnsi="Palatino Linotype"/>
+          <w:rtl w:val="0"/>
+        </w:rPr>
+        <w:t xml:space="preserve"> Testing End file contained M3VAS change-rating fields rather than directly observed raw post-stimulation VAS scores, M3VAS post-stimulation values were estimated from baseline values and end-session change ratings. Baseline M3VAS items were coded from 0 = bad to 100 = good, while M3VAS_CHANGE items were coded from −50 = worse to +50 = better; estimated post-stimulation M3VAS scores were therefore computed as baseline + change rating. Positive M3VAS post-minus-pre changes therefore indicate improvement. These summaries are descriptive and should be interpreted cautiously because sample sizes differed across measures and timepoints. For more details, please see the attached Excel sheet, tab “</w:t>
+      </w:r>
+      <w:r>
+        <w:rPr>
+          <w:b w:val="1"/>
+          <w:bCs w:val="1"/>
+          <w:rtl w:val="0"/>
+        </w:rPr>
+        <w:t xml:space="preserve">Study 1 Pre/Post Mood Comparisons</w:t>
       </w:r>
       <w:r>
         <w:rPr>
@@ -1370,7 +1904,20 @@
           <w:rFonts w:ascii="Palatino Linotype" w:cs="Palatino Linotype" w:eastAsia="Palatino Linotype" w:hAnsi="Palatino Linotype"/>
           <w:rtl w:val="0"/>
         </w:rPr>
-        <w:t xml:space="preserve">For PHQ-9, baseline scores were available for 29/31 analysed participants. The mean baseline PHQ-9 score was 13.93 ± 3.00, with scores ranging from 7.00 to 19.00 and a 95% CI of [12.79, 15.07]. Among 25 participants with paired pre/post PHQ-9 data, mean PHQ-9 changed from 14.60 pre-stimulation to 13.32 post-stimulation, corresponding to a mean post-minus-pre change of −1.28 points (95% CI [−2.12, −0.44]; paired t = −3.151, p = 0.0043). Because lower PHQ-9 scores indicate fewer depressive symptoms, this pattern is consistent with a small descriptive reduction in depressive-symptom severity following WP1 stimulation exposure.</w:t>
+        <w:t xml:space="preserve">For PHQ-9, baseline scores were available for 29/31 analysed participants. The mean baseline PHQ-9 score was 13.93 ± 3.00, with scores ranging from 7.00 to 19.00 and a 95% CI of [12.79, 15.07]. Among 25 participants with paired pre/post PHQ-9 data, mean PHQ-9 changed from 14.60 pre-stimulation to 13.32 post-stimulation, corresponding to a mean post-minus-pre change of −1.28 points (95% CI [−2.12, −0.44]; paired t = −3.151, p = 0.0043). Because lower PHQ-9 scores indicate fewer depressive symptoms, this pattern is consistent with a small descriptive reduction in depressive-symptom severity following </w:t>
+      </w:r>
+      <w:r>
+        <w:rPr>
+          <w:rtl w:val="0"/>
+        </w:rPr>
+        <w:t xml:space="preserve">Study 1</w:t>
+      </w:r>
+      <w:r>
+        <w:rPr>
+          <w:rFonts w:ascii="Palatino Linotype" w:cs="Palatino Linotype" w:eastAsia="Palatino Linotype" w:hAnsi="Palatino Linotype"/>
+          <w:rtl w:val="0"/>
+        </w:rPr>
+        <w:t xml:space="preserve"> stimulation exposure.</w:t>
       </w:r>
     </w:p>
     <w:p>
@@ -1430,7 +1977,33 @@
           <w:rFonts w:ascii="Palatino Linotype" w:cs="Palatino Linotype" w:eastAsia="Palatino Linotype" w:hAnsi="Palatino Linotype"/>
           <w:rtl w:val="0"/>
         </w:rPr>
-        <w:t xml:space="preserve">Overall, the descriptive pattern across PHQ-9 and M3VAS measures suggests acute improvement following WP1 stimulation exposure, particularly for M3VAS mood/depression and suicidality-related ratings. However, these findings should not be interpreted as evidence of clinical efficacy. WP1 was designed primarily to evaluate parameter-level safety and tolerability, the M3VAS post-stimulation values were estimated from change ratings rather than directly observed post-stimulation VAS scores, and complete-case denominators differed across measures.</w:t>
+        <w:t xml:space="preserve">Overall, the descriptive pattern across PHQ-9 and M3VAS measures suggests acute improvement following </w:t>
+      </w:r>
+      <w:r>
+        <w:rPr>
+          <w:rtl w:val="0"/>
+        </w:rPr>
+        <w:t xml:space="preserve">Study 1</w:t>
+      </w:r>
+      <w:r>
+        <w:rPr>
+          <w:rFonts w:ascii="Palatino Linotype" w:cs="Palatino Linotype" w:eastAsia="Palatino Linotype" w:hAnsi="Palatino Linotype"/>
+          <w:rtl w:val="0"/>
+        </w:rPr>
+        <w:t xml:space="preserve"> stimulation exposure, particularly for M3VAS mood/depression and suicidality-related ratings. However, these findings should not be interpreted as evidence of clinical efficacy. </w:t>
+      </w:r>
+      <w:r>
+        <w:rPr>
+          <w:rtl w:val="0"/>
+        </w:rPr>
+        <w:t xml:space="preserve">Study 1</w:t>
+      </w:r>
+      <w:r>
+        <w:rPr>
+          <w:rFonts w:ascii="Palatino Linotype" w:cs="Palatino Linotype" w:eastAsia="Palatino Linotype" w:hAnsi="Palatino Linotype"/>
+          <w:rtl w:val="0"/>
+        </w:rPr>
+        <w:t xml:space="preserve"> was designed primarily to evaluate parameter-level safety and tolerability, the M3VAS post-stimulation values were estimated from change ratings rather than directly observed post-stimulation VAS scores, and complete-case denominators differed across measures.</w:t>
       </w:r>
     </w:p>
     <w:p>
@@ -1479,7 +2052,33 @@
           <w:rFonts w:ascii="Palatino Linotype" w:cs="Palatino Linotype" w:eastAsia="Palatino Linotype" w:hAnsi="Palatino Linotype"/>
           <w:rtl w:val="0"/>
         </w:rPr>
-        <w:t xml:space="preserve">No severe adverse reactions occurred as a direct result of WP1 stroboscopic stimulation. Severe adverse reactions were defined as events resulting in death, being life-threatening, or requiring hospitalisation. All predefined WP1 safety criteria were met. </w:t>
+        <w:t xml:space="preserve">No severe adverse reactions occurred as a direct result of </w:t>
+      </w:r>
+      <w:r>
+        <w:rPr>
+          <w:rtl w:val="0"/>
+        </w:rPr>
+        <w:t xml:space="preserve">Study 1</w:t>
+      </w:r>
+      <w:r>
+        <w:rPr>
+          <w:rFonts w:ascii="Palatino Linotype" w:cs="Palatino Linotype" w:eastAsia="Palatino Linotype" w:hAnsi="Palatino Linotype"/>
+          <w:rtl w:val="0"/>
+        </w:rPr>
+        <w:t xml:space="preserve"> stroboscopic stimulation. Severe adverse reactions were defined as events resulting in death, being life-threatening, or requiring hospitalisation. All predefined </w:t>
+      </w:r>
+      <w:r>
+        <w:rPr>
+          <w:rtl w:val="0"/>
+        </w:rPr>
+        <w:t xml:space="preserve">Study 1</w:t>
+      </w:r>
+      <w:r>
+        <w:rPr>
+          <w:rFonts w:ascii="Palatino Linotype" w:cs="Palatino Linotype" w:eastAsia="Palatino Linotype" w:hAnsi="Palatino Linotype"/>
+          <w:rtl w:val="0"/>
+        </w:rPr>
+        <w:t xml:space="preserve"> safety criteria were met. </w:t>
       </w:r>
       <w:r>
         <w:rPr>
@@ -1545,7 +2144,20 @@
           <w:rFonts w:ascii="Palatino Linotype" w:cs="Palatino Linotype" w:eastAsia="Palatino Linotype" w:hAnsi="Palatino Linotype"/>
           <w:rtl w:val="0"/>
         </w:rPr>
-        <w:t xml:space="preserve">In WP1, all 11 sessions met this predefined tolerability criterion. Across sessions, mean discomfort scores ranged from 0.16 to 0.84 out of 10, and the corresponding upper one-sided 80% confidence limits ranged from 0.25 to 1.13. The highest upper confidence limit was observed in Session 1 and remained far below the prespecified threshold. No session produced discontinuations based on discomfort scores exceeding the threshold.</w:t>
+        <w:t xml:space="preserve">In </w:t>
+      </w:r>
+      <w:r>
+        <w:rPr>
+          <w:rtl w:val="0"/>
+        </w:rPr>
+        <w:t xml:space="preserve">Study 1</w:t>
+      </w:r>
+      <w:r>
+        <w:rPr>
+          <w:rFonts w:ascii="Palatino Linotype" w:cs="Palatino Linotype" w:eastAsia="Palatino Linotype" w:hAnsi="Palatino Linotype"/>
+          <w:rtl w:val="0"/>
+        </w:rPr>
+        <w:t xml:space="preserve">, all 11 sessions met this predefined tolerability criterion. Across sessions, mean discomfort scores ranged from 0.16 to 0.84 out of 10, and the corresponding upper one-sided 80% confidence limits ranged from 0.25 to 1.13. The highest upper confidence limit was observed in Session 1 and remained far below the prespecified threshold. No session produced discontinuations based on discomfort scores exceeding the threshold.</w:t>
       </w:r>
     </w:p>
     <w:p>
@@ -1595,7 +2207,13 @@
         <w:rPr>
           <w:rtl w:val="0"/>
         </w:rPr>
-        <w:t xml:space="preserve">WP2 SLS Parameters and Sequence Construction</w:t>
+        <w:t xml:space="preserve">Study 3</w:t>
+      </w:r>
+      <w:r>
+        <w:rPr>
+          <w:rtl w:val="0"/>
+        </w:rPr>
+        <w:t xml:space="preserve"> SLS Parameters and Sequence Construction</w:t>
       </w:r>
     </w:p>
     <w:p>
@@ -1662,7 +2280,7 @@
           <w:bCs w:val="1"/>
           <w:rtl w:val="0"/>
         </w:rPr>
-        <w:t xml:space="preserve">WP2 Parameters</w:t>
+        <w:t xml:space="preserve">Study 3 Parameters</w:t>
       </w:r>
       <w:r>
         <w:rPr>
@@ -1695,7 +2313,13 @@
         <w:rPr>
           <w:rtl w:val="0"/>
         </w:rPr>
-        <w:t xml:space="preserve">WP2 Construction</w:t>
+        <w:t xml:space="preserve">Study 3</w:t>
+      </w:r>
+      <w:r>
+        <w:rPr>
+          <w:rtl w:val="0"/>
+        </w:rPr>
+        <w:t xml:space="preserve"> Construction</w:t>
       </w:r>
       <w:r>
         <w:rPr>
@@ -1720,7 +2344,7 @@
         <w:rPr>
           <w:rtl w:val="0"/>
         </w:rPr>
-        <w:t xml:space="preserve">WP2 SLS sequence</w:t>
+        <w:t xml:space="preserve">Study 3 SLS sequence</w:t>
       </w:r>
       <w:r>
         <w:rPr>
@@ -1753,7 +2377,20 @@
           <w:rFonts w:ascii="Palatino Linotype" w:cs="Palatino Linotype" w:eastAsia="Palatino Linotype" w:hAnsi="Palatino Linotype"/>
           <w:rtl w:val="0"/>
         </w:rPr>
-        <w:t xml:space="preserve">Across the construction scripts, the roXiva/RX1 sequence format was implemented using four oscillator channels. Helper functions generated LED assignments, formatted oscillator-specific STP lines, and exported full stimulation scripts with explicit duration, frequency, duty-cycle, luminance, and LED-assignment fields. In the dual-group sequence format, OSC1–OSC2 used one parameter pair and OSC3–OSC4 used a second parameter pair, allowing active stroboscopic and wash-light components to be specified separately.</w:t>
+        <w:t xml:space="preserve">Across the construction scripts, the roXiva/RX1 sequence format was implemented using four oscillator channels. Helper functions generated LED assignments, formatted oscillator-specific STP lines, and exported full stimulation scripts with explicit duration, frequency, duty-cycle, </w:t>
+      </w:r>
+      <w:r>
+        <w:rPr>
+          <w:rtl w:val="0"/>
+        </w:rPr>
+        <w:t xml:space="preserve">RX1 output</w:t>
+      </w:r>
+      <w:r>
+        <w:rPr>
+          <w:rFonts w:ascii="Palatino Linotype" w:cs="Palatino Linotype" w:eastAsia="Palatino Linotype" w:hAnsi="Palatino Linotype"/>
+          <w:rtl w:val="0"/>
+        </w:rPr>
+        <w:t xml:space="preserve">, and LED-assignment fields. In the dual-group sequence format, OSC1–OSC2 used one parameter pair and OSC3–OSC4 used a second parameter pair, allowing active stroboscopic and wash-light components to be specified separately.</w:t>
       </w:r>
     </w:p>
     <w:p>
@@ -1823,12 +2460,256 @@
           <wp:inline distB="114300" distT="114300" distL="114300" distR="114300">
             <wp:extent cx="5731200" cy="660400"/>
             <wp:effectExtent b="0" l="0" r="0" t="0"/>
-            <wp:docPr id="1" name="image9.png"/>
+            <wp:docPr id="1" name="image1.png"/>
             <a:graphic>
               <a:graphicData uri="http://schemas.openxmlformats.org/drawingml/2006/picture">
                 <pic:pic>
                   <pic:nvPicPr>
-                    <pic:cNvPr id="0" name="image9.png"/>
+                    <pic:cNvPr id="0" name="image1.png"/>
+                    <pic:cNvPicPr preferRelativeResize="0"/>
+                  </pic:nvPicPr>
+                  <pic:blipFill>
+                    <a:blip r:embed="rId8"/>
+                    <a:srcRect b="0" l="0" r="0" t="0"/>
+                    <a:stretch>
+                      <a:fillRect/>
+                    </a:stretch>
+                  </pic:blipFill>
+                  <pic:spPr>
+                    <a:xfrm>
+                      <a:off x="0" y="0"/>
+                      <a:ext cx="5731200" cy="660400"/>
+                    </a:xfrm>
+                    <a:prstGeom prst="rect"/>
+                    <a:ln/>
+                  </pic:spPr>
+                </pic:pic>
+              </a:graphicData>
+            </a:graphic>
+          </wp:inline>
+        </w:drawing>
+      </w:r>
+      <w:r>
+        <w:rPr>
+          <w:rtl w:val="0"/>
+        </w:rPr>
+      </w:r>
+    </w:p>
+    <w:p>
+      <w:pPr>
+        <w:rPr>
+          <w:rFonts w:ascii="Palatino Linotype" w:cs="Palatino Linotype" w:eastAsia="Palatino Linotype" w:hAnsi="Palatino Linotype"/>
+          <w:b w:val="1"/>
+          <w:bCs w:val="1"/>
+          <w:sz w:val="22"/>
+          <w:szCs w:val="22"/>
+        </w:rPr>
+      </w:pPr>
+      <w:r>
+        <w:rPr>
+          <w:rFonts w:ascii="Palatino Linotype" w:cs="Palatino Linotype" w:eastAsia="Palatino Linotype" w:hAnsi="Palatino Linotype"/>
+          <w:b w:val="1"/>
+          <w:bCs w:val="1"/>
+          <w:sz w:val="22"/>
+          <w:szCs w:val="22"/>
+          <w:rtl w:val="0"/>
+        </w:rPr>
+        <w:t xml:space="preserve">Figure S5.1. </w:t>
+      </w:r>
+      <w:r>
+        <w:rPr>
+          <w:b w:val="1"/>
+          <w:bCs w:val="1"/>
+          <w:sz w:val="22"/>
+          <w:szCs w:val="22"/>
+          <w:rtl w:val="0"/>
+        </w:rPr>
+        <w:t xml:space="preserve">SLS-emphasis</w:t>
+      </w:r>
+      <w:r>
+        <w:rPr>
+          <w:rFonts w:ascii="Palatino Linotype" w:cs="Palatino Linotype" w:eastAsia="Palatino Linotype" w:hAnsi="Palatino Linotype"/>
+          <w:b w:val="1"/>
+          <w:bCs w:val="1"/>
+          <w:sz w:val="22"/>
+          <w:szCs w:val="22"/>
+          <w:rtl w:val="0"/>
+        </w:rPr>
+        <w:t xml:space="preserve"> stimulus sequence used in </w:t>
+      </w:r>
+      <w:r>
+        <w:rPr>
+          <w:b w:val="1"/>
+          <w:bCs w:val="1"/>
+          <w:sz w:val="22"/>
+          <w:szCs w:val="22"/>
+          <w:rtl w:val="0"/>
+        </w:rPr>
+        <w:t xml:space="preserve">Study 3</w:t>
+      </w:r>
+      <w:r>
+        <w:rPr>
+          <w:rFonts w:ascii="Palatino Linotype" w:cs="Palatino Linotype" w:eastAsia="Palatino Linotype" w:hAnsi="Palatino Linotype"/>
+          <w:sz w:val="22"/>
+          <w:szCs w:val="22"/>
+          <w:rtl w:val="0"/>
+        </w:rPr>
+        <w:t xml:space="preserve">. The plot shows the programmed time-varying stimulation profile across the session. The blue line denotes flicker frequency (Hz; left y-axis), the red line denotes duty cycle (%; right y-axis), and the green line denotes </w:t>
+      </w:r>
+      <w:r>
+        <w:rPr>
+          <w:sz w:val="22"/>
+          <w:szCs w:val="22"/>
+          <w:rtl w:val="0"/>
+        </w:rPr>
+        <w:t xml:space="preserve">RX1 output</w:t>
+      </w:r>
+      <w:r>
+        <w:rPr>
+          <w:rFonts w:ascii="Palatino Linotype" w:cs="Palatino Linotype" w:eastAsia="Palatino Linotype" w:hAnsi="Palatino Linotype"/>
+          <w:sz w:val="22"/>
+          <w:szCs w:val="22"/>
+          <w:rtl w:val="0"/>
+        </w:rPr>
+        <w:t xml:space="preserve"> (%; right y-axis). Vertical guide lines mark programmed sequence boundaries or transition points. The intervention sequence was designed to maintain perceptually engaging closed-eye stroboscopic stimulation within the active parameter range selected from </w:t>
+      </w:r>
+      <w:r>
+        <w:rPr>
+          <w:sz w:val="22"/>
+          <w:szCs w:val="22"/>
+          <w:rtl w:val="0"/>
+        </w:rPr>
+        <w:t xml:space="preserve">Study 1</w:t>
+      </w:r>
+      <w:r>
+        <w:rPr>
+          <w:rFonts w:ascii="Palatino Linotype" w:cs="Palatino Linotype" w:eastAsia="Palatino Linotype" w:hAnsi="Palatino Linotype"/>
+          <w:sz w:val="22"/>
+          <w:szCs w:val="22"/>
+          <w:rtl w:val="0"/>
+        </w:rPr>
+        <w:t xml:space="preserve">, while varying frequency, duty cycle and luminance to support sustained visual phenomenology and tolerability.</w:t>
+      </w:r>
+      <w:r>
+        <w:rPr>
+          <w:rtl w:val="0"/>
+        </w:rPr>
+      </w:r>
+    </w:p>
+    <w:p>
+      <w:pPr>
+        <w:rPr>
+          <w:rFonts w:ascii="Palatino Linotype" w:cs="Palatino Linotype" w:eastAsia="Palatino Linotype" w:hAnsi="Palatino Linotype"/>
+          <w:b w:val="1"/>
+          <w:bCs w:val="1"/>
+        </w:rPr>
+      </w:pPr>
+      <w:r>
+        <w:rPr>
+          <w:rtl w:val="0"/>
+        </w:rPr>
+      </w:r>
+    </w:p>
+    <w:p>
+      <w:pPr>
+        <w:pStyle w:val="Heading3"/>
+        <w:rPr/>
+      </w:pPr>
+      <w:bookmarkStart w:colFirst="0" w:colLast="0" w:name="_gjo98gs4rkpn" w:id="24"/>
+      <w:bookmarkEnd w:id="24"/>
+      <w:r>
+        <w:rPr>
+          <w:rtl w:val="0"/>
+        </w:rPr>
+        <w:t xml:space="preserve">Low-Phenomenology Control Construction</w:t>
+      </w:r>
+    </w:p>
+    <w:p>
+      <w:pPr>
+        <w:rPr>
+          <w:rFonts w:ascii="Palatino Linotype" w:cs="Palatino Linotype" w:eastAsia="Palatino Linotype" w:hAnsi="Palatino Linotype"/>
+        </w:rPr>
+      </w:pPr>
+      <w:r>
+        <w:rPr>
+          <w:rFonts w:ascii="Palatino Linotype" w:cs="Palatino Linotype" w:eastAsia="Palatino Linotype" w:hAnsi="Palatino Linotype"/>
+          <w:rtl w:val="0"/>
+        </w:rPr>
+        <w:t xml:space="preserve">The </w:t>
+      </w:r>
+      <w:r>
+        <w:rPr>
+          <w:rtl w:val="0"/>
+        </w:rPr>
+        <w:t xml:space="preserve">wash-emphasis SLS configuration</w:t>
+      </w:r>
+      <w:r>
+        <w:rPr>
+          <w:rFonts w:ascii="Palatino Linotype" w:cs="Palatino Linotype" w:eastAsia="Palatino Linotype" w:hAnsi="Palatino Linotype"/>
+          <w:rtl w:val="0"/>
+        </w:rPr>
+        <w:t xml:space="preserve"> was designed to preserve overall session structure, luminance context, timing, and device interaction while reducing the vivid stroboscopic phenomenology expected from the intervention. Rather than using an inert no-light or constant-light control, the </w:t>
+      </w:r>
+      <w:r>
+        <w:rPr>
+          <w:rtl w:val="0"/>
+        </w:rPr>
+        <w:t xml:space="preserve">wash-emphasis configuration</w:t>
+      </w:r>
+      <w:r>
+        <w:rPr>
+          <w:rFonts w:ascii="Palatino Linotype" w:cs="Palatino Linotype" w:eastAsia="Palatino Linotype" w:hAnsi="Palatino Linotype"/>
+          <w:rtl w:val="0"/>
+        </w:rPr>
+        <w:t xml:space="preserve"> retained visible light stimulation and matched the broad temporal architecture of the active sequence. The key manipulation was the relative balance between active flicker and wash-light components: the </w:t>
+      </w:r>
+      <w:r>
+        <w:rPr>
+          <w:rtl w:val="0"/>
+        </w:rPr>
+        <w:t xml:space="preserve">strobe-emphasis configuration</w:t>
+      </w:r>
+      <w:r>
+        <w:rPr>
+          <w:rFonts w:ascii="Palatino Linotype" w:cs="Palatino Linotype" w:eastAsia="Palatino Linotype" w:hAnsi="Palatino Linotype"/>
+          <w:rtl w:val="0"/>
+        </w:rPr>
+        <w:t xml:space="preserve"> emphasised active stroboscopic flicker against a lower wash component, whereas the </w:t>
+      </w:r>
+      <w:r>
+        <w:rPr>
+          <w:rtl w:val="0"/>
+        </w:rPr>
+        <w:t xml:space="preserve">wash-emphasis configuration</w:t>
+      </w:r>
+      <w:r>
+        <w:rPr>
+          <w:rFonts w:ascii="Palatino Linotype" w:cs="Palatino Linotype" w:eastAsia="Palatino Linotype" w:hAnsi="Palatino Linotype"/>
+          <w:rtl w:val="0"/>
+        </w:rPr>
+        <w:t xml:space="preserve"> increased the relative wash-light contribution and reduced the phenomenology-generating flicker contribution. This design was intended to improve comparator credibility and support operational masking while producing a lower-phenomenology comparison condition.</w:t>
+      </w:r>
+    </w:p>
+    <w:p>
+      <w:pPr>
+        <w:rPr>
+          <w:rFonts w:ascii="Palatino Linotype" w:cs="Palatino Linotype" w:eastAsia="Palatino Linotype" w:hAnsi="Palatino Linotype"/>
+        </w:rPr>
+      </w:pPr>
+      <w:r>
+        <w:rPr>
+          <w:rFonts w:ascii="Palatino Linotype" w:cs="Palatino Linotype" w:eastAsia="Palatino Linotype" w:hAnsi="Palatino Linotype"/>
+        </w:rPr>
+        <w:drawing>
+          <wp:inline distB="114300" distT="114300" distL="114300" distR="114300">
+            <wp:extent cx="5731200" cy="660400"/>
+            <wp:effectExtent b="0" l="0" r="0" t="0"/>
+            <wp:docPr id="2" name="image2.png"/>
+            <a:graphic>
+              <a:graphicData uri="http://schemas.openxmlformats.org/drawingml/2006/picture">
+                <pic:pic>
+                  <pic:nvPicPr>
+                    <pic:cNvPr id="0" name="image2.png"/>
                     <pic:cNvPicPr preferRelativeResize="0"/>
                   </pic:nvPicPr>
                   <pic:blipFill>
@@ -1862,82 +2743,94 @@
       <w:pPr>
         <w:rPr>
           <w:rFonts w:ascii="Palatino Linotype" w:cs="Palatino Linotype" w:eastAsia="Palatino Linotype" w:hAnsi="Palatino Linotype"/>
-          <w:b w:val="1"/>
-          <w:bCs w:val="1"/>
-          <w:sz w:val="22"/>
-          <w:szCs w:val="22"/>
-        </w:rPr>
-      </w:pPr>
-      <w:r>
-        <w:rPr>
-          <w:rFonts w:ascii="Palatino Linotype" w:cs="Palatino Linotype" w:eastAsia="Palatino Linotype" w:hAnsi="Palatino Linotype"/>
-          <w:b w:val="1"/>
-          <w:bCs w:val="1"/>
-          <w:sz w:val="22"/>
-          <w:szCs w:val="22"/>
-          <w:rtl w:val="0"/>
-        </w:rPr>
-        <w:t xml:space="preserve">Figure S5.1. </w:t>
-      </w:r>
-      <w:r>
-        <w:rPr>
-          <w:b w:val="1"/>
-          <w:bCs w:val="1"/>
-          <w:sz w:val="22"/>
-          <w:szCs w:val="22"/>
-          <w:rtl w:val="0"/>
-        </w:rPr>
-        <w:t xml:space="preserve">SLS-emphasis</w:t>
-      </w:r>
-      <w:r>
-        <w:rPr>
-          <w:rFonts w:ascii="Palatino Linotype" w:cs="Palatino Linotype" w:eastAsia="Palatino Linotype" w:hAnsi="Palatino Linotype"/>
-          <w:b w:val="1"/>
-          <w:bCs w:val="1"/>
-          <w:sz w:val="22"/>
-          <w:szCs w:val="22"/>
-          <w:rtl w:val="0"/>
-        </w:rPr>
-        <w:t xml:space="preserve"> stimulus sequence used in WP2</w:t>
-      </w:r>
-      <w:r>
-        <w:rPr>
-          <w:rFonts w:ascii="Palatino Linotype" w:cs="Palatino Linotype" w:eastAsia="Palatino Linotype" w:hAnsi="Palatino Linotype"/>
-          <w:sz w:val="22"/>
-          <w:szCs w:val="22"/>
-          <w:rtl w:val="0"/>
-        </w:rPr>
-        <w:t xml:space="preserve">. The plot shows the programmed time-varying stimulation profile across the session. The blue line denotes flicker frequency (Hz; left y-axis), the red line denotes duty cycle (%; right y-axis), and the green line denotes brightness/</w:t>
-      </w:r>
-      <w:r>
-        <w:rPr>
-          <w:sz w:val="22"/>
-          <w:szCs w:val="22"/>
-          <w:rtl w:val="0"/>
-        </w:rPr>
-        <w:t xml:space="preserve">RX1 output</w:t>
-      </w:r>
-      <w:r>
-        <w:rPr>
-          <w:rFonts w:ascii="Palatino Linotype" w:cs="Palatino Linotype" w:eastAsia="Palatino Linotype" w:hAnsi="Palatino Linotype"/>
-          <w:sz w:val="22"/>
-          <w:szCs w:val="22"/>
-          <w:rtl w:val="0"/>
-        </w:rPr>
-        <w:t xml:space="preserve"> (%; right y-axis). Vertical guide lines mark programmed sequence boundaries or transition points. The intervention sequence was designed to maintain perceptually engaging closed-eye stroboscopic stimulation within the active parameter range selected from WP1, while varying frequency, duty cycle and luminance to support sustained visual phenomenology and tolerability.</w:t>
-      </w:r>
-      <w:r>
-        <w:rPr>
-          <w:rtl w:val="0"/>
-        </w:rPr>
-      </w:r>
-    </w:p>
-    <w:p>
-      <w:pPr>
-        <w:rPr>
-          <w:rFonts w:ascii="Palatino Linotype" w:cs="Palatino Linotype" w:eastAsia="Palatino Linotype" w:hAnsi="Palatino Linotype"/>
-          <w:b w:val="1"/>
-          <w:bCs w:val="1"/>
+          <w:sz w:val="22"/>
+          <w:szCs w:val="22"/>
+        </w:rPr>
+      </w:pPr>
+      <w:r>
+        <w:rPr>
+          <w:rFonts w:ascii="Palatino Linotype" w:cs="Palatino Linotype" w:eastAsia="Palatino Linotype" w:hAnsi="Palatino Linotype"/>
+          <w:b w:val="1"/>
+          <w:bCs w:val="1"/>
+          <w:sz w:val="22"/>
+          <w:szCs w:val="22"/>
+          <w:rtl w:val="0"/>
+        </w:rPr>
+        <w:t xml:space="preserve">Figure S5.2. </w:t>
+      </w:r>
+      <w:r>
+        <w:rPr>
+          <w:b w:val="1"/>
+          <w:bCs w:val="1"/>
+          <w:sz w:val="22"/>
+          <w:szCs w:val="22"/>
+          <w:rtl w:val="0"/>
+        </w:rPr>
+        <w:t xml:space="preserve">Wash-emphasis SLS</w:t>
+      </w:r>
+      <w:r>
+        <w:rPr>
+          <w:rFonts w:ascii="Palatino Linotype" w:cs="Palatino Linotype" w:eastAsia="Palatino Linotype" w:hAnsi="Palatino Linotype"/>
+          <w:b w:val="1"/>
+          <w:bCs w:val="1"/>
+          <w:sz w:val="22"/>
+          <w:szCs w:val="22"/>
+          <w:rtl w:val="0"/>
+        </w:rPr>
+        <w:t xml:space="preserve"> stimulus sequence used in </w:t>
+      </w:r>
+      <w:r>
+        <w:rPr>
+          <w:b w:val="1"/>
+          <w:bCs w:val="1"/>
+          <w:sz w:val="22"/>
+          <w:szCs w:val="22"/>
+          <w:rtl w:val="0"/>
+        </w:rPr>
+        <w:t xml:space="preserve">Study 3</w:t>
+      </w:r>
+      <w:r>
+        <w:rPr>
+          <w:rFonts w:ascii="Palatino Linotype" w:cs="Palatino Linotype" w:eastAsia="Palatino Linotype" w:hAnsi="Palatino Linotype"/>
+          <w:b w:val="1"/>
+          <w:bCs w:val="1"/>
+          <w:sz w:val="22"/>
+          <w:szCs w:val="22"/>
+          <w:rtl w:val="0"/>
+        </w:rPr>
+        <w:t xml:space="preserve">. </w:t>
+      </w:r>
+      <w:r>
+        <w:rPr>
+          <w:rFonts w:ascii="Palatino Linotype" w:cs="Palatino Linotype" w:eastAsia="Palatino Linotype" w:hAnsi="Palatino Linotype"/>
+          <w:sz w:val="22"/>
+          <w:szCs w:val="22"/>
+          <w:rtl w:val="0"/>
+        </w:rPr>
+        <w:t xml:space="preserve">The plot shows the programmed time-varying stimulation profile across the session. The blue line denotes flicker frequency (Hz; left y-axis), the red line denotes duty cycle (%; right y-axis), and the green line denotes</w:t>
+      </w:r>
+      <w:r>
+        <w:rPr>
+          <w:sz w:val="22"/>
+          <w:szCs w:val="22"/>
+          <w:rtl w:val="0"/>
+        </w:rPr>
+        <w:t xml:space="preserve"> RX1 output</w:t>
+      </w:r>
+      <w:r>
+        <w:rPr>
+          <w:rFonts w:ascii="Palatino Linotype" w:cs="Palatino Linotype" w:eastAsia="Palatino Linotype" w:hAnsi="Palatino Linotype"/>
+          <w:sz w:val="22"/>
+          <w:szCs w:val="22"/>
+          <w:rtl w:val="0"/>
+        </w:rPr>
+        <w:t xml:space="preserve"> (%; right y-axis). Vertical guide lines mark programmed sequence boundaries or transition points. The control sequence was designed to preserve the overall session structure and programmed parameter timing while using low-intensity settings intended to minimise visual phenomenology and maintain tolerability.</w:t>
+      </w:r>
+    </w:p>
+    <w:p>
+      <w:pPr>
+        <w:rPr>
+          <w:rFonts w:ascii="Palatino Linotype" w:cs="Palatino Linotype" w:eastAsia="Palatino Linotype" w:hAnsi="Palatino Linotype"/>
         </w:rPr>
       </w:pPr>
       <w:r>
@@ -1951,13 +2844,612 @@
         <w:pStyle w:val="Heading3"/>
         <w:rPr/>
       </w:pPr>
-      <w:bookmarkStart w:colFirst="0" w:colLast="0" w:name="_gjo98gs4rkpn" w:id="24"/>
-      <w:bookmarkEnd w:id="24"/>
-      <w:r>
-        <w:rPr>
-          <w:rtl w:val="0"/>
-        </w:rPr>
-        <w:t xml:space="preserve">Low-Phenomenology Control Construction</w:t>
+      <w:bookmarkStart w:colFirst="0" w:colLast="0" w:name="_nr3wq66attoq" w:id="25"/>
+      <w:bookmarkEnd w:id="25"/>
+      <w:r>
+        <w:rPr>
+          <w:rtl w:val="0"/>
+        </w:rPr>
+        <w:t xml:space="preserve">Study 2</w:t>
+      </w:r>
+      <w:r>
+        <w:rPr>
+          <w:rtl w:val="0"/>
+        </w:rPr>
+        <w:t xml:space="preserve"> Condensed Sequences and DTW Fidelity</w:t>
+      </w:r>
+    </w:p>
+    <w:p>
+      <w:pPr>
+        <w:rPr>
+          <w:rFonts w:ascii="Palatino Linotype" w:cs="Palatino Linotype" w:eastAsia="Palatino Linotype" w:hAnsi="Palatino Linotype"/>
+        </w:rPr>
+      </w:pPr>
+      <w:r>
+        <w:rPr>
+          <w:rFonts w:ascii="Palatino Linotype" w:cs="Palatino Linotype" w:eastAsia="Palatino Linotype" w:hAnsi="Palatino Linotype"/>
+          <w:rtl w:val="0"/>
+        </w:rPr>
+        <w:t xml:space="preserve">The full </w:t>
+      </w:r>
+      <w:r>
+        <w:rPr>
+          <w:rtl w:val="0"/>
+        </w:rPr>
+        <w:t xml:space="preserve">Study 3</w:t>
+      </w:r>
+      <w:r>
+        <w:rPr>
+          <w:rFonts w:ascii="Palatino Linotype" w:cs="Palatino Linotype" w:eastAsia="Palatino Linotype" w:hAnsi="Palatino Linotype"/>
+          <w:rtl w:val="0"/>
+        </w:rPr>
+        <w:t xml:space="preserve"> </w:t>
+      </w:r>
+      <w:r>
+        <w:rPr>
+          <w:rtl w:val="0"/>
+        </w:rPr>
+        <w:t xml:space="preserve">strobe-emphasis and wash-emphasis SLS </w:t>
+      </w:r>
+      <w:r>
+        <w:rPr>
+          <w:rFonts w:ascii="Palatino Linotype" w:cs="Palatino Linotype" w:eastAsia="Palatino Linotype" w:hAnsi="Palatino Linotype"/>
+          <w:rtl w:val="0"/>
+        </w:rPr>
+        <w:t xml:space="preserve">sequences were approximately 30 minutes long, so the interim study required shorter versions that could be administered in a within-participant calibration design. Condensed versions were therefore generated to preserve the proportional representation, temporal density, and parameter structure of the longer intervention and control sequences. Candidate subsections were selected to minimise deviations from the full-sequence frequency and luminance centroids while preserving segmental variability and avoiding abrupt transitions at segment boundaries. </w:t>
+      </w:r>
+    </w:p>
+    <w:p>
+      <w:pPr>
+        <w:rPr>
+          <w:rFonts w:ascii="Palatino Linotype" w:cs="Palatino Linotype" w:eastAsia="Palatino Linotype" w:hAnsi="Palatino Linotype"/>
+        </w:rPr>
+      </w:pPr>
+      <w:r>
+        <w:rPr>
+          <w:rFonts w:ascii="Palatino Linotype" w:cs="Palatino Linotype" w:eastAsia="Palatino Linotype" w:hAnsi="Palatino Linotype"/>
+          <w:rtl w:val="0"/>
+        </w:rPr>
+        <w:t xml:space="preserve">Fidelity between the original and condensed sequences was evaluated using Dynamic Time Warping (DTW), a trajectory-alignment method for comparing time series of different lengths. DTW was used to align the full and condensed parameter trajectories and quantify the accumulated deviation between them. Segment-level DTW values were normalised by the length of the corresponding original segment, and total deviation was summarised using a length-weighted average across segments. Wash-ramp and dark phases were excluded from these comparisons so that the DTW analysis focused on the active phenomenology-relevant portions of the sequence. </w:t>
+      </w:r>
+    </w:p>
+    <w:p>
+      <w:pPr>
+        <w:rPr>
+          <w:rFonts w:ascii="Palatino Linotype" w:cs="Palatino Linotype" w:eastAsia="Palatino Linotype" w:hAnsi="Palatino Linotype"/>
+        </w:rPr>
+      </w:pPr>
+      <w:r>
+        <w:rPr>
+          <w:rtl w:val="0"/>
+        </w:rPr>
+      </w:r>
+    </w:p>
+    <w:p>
+      <w:pPr>
+        <w:pStyle w:val="Heading3"/>
+        <w:rPr/>
+      </w:pPr>
+      <w:bookmarkStart w:colFirst="0" w:colLast="0" w:name="_okfq0heofpd6" w:id="26"/>
+      <w:bookmarkEnd w:id="26"/>
+      <w:r>
+        <w:rPr>
+          <w:rtl w:val="0"/>
+        </w:rPr>
+        <w:t xml:space="preserve">Sonata Form Structure and Condensation Logic</w:t>
+      </w:r>
+      <w:r>
+        <w:rPr>
+          <w:rtl w:val="0"/>
+        </w:rPr>
+      </w:r>
+    </w:p>
+    <w:p>
+      <w:pPr>
+        <w:rPr>
+          <w:rFonts w:ascii="Palatino Linotype" w:cs="Palatino Linotype" w:eastAsia="Palatino Linotype" w:hAnsi="Palatino Linotype"/>
+        </w:rPr>
+      </w:pPr>
+      <w:r>
+        <w:rPr>
+          <w:rFonts w:ascii="Palatino Linotype" w:cs="Palatino Linotype" w:eastAsia="Palatino Linotype" w:hAnsi="Palatino Linotype"/>
+          <w:rtl w:val="0"/>
+        </w:rPr>
+        <w:t xml:space="preserve">The full sonata-form sequence structure, sequence-condensation logic, interim calibration checks, parameter bins, overall fidelity summary, and segment-level fidelity outputs are provided in the accompanying Excel workbook.</w:t>
+      </w:r>
+      <w:r>
+        <w:rPr>
+          <w:rFonts w:ascii="Palatino Linotype" w:cs="Palatino Linotype" w:eastAsia="Palatino Linotype" w:hAnsi="Palatino Linotype"/>
+          <w:rtl w:val="0"/>
+        </w:rPr>
+        <w:t xml:space="preserve"> Across all active segments, the condensed sequence showed a mean absolute frequency difference of 1.12 Hz (12.43%), a duty-cycle difference of 1.68 percentage points (2.89%), and a luminance difference of 4.23 percentage points (14.02%). Length-adjusted per-step Dynamic Time Warping (DTW) deviations were 0.320 Hz for frequency, 0.078 percentage points for duty cycle, and 0.470 percentage points for luminance.</w:t>
+      </w:r>
+    </w:p>
+    <w:p>
+      <w:pPr>
+        <w:rPr>
+          <w:rFonts w:ascii="Palatino Linotype" w:cs="Palatino Linotype" w:eastAsia="Palatino Linotype" w:hAnsi="Palatino Linotype"/>
+        </w:rPr>
+      </w:pPr>
+      <w:r>
+        <w:rPr>
+          <w:rFonts w:ascii="Palatino Linotype" w:cs="Palatino Linotype" w:eastAsia="Palatino Linotype" w:hAnsi="Palatino Linotype"/>
+          <w:rtl w:val="0"/>
+        </w:rPr>
+        <w:t xml:space="preserve">Segment-level analyses indicated that the central peak segment was especially well preserved for frequency, with a full-sequence mean of 10.17 Hz and a condensed-sequence mean of 10.16 Hz. The largest relative segment-level deviation was observed for luminance in Segment B, with a relative difference of 22.04%. The smallest relative segment-level deviation was observed for frequency in the Peak segment, with a relative difference of 0.17%. Overall, these results indicate that the condensed interim-study sequence retained the central temporal and parametric features of the full-length candidate sequence while reducing the duration to a feasible calibration format. </w:t>
+      </w:r>
+      <w:r>
+        <w:rPr>
+          <w:rtl w:val="0"/>
+        </w:rPr>
+      </w:r>
+    </w:p>
+    <w:p>
+      <w:pPr>
+        <w:rPr>
+          <w:rFonts w:ascii="Palatino Linotype" w:cs="Palatino Linotype" w:eastAsia="Palatino Linotype" w:hAnsi="Palatino Linotype"/>
+        </w:rPr>
+      </w:pPr>
+      <w:r>
+        <w:rPr>
+          <w:rtl w:val="0"/>
+        </w:rPr>
+      </w:r>
+    </w:p>
+    <w:p>
+      <w:pPr>
+        <w:pStyle w:val="Heading2"/>
+        <w:rPr/>
+      </w:pPr>
+      <w:bookmarkStart w:colFirst="0" w:colLast="0" w:name="_w2irrzw3w8uo" w:id="27"/>
+      <w:bookmarkEnd w:id="27"/>
+      <w:r>
+        <w:rPr>
+          <w:rtl w:val="0"/>
+        </w:rPr>
+        <w:t xml:space="preserve">S6. Study 2 </w:t>
+      </w:r>
+    </w:p>
+    <w:p>
+      <w:pPr>
+        <w:pStyle w:val="Heading3"/>
+        <w:rPr/>
+      </w:pPr>
+      <w:bookmarkStart w:colFirst="0" w:colLast="0" w:name="_r4mzluob3akt" w:id="28"/>
+      <w:bookmarkEnd w:id="28"/>
+      <w:r>
+        <w:rPr>
+          <w:b w:val="1"/>
+          <w:bCs w:val="1"/>
+          <w:rtl w:val="0"/>
+        </w:rPr>
+        <w:t xml:space="preserve">Recruitment and Eligibility</w:t>
+      </w:r>
+      <w:r>
+        <w:rPr>
+          <w:rtl w:val="0"/>
+        </w:rPr>
+        <w:t xml:space="preserve"> </w:t>
+      </w:r>
+    </w:p>
+    <w:p>
+      <w:pPr>
+        <w:spacing w:after="240" w:before="240" w:lineRule="auto"/>
+        <w:rPr>
+          <w:rFonts w:ascii="Palatino Linotype" w:cs="Palatino Linotype" w:eastAsia="Palatino Linotype" w:hAnsi="Palatino Linotype"/>
+        </w:rPr>
+      </w:pPr>
+      <w:r>
+        <w:rPr>
+          <w:rtl w:val="0"/>
+        </w:rPr>
+        <w:t xml:space="preserve">Study 2</w:t>
+      </w:r>
+      <w:r>
+        <w:rPr>
+          <w:rFonts w:ascii="Palatino Linotype" w:cs="Palatino Linotype" w:eastAsia="Palatino Linotype" w:hAnsi="Palatino Linotype"/>
+          <w:rtl w:val="0"/>
+        </w:rPr>
+        <w:t xml:space="preserve"> was conducted as a bridge study to test whether the </w:t>
+      </w:r>
+      <w:r>
+        <w:rPr>
+          <w:rtl w:val="0"/>
+        </w:rPr>
+        <w:t xml:space="preserve">wash-emphasis SLS</w:t>
+      </w:r>
+      <w:r>
+        <w:rPr>
+          <w:rFonts w:ascii="Palatino Linotype" w:cs="Palatino Linotype" w:eastAsia="Palatino Linotype" w:hAnsi="Palatino Linotype"/>
+          <w:rtl w:val="0"/>
+        </w:rPr>
+        <w:t xml:space="preserve"> sequence reduced subjective visual experience relative to the </w:t>
+      </w:r>
+      <w:r>
+        <w:rPr>
+          <w:rtl w:val="0"/>
+        </w:rPr>
+        <w:t xml:space="preserve">strobe-emphasis SLS</w:t>
+      </w:r>
+      <w:r>
+        <w:rPr>
+          <w:rFonts w:ascii="Palatino Linotype" w:cs="Palatino Linotype" w:eastAsia="Palatino Linotype" w:hAnsi="Palatino Linotype"/>
+          <w:rtl w:val="0"/>
+        </w:rPr>
+        <w:t xml:space="preserve"> sequence while preserving a credible stimulation context. The prescreening survey was opened 132 times between April 6, 2025 and April 17, 2025. For consistency with Figure 1 and the demographic workbook, the broad screened denominator was defined as 109 unique prescreening records. Within the operational recruitment funnel, 98 individuals completed an evaluable prescreening survey, 61 completed/evaluable prescreens passed screening, 40 booked a testing slot, and 33 attended testing. Exclusions included safety-screen failures, demographic or clinical exclusions, medication/supplement unfamiliarity, substance-use history, diagnostic confounds, and elevated trait anxiety (State-Trait Anxiety Inventory; STAI-Trait &gt;60).</w:t>
+      </w:r>
+    </w:p>
+    <w:p>
+      <w:pPr>
+        <w:spacing w:after="240" w:before="240" w:lineRule="auto"/>
+        <w:rPr>
+          <w:rFonts w:ascii="Palatino Linotype" w:cs="Palatino Linotype" w:eastAsia="Palatino Linotype" w:hAnsi="Palatino Linotype"/>
+        </w:rPr>
+      </w:pPr>
+      <w:r>
+        <w:rPr>
+          <w:rtl w:val="0"/>
+        </w:rPr>
+      </w:r>
+    </w:p>
+    <w:p>
+      <w:pPr>
+        <w:pStyle w:val="Heading3"/>
+        <w:rPr>
+          <w:b w:val="1"/>
+          <w:bCs w:val="1"/>
+        </w:rPr>
+      </w:pPr>
+      <w:bookmarkStart w:colFirst="0" w:colLast="0" w:name="_wg0v26zhhcas" w:id="29"/>
+      <w:bookmarkEnd w:id="29"/>
+      <w:r>
+        <w:rPr>
+          <w:b w:val="1"/>
+          <w:bCs w:val="1"/>
+          <w:rtl w:val="0"/>
+        </w:rPr>
+        <w:t xml:space="preserve">Final Tested and Analysed Denominators </w:t>
+      </w:r>
+    </w:p>
+    <w:p>
+      <w:pPr>
+        <w:spacing w:after="240" w:before="240" w:lineRule="auto"/>
+        <w:rPr>
+          <w:rFonts w:ascii="Palatino Linotype" w:cs="Palatino Linotype" w:eastAsia="Palatino Linotype" w:hAnsi="Palatino Linotype"/>
+        </w:rPr>
+      </w:pPr>
+      <w:r>
+        <w:rPr>
+          <w:rFonts w:ascii="Palatino Linotype" w:cs="Palatino Linotype" w:eastAsia="Palatino Linotype" w:hAnsi="Palatino Linotype"/>
+          <w:rtl w:val="0"/>
+        </w:rPr>
+        <w:t xml:space="preserve">The final attended interim sample was n = 33. The analysed denominator for questionnaire-based analyses was n = 32, defined as the number of participants with valid condition-level Six-Dimensional Visual Hallucination Questionnaire (6D-VHQ) and four-item immediate experience-rating data after removal of incomplete or invalid rows.</w:t>
+      </w:r>
+      <w:r>
+        <w:rPr>
+          <w:rtl w:val="0"/>
+        </w:rPr>
+      </w:r>
+    </w:p>
+    <w:p>
+      <w:pPr>
+        <w:pStyle w:val="Heading3"/>
+        <w:rPr/>
+      </w:pPr>
+      <w:bookmarkStart w:colFirst="0" w:colLast="0" w:name="_sw05t9euntw0" w:id="30"/>
+      <w:bookmarkEnd w:id="30"/>
+      <w:r>
+        <w:rPr>
+          <w:rtl w:val="0"/>
+        </w:rPr>
+      </w:r>
+    </w:p>
+    <w:p>
+      <w:pPr>
+        <w:pStyle w:val="Heading3"/>
+        <w:rPr>
+          <w:b w:val="1"/>
+          <w:bCs w:val="1"/>
+        </w:rPr>
+      </w:pPr>
+      <w:bookmarkStart w:colFirst="0" w:colLast="0" w:name="_ze6a55tv8iwz" w:id="31"/>
+      <w:bookmarkEnd w:id="31"/>
+      <w:r>
+        <w:rPr>
+          <w:b w:val="1"/>
+          <w:bCs w:val="1"/>
+          <w:rtl w:val="0"/>
+        </w:rPr>
+        <w:t xml:space="preserve">STAI Threshold</w:t>
+      </w:r>
+    </w:p>
+    <w:p>
+      <w:pPr>
+        <w:rPr>
+          <w:rFonts w:ascii="Palatino Linotype" w:cs="Palatino Linotype" w:eastAsia="Palatino Linotype" w:hAnsi="Palatino Linotype"/>
+        </w:rPr>
+      </w:pPr>
+      <w:r>
+        <w:rPr>
+          <w:rFonts w:ascii="Palatino Linotype" w:cs="Palatino Linotype" w:eastAsia="Palatino Linotype" w:hAnsi="Palatino Linotype"/>
+          <w:rtl w:val="0"/>
+        </w:rPr>
+        <w:t xml:space="preserve">Trait anxiety was assessed during screening to reduce risk of distress or adverse experience in the normative bridge sample. </w:t>
+      </w:r>
+      <w:r>
+        <w:rPr>
+          <w:rtl w:val="0"/>
+        </w:rPr>
+        <w:t xml:space="preserve">Study 2</w:t>
+      </w:r>
+      <w:r>
+        <w:rPr>
+          <w:rFonts w:ascii="Palatino Linotype" w:cs="Palatino Linotype" w:eastAsia="Palatino Linotype" w:hAnsi="Palatino Linotype"/>
+          <w:rtl w:val="0"/>
+        </w:rPr>
+        <w:t xml:space="preserve"> excluded participants with trait anxiety scores above the implemented threshold of 60, comprising five individuals. </w:t>
+      </w:r>
+    </w:p>
+    <w:p>
+      <w:pPr>
+        <w:rPr>
+          <w:rFonts w:ascii="Palatino Linotype" w:cs="Palatino Linotype" w:eastAsia="Palatino Linotype" w:hAnsi="Palatino Linotype"/>
+        </w:rPr>
+      </w:pPr>
+      <w:r>
+        <w:rPr>
+          <w:rtl w:val="0"/>
+        </w:rPr>
+      </w:r>
+    </w:p>
+    <w:p>
+      <w:pPr>
+        <w:pStyle w:val="Heading3"/>
+        <w:rPr>
+          <w:b w:val="1"/>
+          <w:bCs w:val="1"/>
+        </w:rPr>
+      </w:pPr>
+      <w:bookmarkStart w:colFirst="0" w:colLast="0" w:name="_fychzvycwri2" w:id="32"/>
+      <w:bookmarkEnd w:id="32"/>
+      <w:r>
+        <w:rPr>
+          <w:b w:val="1"/>
+          <w:bCs w:val="1"/>
+          <w:rtl w:val="0"/>
+        </w:rPr>
+        <w:t xml:space="preserve">6D-VHQ and 4EXP Analyses</w:t>
+      </w:r>
+    </w:p>
+    <w:p>
+      <w:pPr>
+        <w:rPr>
+          <w:rFonts w:ascii="Palatino Linotype" w:cs="Palatino Linotype" w:eastAsia="Palatino Linotype" w:hAnsi="Palatino Linotype"/>
+        </w:rPr>
+      </w:pPr>
+      <w:r>
+        <w:rPr>
+          <w:rFonts w:ascii="Palatino Linotype" w:cs="Palatino Linotype" w:eastAsia="Palatino Linotype" w:hAnsi="Palatino Linotype"/>
+          <w:rtl w:val="0"/>
+        </w:rPr>
+        <w:t xml:space="preserve">The Six-Dimensional Visual Hallucination Questionnaire (6D-VHQ) was scored across six dimensions: Geometric Content, Semantic Content, Detail, Vividness, Entropy, and Focality. Items 10, 11, 12, and 17 were reverse-scored using a 1-5 scale transformation before dimension scores were computed. Dimension scores were calculated as the mean of the three corresponding items for each participant and session. Condition was assigned using the study condition/sequence mapping for each session rather than raw session order.</w:t>
+      </w:r>
+    </w:p>
+    <w:p>
+      <w:pPr>
+        <w:rPr>
+          <w:rFonts w:ascii="Palatino Linotype" w:cs="Palatino Linotype" w:eastAsia="Palatino Linotype" w:hAnsi="Palatino Linotype"/>
+        </w:rPr>
+      </w:pPr>
+      <w:r>
+        <w:rPr>
+          <w:rFonts w:ascii="Palatino Linotype" w:cs="Palatino Linotype" w:eastAsia="Palatino Linotype" w:hAnsi="Palatino Linotype"/>
+          <w:rtl w:val="0"/>
+        </w:rPr>
+        <w:t xml:space="preserve">The primary interim analysis modelled 6D-VHQ scores as a function of condition using repeated-measures models with participant-level random intercepts. </w:t>
+      </w:r>
+      <w:r>
+        <w:rPr>
+          <w:rtl w:val="0"/>
+        </w:rPr>
+        <w:t xml:space="preserve">Strobe-emphasis-minus-wash-emphasis-configuration</w:t>
+      </w:r>
+      <w:r>
+        <w:rPr>
+          <w:rFonts w:ascii="Palatino Linotype" w:cs="Palatino Linotype" w:eastAsia="Palatino Linotype" w:hAnsi="Palatino Linotype"/>
+          <w:rtl w:val="0"/>
+        </w:rPr>
+        <w:t xml:space="preserve"> paired mean differences were positive for Geometric Content (mean difference = 1.14, 95% CI [0.73, 1.54], p &lt; .001), Detail (1.05, 95% CI [0.60, 1.50], p &lt; .001), Vividness (0.97, 95% CI [0.54, 1.39], p &lt; .001), Focality (0.42, 95% CI [0.11, 0.73], p = .009), and Semantic Content (0.41, 95% CI [0.08, 0.75], p = .018). Entropy showed no clear condition difference (-0.04, 95% CI [-0.36, 0.29], p = .822).</w:t>
+      </w:r>
+    </w:p>
+    <w:p>
+      <w:pPr>
+        <w:rPr>
+          <w:rFonts w:ascii="Palatino Linotype" w:cs="Palatino Linotype" w:eastAsia="Palatino Linotype" w:hAnsi="Palatino Linotype"/>
+        </w:rPr>
+      </w:pPr>
+      <w:r>
+        <w:rPr>
+          <w:rFonts w:ascii="Palatino Linotype" w:cs="Palatino Linotype" w:eastAsia="Palatino Linotype" w:hAnsi="Palatino Linotype"/>
+          <w:rtl w:val="0"/>
+        </w:rPr>
+        <w:t xml:space="preserve">Four-item immediate experience ratings (EXP4: pleasure, engagement, arousal, and discomfort) were analysed as exploratory subjective-response outcomes. The exploratory model was EXP4 score ~ Condition + (1 | Participant), with nondirectional p &lt; 0.05 tests.</w:t>
+      </w:r>
+    </w:p>
+    <w:p>
+      <w:pPr>
+        <w:rPr>
+          <w:rFonts w:ascii="Palatino Linotype" w:cs="Palatino Linotype" w:eastAsia="Palatino Linotype" w:hAnsi="Palatino Linotype"/>
+        </w:rPr>
+      </w:pPr>
+      <w:r>
+        <w:rPr>
+          <w:rtl w:val="0"/>
+        </w:rPr>
+      </w:r>
+    </w:p>
+    <w:p>
+      <w:pPr>
+        <w:pStyle w:val="Heading3"/>
+        <w:rPr/>
+      </w:pPr>
+      <w:bookmarkStart w:colFirst="0" w:colLast="0" w:name="_d8h4veomkwj" w:id="33"/>
+      <w:bookmarkEnd w:id="33"/>
+      <w:r>
+        <w:rPr>
+          <w:b w:val="1"/>
+          <w:bCs w:val="1"/>
+          <w:rtl w:val="0"/>
+        </w:rPr>
+        <w:t xml:space="preserve">Ranking Denominator</w:t>
+      </w:r>
+      <w:r>
+        <w:rPr>
+          <w:rtl w:val="0"/>
+        </w:rPr>
+        <w:t xml:space="preserve"> </w:t>
+      </w:r>
+    </w:p>
+    <w:p>
+      <w:pPr>
+        <w:rPr>
+          <w:rFonts w:ascii="Palatino Linotype" w:cs="Palatino Linotype" w:eastAsia="Palatino Linotype" w:hAnsi="Palatino Linotype"/>
+        </w:rPr>
+      </w:pPr>
+      <w:r>
+        <w:rPr>
+          <w:rFonts w:ascii="Palatino Linotype" w:cs="Palatino Linotype" w:eastAsia="Palatino Linotype" w:hAnsi="Palatino Linotype"/>
+          <w:rtl w:val="0"/>
+        </w:rPr>
+        <w:t xml:space="preserve">Visual-experience rankings were collected at the end of each testing block, after participants had completed one </w:t>
+      </w:r>
+      <w:r>
+        <w:rPr>
+          <w:rtl w:val="0"/>
+        </w:rPr>
+        <w:t xml:space="preserve">strobe-emphasis</w:t>
+      </w:r>
+      <w:r>
+        <w:rPr>
+          <w:rFonts w:ascii="Palatino Linotype" w:cs="Palatino Linotype" w:eastAsia="Palatino Linotype" w:hAnsi="Palatino Linotype"/>
+          <w:rtl w:val="0"/>
+        </w:rPr>
+        <w:t xml:space="preserve"> and one </w:t>
+      </w:r>
+      <w:r>
+        <w:rPr>
+          <w:rtl w:val="0"/>
+        </w:rPr>
+        <w:t xml:space="preserve">wash-emphasis SLS </w:t>
+      </w:r>
+      <w:r>
+        <w:rPr>
+          <w:rFonts w:ascii="Palatino Linotype" w:cs="Palatino Linotype" w:eastAsia="Palatino Linotype" w:hAnsi="Palatino Linotype"/>
+          <w:rtl w:val="0"/>
+        </w:rPr>
+        <w:t xml:space="preserve">session. The ranking item asked which session in that block produced the greater visual experience. Because each participant completed two blocks, the maximum ranking denominator was two rankings per participant. Rankings were therefore analysed at the block level rather than the individual session-response level. In the analysed ranking dataset, </w:t>
+      </w:r>
+      <w:r>
+        <w:rPr>
+          <w:rtl w:val="0"/>
+        </w:rPr>
+        <w:t xml:space="preserve">strobe-emphasis</w:t>
+      </w:r>
+      <w:r>
+        <w:rPr>
+          <w:rFonts w:ascii="Palatino Linotype" w:cs="Palatino Linotype" w:eastAsia="Palatino Linotype" w:hAnsi="Palatino Linotype"/>
+          <w:rtl w:val="0"/>
+        </w:rPr>
+        <w:t xml:space="preserve"> sessions were selected as producing the stronger visual experience in 46/64 binary rankings, compared with 18/64 rankings for the </w:t>
+      </w:r>
+      <w:r>
+        <w:rPr>
+          <w:rtl w:val="0"/>
+        </w:rPr>
+        <w:t xml:space="preserve">wash-emphasis configuration</w:t>
+      </w:r>
+      <w:r>
+        <w:rPr>
+          <w:rFonts w:ascii="Palatino Linotype" w:cs="Palatino Linotype" w:eastAsia="Palatino Linotype" w:hAnsi="Palatino Linotype"/>
+          <w:rtl w:val="0"/>
+        </w:rPr>
+        <w:t xml:space="preserve">. Because each participant contributed two rankings, this result is interpreted as a descriptive ranking-level check rather than a participant-level inferential test. Some participants may have interpreted the item as asking which session they preferred overall rather than which produced greater visual intensity; this is therefore treated as a limitation of the ranking measure.</w:t>
+      </w:r>
+    </w:p>
+    <w:p>
+      <w:pPr>
+        <w:rPr>
+          <w:rFonts w:ascii="Palatino Linotype" w:cs="Palatino Linotype" w:eastAsia="Palatino Linotype" w:hAnsi="Palatino Linotype"/>
+        </w:rPr>
+      </w:pPr>
+      <w:r>
+        <w:rPr>
+          <w:rtl w:val="0"/>
+        </w:rPr>
+      </w:r>
+    </w:p>
+    <w:p>
+      <w:pPr>
+        <w:pStyle w:val="Heading3"/>
+        <w:rPr>
+          <w:b w:val="1"/>
+          <w:bCs w:val="1"/>
+        </w:rPr>
+      </w:pPr>
+      <w:bookmarkStart w:colFirst="0" w:colLast="0" w:name="_ntbekqyjzrr9" w:id="34"/>
+      <w:bookmarkEnd w:id="34"/>
+      <w:r>
+        <w:rPr>
+          <w:b w:val="1"/>
+          <w:bCs w:val="1"/>
+          <w:rtl w:val="0"/>
+        </w:rPr>
+        <w:t xml:space="preserve">Missing/Invalid Rankings</w:t>
+      </w:r>
+    </w:p>
+    <w:p>
+      <w:pPr>
+        <w:rPr>
+          <w:rFonts w:ascii="Palatino Linotype" w:cs="Palatino Linotype" w:eastAsia="Palatino Linotype" w:hAnsi="Palatino Linotype"/>
+        </w:rPr>
+      </w:pPr>
+      <w:r>
+        <w:rPr>
+          <w:rFonts w:ascii="Palatino Linotype" w:cs="Palatino Linotype" w:eastAsia="Palatino Linotype" w:hAnsi="Palatino Linotype"/>
+          <w:rtl w:val="0"/>
+        </w:rPr>
+        <w:t xml:space="preserve">Ranking responses were considered valid only where both sessions in the corresponding block had been completed and the participant selected one of the two within-block sessions as producing the greater visual experience. Empty ranking fields outside the end-of-block row were not treated as missing, because the ranking question was administered only once per block. Invalid rankings were defined as responses outside the allowable within-block session codes, duplicate or ambiguous entries, or rankings from blocks with incomplete session data. The analysed ranking denominator therefore comprised valid block-level comparisons rather than all session-level rows.</w:t>
+      </w:r>
+    </w:p>
+    <w:p>
+      <w:pPr>
+        <w:rPr>
+          <w:rFonts w:ascii="Palatino Linotype" w:cs="Palatino Linotype" w:eastAsia="Palatino Linotype" w:hAnsi="Palatino Linotype"/>
+        </w:rPr>
+      </w:pPr>
+      <w:r>
+        <w:rPr>
+          <w:rtl w:val="0"/>
+        </w:rPr>
+      </w:r>
+    </w:p>
+    <w:p>
+      <w:pPr>
+        <w:pStyle w:val="Heading3"/>
+        <w:rPr>
+          <w:b w:val="1"/>
+          <w:bCs w:val="1"/>
+        </w:rPr>
+      </w:pPr>
+      <w:bookmarkStart w:colFirst="0" w:colLast="0" w:name="_2i9ykq5xzjvl" w:id="35"/>
+      <w:bookmarkEnd w:id="35"/>
+      <w:r>
+        <w:rPr>
+          <w:b w:val="1"/>
+          <w:bCs w:val="1"/>
+          <w:rtl w:val="0"/>
+        </w:rPr>
+        <w:t xml:space="preserve">Block/Order Checks</w:t>
       </w:r>
     </w:p>
     <w:p>
@@ -1977,57 +3469,186 @@
         <w:rPr>
           <w:rtl w:val="0"/>
         </w:rPr>
-        <w:t xml:space="preserve">wash-emphasis SLS configuration</w:t>
-      </w:r>
-      <w:r>
-        <w:rPr>
-          <w:rFonts w:ascii="Palatino Linotype" w:cs="Palatino Linotype" w:eastAsia="Palatino Linotype" w:hAnsi="Palatino Linotype"/>
-          <w:rtl w:val="0"/>
-        </w:rPr>
-        <w:t xml:space="preserve"> was designed to preserve overall session structure, luminance context, timing, and device interaction while reducing the vivid stroboscopic phenomenology expected from the intervention. Rather than using an inert no-light or constant-light control, the </w:t>
-      </w:r>
-      <w:r>
-        <w:rPr>
-          <w:rtl w:val="0"/>
-        </w:rPr>
-        <w:t xml:space="preserve">wash-emphasis configuration</w:t>
-      </w:r>
-      <w:r>
-        <w:rPr>
-          <w:rFonts w:ascii="Palatino Linotype" w:cs="Palatino Linotype" w:eastAsia="Palatino Linotype" w:hAnsi="Palatino Linotype"/>
-          <w:rtl w:val="0"/>
-        </w:rPr>
-        <w:t xml:space="preserve"> retained visible light stimulation and matched the broad temporal architecture of the active sequence. The key manipulation was the relative balance between active flicker and wash-light components: the </w:t>
-      </w:r>
-      <w:r>
-        <w:rPr>
-          <w:rtl w:val="0"/>
-        </w:rPr>
-        <w:t xml:space="preserve">strobe-emphasis configuration</w:t>
-      </w:r>
-      <w:r>
-        <w:rPr>
-          <w:rFonts w:ascii="Palatino Linotype" w:cs="Palatino Linotype" w:eastAsia="Palatino Linotype" w:hAnsi="Palatino Linotype"/>
-          <w:rtl w:val="0"/>
-        </w:rPr>
-        <w:t xml:space="preserve"> emphasised active stroboscopic flicker against a lower wash component, whereas the </w:t>
-      </w:r>
-      <w:r>
-        <w:rPr>
-          <w:rtl w:val="0"/>
-        </w:rPr>
-        <w:t xml:space="preserve">wash-emphasis configuration</w:t>
-      </w:r>
-      <w:r>
-        <w:rPr>
-          <w:rFonts w:ascii="Palatino Linotype" w:cs="Palatino Linotype" w:eastAsia="Palatino Linotype" w:hAnsi="Palatino Linotype"/>
-          <w:rtl w:val="0"/>
-        </w:rPr>
-        <w:t xml:space="preserve"> increased the relative wash-light contribution and reduced the phenomenology-generating flicker contribution. This design was intended to improve comparator credibility and support operational masking while producing a lower-phenomenology comparison condition.</w:t>
-      </w:r>
-    </w:p>
-    <w:p>
-      <w:pPr>
+        <w:t xml:space="preserve">Study 2</w:t>
+      </w:r>
+      <w:r>
+        <w:rPr>
+          <w:rFonts w:ascii="Palatino Linotype" w:cs="Palatino Linotype" w:eastAsia="Palatino Linotype" w:hAnsi="Palatino Linotype"/>
+          <w:rtl w:val="0"/>
+        </w:rPr>
+        <w:t xml:space="preserve"> design included two blocks of two randomised trials, with one </w:t>
+      </w:r>
+      <w:r>
+        <w:rPr>
+          <w:rtl w:val="0"/>
+        </w:rPr>
+        <w:t xml:space="preserve">strobe-emphasis</w:t>
+      </w:r>
+      <w:r>
+        <w:rPr>
+          <w:rFonts w:ascii="Palatino Linotype" w:cs="Palatino Linotype" w:eastAsia="Palatino Linotype" w:hAnsi="Palatino Linotype"/>
+          <w:rtl w:val="0"/>
+        </w:rPr>
+        <w:t xml:space="preserve"> and one </w:t>
+      </w:r>
+      <w:r>
+        <w:rPr>
+          <w:rtl w:val="0"/>
+        </w:rPr>
+        <w:t xml:space="preserve">wash-emphasis</w:t>
+      </w:r>
+      <w:r>
+        <w:rPr>
+          <w:rFonts w:ascii="Palatino Linotype" w:cs="Palatino Linotype" w:eastAsia="Palatino Linotype" w:hAnsi="Palatino Linotype"/>
+          <w:rtl w:val="0"/>
+        </w:rPr>
+        <w:t xml:space="preserve"> sequence in each block. Initial checks examined whether </w:t>
+      </w:r>
+      <w:r>
+        <w:rPr>
+          <w:rtl w:val="0"/>
+        </w:rPr>
+        <w:t xml:space="preserve">strobe-emphasis</w:t>
+      </w:r>
+      <w:r>
+        <w:rPr>
+          <w:rFonts w:ascii="Palatino Linotype" w:cs="Palatino Linotype" w:eastAsia="Palatino Linotype" w:hAnsi="Palatino Linotype"/>
+          <w:rtl w:val="0"/>
+        </w:rPr>
+        <w:t xml:space="preserve"> sessions differed across blocks and whether </w:t>
+      </w:r>
+      <w:r>
+        <w:rPr>
+          <w:rtl w:val="0"/>
+        </w:rPr>
+        <w:t xml:space="preserve">wash-emphasis</w:t>
+      </w:r>
+      <w:r>
+        <w:rPr>
+          <w:rFonts w:ascii="Palatino Linotype" w:cs="Palatino Linotype" w:eastAsia="Palatino Linotype" w:hAnsi="Palatino Linotype"/>
+          <w:rtl w:val="0"/>
+        </w:rPr>
+        <w:t xml:space="preserve"> sessions differed across blocks. Where within-condition block differences were present, the planned model was 6D-VHQ score ~ Con</w:t>
+      </w:r>
+      <w:r>
+        <w:rPr>
+          <w:rtl w:val="0"/>
+        </w:rPr>
+        <w:t xml:space="preserve">figuration</w:t>
+      </w:r>
+      <w:r>
+        <w:rPr>
+          <w:rFonts w:ascii="Palatino Linotype" w:cs="Palatino Linotype" w:eastAsia="Palatino Linotype" w:hAnsi="Palatino Linotype"/>
+          <w:rtl w:val="0"/>
+        </w:rPr>
+        <w:t xml:space="preserve"> * Block + (1 | Participant), allowing exploratory assessment of block/order effects and possible audiovisual-alignment effects. Descriptive checks suggested higher ratings for the aligned </w:t>
+      </w:r>
+      <w:r>
+        <w:rPr>
+          <w:rtl w:val="0"/>
+        </w:rPr>
+        <w:t xml:space="preserve">strobe-emphasis</w:t>
+      </w:r>
+      <w:r>
+        <w:rPr>
+          <w:rFonts w:ascii="Palatino Linotype" w:cs="Palatino Linotype" w:eastAsia="Palatino Linotype" w:hAnsi="Palatino Linotype"/>
+          <w:rtl w:val="0"/>
+        </w:rPr>
+        <w:t xml:space="preserve"> sequence than the shuffled </w:t>
+      </w:r>
+      <w:r>
+        <w:rPr>
+          <w:rtl w:val="0"/>
+        </w:rPr>
+        <w:t xml:space="preserve">strobe-emphasis</w:t>
+      </w:r>
+      <w:r>
+        <w:rPr>
+          <w:rFonts w:ascii="Palatino Linotype" w:cs="Palatino Linotype" w:eastAsia="Palatino Linotype" w:hAnsi="Palatino Linotype"/>
+          <w:rtl w:val="0"/>
+        </w:rPr>
+        <w:t xml:space="preserve"> sequence on Geometric Content, Detail, Vividness, and Semantic Content. These block/order analyses were treated as exploratory calibration checks rather than confirmatory tests of stimulus mechanism.</w:t>
+      </w:r>
+    </w:p>
+    <w:p>
+      <w:pPr>
+        <w:rPr>
+          <w:rFonts w:ascii="Palatino Linotype" w:cs="Palatino Linotype" w:eastAsia="Palatino Linotype" w:hAnsi="Palatino Linotype"/>
+        </w:rPr>
+      </w:pPr>
+      <w:r>
+        <w:rPr>
+          <w:rtl w:val="0"/>
+        </w:rPr>
+      </w:r>
+    </w:p>
+    <w:p>
+      <w:pPr>
+        <w:pStyle w:val="Heading3"/>
+        <w:rPr>
+          <w:b w:val="1"/>
+          <w:bCs w:val="1"/>
+        </w:rPr>
+      </w:pPr>
+      <w:bookmarkStart w:colFirst="0" w:colLast="0" w:name="_cikv0ewpme2r" w:id="36"/>
+      <w:bookmarkEnd w:id="36"/>
+      <w:r>
+        <w:rPr>
+          <w:b w:val="1"/>
+          <w:bCs w:val="1"/>
+          <w:rtl w:val="0"/>
+        </w:rPr>
+        <w:t xml:space="preserve">Participant Qualitative Reports</w:t>
+      </w:r>
+    </w:p>
+    <w:p>
+      <w:pPr>
+        <w:rPr>
+          <w:rFonts w:ascii="Palatino Linotype" w:cs="Palatino Linotype" w:eastAsia="Palatino Linotype" w:hAnsi="Palatino Linotype"/>
+        </w:rPr>
+      </w:pPr>
+      <w:r>
+        <w:rPr>
+          <w:rFonts w:ascii="Palatino Linotype" w:cs="Palatino Linotype" w:eastAsia="Palatino Linotype" w:hAnsi="Palatino Linotype"/>
+          <w:rtl w:val="0"/>
+        </w:rPr>
+        <w:t xml:space="preserve">After each session, participants were asked open verbal questions about the subjective experience, including “What did you see?” and “What was it like?”. Responses were used descriptively to contextualise questionnaire ratings and to examine whether </w:t>
+      </w:r>
+      <w:r>
+        <w:rPr>
+          <w:rtl w:val="0"/>
+        </w:rPr>
+        <w:t xml:space="preserve">strobe-emphasis</w:t>
+      </w:r>
+      <w:r>
+        <w:rPr>
+          <w:rFonts w:ascii="Palatino Linotype" w:cs="Palatino Linotype" w:eastAsia="Palatino Linotype" w:hAnsi="Palatino Linotype"/>
+          <w:rtl w:val="0"/>
+        </w:rPr>
+        <w:t xml:space="preserve"> sessions elicited richer or more vivid visual content than </w:t>
+      </w:r>
+      <w:r>
+        <w:rPr>
+          <w:rtl w:val="0"/>
+        </w:rPr>
+        <w:t xml:space="preserve">wash-emphasis</w:t>
+      </w:r>
+      <w:r>
+        <w:rPr>
+          <w:rFonts w:ascii="Palatino Linotype" w:cs="Palatino Linotype" w:eastAsia="Palatino Linotype" w:hAnsi="Palatino Linotype"/>
+          <w:rtl w:val="0"/>
+        </w:rPr>
+        <w:t xml:space="preserve"> sessions. Qualitative reports were not treated as confirmatory endpoints. They are summarised using coded descriptive categories, with word clouds presented only as illustrative visual summaries of recurring terms.</w:t>
+      </w:r>
+      <w:r>
+        <w:rPr>
+          <w:rtl w:val="0"/>
+        </w:rPr>
+      </w:r>
+    </w:p>
+    <w:p>
+      <w:pPr>
+        <w:jc w:val="center"/>
         <w:rPr>
           <w:rFonts w:ascii="Palatino Linotype" w:cs="Palatino Linotype" w:eastAsia="Palatino Linotype" w:hAnsi="Palatino Linotype"/>
         </w:rPr>
@@ -2038,886 +3659,18 @@
         </w:rPr>
         <w:drawing>
           <wp:inline distB="114300" distT="114300" distL="114300" distR="114300">
-            <wp:extent cx="5731200" cy="660400"/>
+            <wp:extent cx="4919663" cy="2549725"/>
             <wp:effectExtent b="0" l="0" r="0" t="0"/>
-            <wp:docPr id="2" name="image4.png"/>
+            <wp:docPr id="5" name="image5.png"/>
             <a:graphic>
               <a:graphicData uri="http://schemas.openxmlformats.org/drawingml/2006/picture">
                 <pic:pic>
                   <pic:nvPicPr>
-                    <pic:cNvPr id="0" name="image4.png"/>
+                    <pic:cNvPr id="0" name="image5.png"/>
                     <pic:cNvPicPr preferRelativeResize="0"/>
                   </pic:nvPicPr>
                   <pic:blipFill>
                     <a:blip r:embed="rId10"/>
-                    <a:srcRect b="0" l="0" r="0" t="0"/>
-                    <a:stretch>
-                      <a:fillRect/>
-                    </a:stretch>
-                  </pic:blipFill>
-                  <pic:spPr>
-                    <a:xfrm>
-                      <a:off x="0" y="0"/>
-                      <a:ext cx="5731200" cy="660400"/>
-                    </a:xfrm>
-                    <a:prstGeom prst="rect"/>
-                    <a:ln/>
-                  </pic:spPr>
-                </pic:pic>
-              </a:graphicData>
-            </a:graphic>
-          </wp:inline>
-        </w:drawing>
-      </w:r>
-      <w:r>
-        <w:rPr>
-          <w:rtl w:val="0"/>
-        </w:rPr>
-      </w:r>
-    </w:p>
-    <w:p>
-      <w:pPr>
-        <w:rPr>
-          <w:rFonts w:ascii="Palatino Linotype" w:cs="Palatino Linotype" w:eastAsia="Palatino Linotype" w:hAnsi="Palatino Linotype"/>
-          <w:sz w:val="22"/>
-          <w:szCs w:val="22"/>
-        </w:rPr>
-      </w:pPr>
-      <w:r>
-        <w:rPr>
-          <w:rFonts w:ascii="Palatino Linotype" w:cs="Palatino Linotype" w:eastAsia="Palatino Linotype" w:hAnsi="Palatino Linotype"/>
-          <w:b w:val="1"/>
-          <w:bCs w:val="1"/>
-          <w:sz w:val="22"/>
-          <w:szCs w:val="22"/>
-          <w:rtl w:val="0"/>
-        </w:rPr>
-        <w:t xml:space="preserve">Figure S5.2. </w:t>
-      </w:r>
-      <w:r>
-        <w:rPr>
-          <w:b w:val="1"/>
-          <w:bCs w:val="1"/>
-          <w:sz w:val="22"/>
-          <w:szCs w:val="22"/>
-          <w:rtl w:val="0"/>
-        </w:rPr>
-        <w:t xml:space="preserve">Wash-emphasis SLS</w:t>
-      </w:r>
-      <w:r>
-        <w:rPr>
-          <w:rFonts w:ascii="Palatino Linotype" w:cs="Palatino Linotype" w:eastAsia="Palatino Linotype" w:hAnsi="Palatino Linotype"/>
-          <w:b w:val="1"/>
-          <w:bCs w:val="1"/>
-          <w:sz w:val="22"/>
-          <w:szCs w:val="22"/>
-          <w:rtl w:val="0"/>
-        </w:rPr>
-        <w:t xml:space="preserve"> stimulus sequence used in WP2. </w:t>
-      </w:r>
-      <w:r>
-        <w:rPr>
-          <w:rFonts w:ascii="Palatino Linotype" w:cs="Palatino Linotype" w:eastAsia="Palatino Linotype" w:hAnsi="Palatino Linotype"/>
-          <w:sz w:val="22"/>
-          <w:szCs w:val="22"/>
-          <w:rtl w:val="0"/>
-        </w:rPr>
-        <w:t xml:space="preserve">The plot shows the programmed time-varying stimulation profile across the session. The blue line denotes flicker frequency (Hz; left y-axis), the red line denotes duty cycle (%; right y-axis), and the green line denotes brightness/luminance (%; right y-axis). Vertical guide lines mark programmed sequence boundaries or transition points. The control sequence was designed to preserve the overall session structure and programmed parameter timing while using low-intensity settings intended to minimise visual phenomenology and maintain tolerability.</w:t>
-      </w:r>
-    </w:p>
-    <w:p>
-      <w:pPr>
-        <w:rPr>
-          <w:rFonts w:ascii="Palatino Linotype" w:cs="Palatino Linotype" w:eastAsia="Palatino Linotype" w:hAnsi="Palatino Linotype"/>
-        </w:rPr>
-      </w:pPr>
-      <w:r>
-        <w:rPr>
-          <w:rtl w:val="0"/>
-        </w:rPr>
-      </w:r>
-    </w:p>
-    <w:p>
-      <w:pPr>
-        <w:pStyle w:val="Heading3"/>
-        <w:rPr/>
-      </w:pPr>
-      <w:bookmarkStart w:colFirst="0" w:colLast="0" w:name="_nr3wq66attoq" w:id="25"/>
-      <w:bookmarkEnd w:id="25"/>
-      <w:r>
-        <w:rPr>
-          <w:rtl w:val="0"/>
-        </w:rPr>
-        <w:t xml:space="preserve">Interim Condensed Sequences and DTW Fidelity</w:t>
-      </w:r>
-    </w:p>
-    <w:p>
-      <w:pPr>
-        <w:rPr>
-          <w:rFonts w:ascii="Palatino Linotype" w:cs="Palatino Linotype" w:eastAsia="Palatino Linotype" w:hAnsi="Palatino Linotype"/>
-        </w:rPr>
-      </w:pPr>
-      <w:r>
-        <w:rPr>
-          <w:rFonts w:ascii="Palatino Linotype" w:cs="Palatino Linotype" w:eastAsia="Palatino Linotype" w:hAnsi="Palatino Linotype"/>
-          <w:rtl w:val="0"/>
-        </w:rPr>
-        <w:t xml:space="preserve">The full WP2 </w:t>
-      </w:r>
-      <w:r>
-        <w:rPr>
-          <w:rtl w:val="0"/>
-        </w:rPr>
-        <w:t xml:space="preserve">strobe-emphasis and wash-emphasis SLS </w:t>
-      </w:r>
-      <w:r>
-        <w:rPr>
-          <w:rFonts w:ascii="Palatino Linotype" w:cs="Palatino Linotype" w:eastAsia="Palatino Linotype" w:hAnsi="Palatino Linotype"/>
-          <w:rtl w:val="0"/>
-        </w:rPr>
-        <w:t xml:space="preserve">sequences were approximately 30 minutes long, so the interim study required shorter versions that could be administered in a within-participant calibration design. Condensed versions were therefore generated to preserve the proportional representation, temporal density, and parameter structure of the longer intervention and control sequences. Candidate subsections were selected to minimise deviations from the full-sequence frequency and luminance centroids while preserving segmental variability and avoiding abrupt transitions at segment boundaries. </w:t>
-      </w:r>
-    </w:p>
-    <w:p>
-      <w:pPr>
-        <w:rPr>
-          <w:rFonts w:ascii="Palatino Linotype" w:cs="Palatino Linotype" w:eastAsia="Palatino Linotype" w:hAnsi="Palatino Linotype"/>
-        </w:rPr>
-      </w:pPr>
-      <w:r>
-        <w:rPr>
-          <w:rFonts w:ascii="Palatino Linotype" w:cs="Palatino Linotype" w:eastAsia="Palatino Linotype" w:hAnsi="Palatino Linotype"/>
-          <w:rtl w:val="0"/>
-        </w:rPr>
-        <w:t xml:space="preserve">Fidelity between the original and condensed sequences was evaluated using Dynamic Time Warping (DTW), a trajectory-alignment method for comparing time series of different lengths. DTW was used to align the full and condensed parameter trajectories and quantify the accumulated deviation between them. Segment-level DTW values were normalised by the length of the corresponding original segment, and total deviation was summarised using a length-weighted average across segments. Wash-ramp and dark phases were excluded from these comparisons so that the DTW analysis focused on the active phenomenology-relevant portions of the sequence. </w:t>
-      </w:r>
-    </w:p>
-    <w:p>
-      <w:pPr>
-        <w:rPr>
-          <w:rFonts w:ascii="Palatino Linotype" w:cs="Palatino Linotype" w:eastAsia="Palatino Linotype" w:hAnsi="Palatino Linotype"/>
-        </w:rPr>
-      </w:pPr>
-      <w:r>
-        <w:rPr>
-          <w:rtl w:val="0"/>
-        </w:rPr>
-      </w:r>
-    </w:p>
-    <w:p>
-      <w:pPr>
-        <w:pStyle w:val="Heading3"/>
-        <w:rPr/>
-      </w:pPr>
-      <w:bookmarkStart w:colFirst="0" w:colLast="0" w:name="_okfq0heofpd6" w:id="26"/>
-      <w:bookmarkEnd w:id="26"/>
-      <w:r>
-        <w:rPr>
-          <w:rtl w:val="0"/>
-        </w:rPr>
-        <w:t xml:space="preserve">Sonata Form Structure and Condensation Logic</w:t>
-      </w:r>
-      <w:r>
-        <w:rPr>
-          <w:rtl w:val="0"/>
-        </w:rPr>
-      </w:r>
-    </w:p>
-    <w:p>
-      <w:pPr>
-        <w:rPr>
-          <w:rFonts w:ascii="Palatino Linotype" w:cs="Palatino Linotype" w:eastAsia="Palatino Linotype" w:hAnsi="Palatino Linotype"/>
-        </w:rPr>
-      </w:pPr>
-      <w:r>
-        <w:rPr>
-          <w:rFonts w:ascii="Palatino Linotype" w:cs="Palatino Linotype" w:eastAsia="Palatino Linotype" w:hAnsi="Palatino Linotype"/>
-          <w:rtl w:val="0"/>
-        </w:rPr>
-        <w:t xml:space="preserve">The full sonata-form sequence structure, sequence-condensation logic, interim calibration checks, parameter bins, overall fidelity summary, and segment-level fidelity outputs are provided in the accompanying Excel workbook.</w:t>
-      </w:r>
-      <w:r>
-        <w:rPr>
-          <w:rFonts w:ascii="Palatino Linotype" w:cs="Palatino Linotype" w:eastAsia="Palatino Linotype" w:hAnsi="Palatino Linotype"/>
-          <w:rtl w:val="0"/>
-        </w:rPr>
-        <w:t xml:space="preserve"> Across all active segments, the condensed sequence showed a mean absolute frequency difference of 1.12 Hz (12.43%), a duty-cycle difference of 1.68 percentage points (2.89%), and a luminance difference of 4.23 percentage points (14.02%). Length-adjusted per-step Dynamic Time Warping (DTW) deviations were 0.320 Hz for frequency, 0.078 percentage points for duty cycle, and 0.470 percentage points for luminance.</w:t>
-      </w:r>
-    </w:p>
-    <w:p>
-      <w:pPr>
-        <w:rPr>
-          <w:rFonts w:ascii="Palatino Linotype" w:cs="Palatino Linotype" w:eastAsia="Palatino Linotype" w:hAnsi="Palatino Linotype"/>
-        </w:rPr>
-      </w:pPr>
-      <w:r>
-        <w:rPr>
-          <w:rFonts w:ascii="Palatino Linotype" w:cs="Palatino Linotype" w:eastAsia="Palatino Linotype" w:hAnsi="Palatino Linotype"/>
-          <w:rtl w:val="0"/>
-        </w:rPr>
-        <w:t xml:space="preserve">Segment-level analyses indicated that the central peak segment was especially well preserved for frequency, with a full-sequence mean of 10.17 Hz and a condensed-sequence mean of 10.16 Hz. The largest relative segment-level deviation was observed for luminance in Segment B, with a relative difference of 22.04%. The smallest relative segment-level deviation was observed for frequency in the Peak segment, with a relative difference of 0.17%. Overall, these results indicate that the condensed interim-study sequence retained the central temporal and parametric features of the full-length candidate sequence while reducing the duration to a feasible calibration format. </w:t>
-      </w:r>
-      <w:r>
-        <w:rPr>
-          <w:rtl w:val="0"/>
-        </w:rPr>
-      </w:r>
-    </w:p>
-    <w:p>
-      <w:pPr>
-        <w:rPr>
-          <w:rFonts w:ascii="Palatino Linotype" w:cs="Palatino Linotype" w:eastAsia="Palatino Linotype" w:hAnsi="Palatino Linotype"/>
-        </w:rPr>
-      </w:pPr>
-      <w:r>
-        <w:rPr>
-          <w:rtl w:val="0"/>
-        </w:rPr>
-      </w:r>
-    </w:p>
-    <w:p>
-      <w:pPr>
-        <w:pStyle w:val="Heading2"/>
-        <w:rPr/>
-      </w:pPr>
-      <w:bookmarkStart w:colFirst="0" w:colLast="0" w:name="_w2irrzw3w8uo" w:id="27"/>
-      <w:bookmarkEnd w:id="27"/>
-      <w:r>
-        <w:rPr>
-          <w:rtl w:val="0"/>
-        </w:rPr>
-        <w:t xml:space="preserve">S6. Interim Bridge Study </w:t>
-      </w:r>
-    </w:p>
-    <w:p>
-      <w:pPr>
-        <w:pStyle w:val="Heading3"/>
-        <w:rPr/>
-      </w:pPr>
-      <w:bookmarkStart w:colFirst="0" w:colLast="0" w:name="_r4mzluob3akt" w:id="28"/>
-      <w:bookmarkEnd w:id="28"/>
-      <w:r>
-        <w:rPr>
-          <w:b w:val="1"/>
-          <w:bCs w:val="1"/>
-          <w:rtl w:val="0"/>
-        </w:rPr>
-        <w:t xml:space="preserve">Recruitment and Eligibility</w:t>
-      </w:r>
-      <w:r>
-        <w:rPr>
-          <w:rtl w:val="0"/>
-        </w:rPr>
-        <w:t xml:space="preserve"> </w:t>
-      </w:r>
-    </w:p>
-    <w:p>
-      <w:pPr>
-        <w:spacing w:after="240" w:before="240" w:lineRule="auto"/>
-        <w:rPr>
-          <w:rFonts w:ascii="Palatino Linotype" w:cs="Palatino Linotype" w:eastAsia="Palatino Linotype" w:hAnsi="Palatino Linotype"/>
-        </w:rPr>
-      </w:pPr>
-      <w:r>
-        <w:rPr>
-          <w:rFonts w:ascii="Palatino Linotype" w:cs="Palatino Linotype" w:eastAsia="Palatino Linotype" w:hAnsi="Palatino Linotype"/>
-          <w:rtl w:val="0"/>
-        </w:rPr>
-        <w:t xml:space="preserve">The Interim Study was conducted as a bridge study to test whether the </w:t>
-      </w:r>
-      <w:r>
-        <w:rPr>
-          <w:rtl w:val="0"/>
-        </w:rPr>
-        <w:t xml:space="preserve">wash-emphasis SLS</w:t>
-      </w:r>
-      <w:r>
-        <w:rPr>
-          <w:rFonts w:ascii="Palatino Linotype" w:cs="Palatino Linotype" w:eastAsia="Palatino Linotype" w:hAnsi="Palatino Linotype"/>
-          <w:rtl w:val="0"/>
-        </w:rPr>
-        <w:t xml:space="preserve"> sequence reduced subjective visual experience relative to the </w:t>
-      </w:r>
-      <w:r>
-        <w:rPr>
-          <w:rtl w:val="0"/>
-        </w:rPr>
-        <w:t xml:space="preserve">strobe-emphasis SLS</w:t>
-      </w:r>
-      <w:r>
-        <w:rPr>
-          <w:rFonts w:ascii="Palatino Linotype" w:cs="Palatino Linotype" w:eastAsia="Palatino Linotype" w:hAnsi="Palatino Linotype"/>
-          <w:rtl w:val="0"/>
-        </w:rPr>
-        <w:t xml:space="preserve"> sequence while preserving a credible stimulation context. The prescreening survey was opened 132 times between April 6, 2025 and April 17, 2025. For consistency with Figure 1 and the demographic workbook, the broad screened denominator was defined as 109 unique prescreening records. Within the operational recruitment funnel, 98 individuals completed an evaluable prescreening survey, 61 completed/evaluable prescreens passed screening, 40 booked a testing slot, and 33 attended testing. Exclusions included safety-screen failures, demographic or clinical exclusions, medication/supplement unfamiliarity, substance-use history, diagnostic confounds, and elevated trait anxiety (State-Trait Anxiety Inventory; STAI-Trait &gt;60).</w:t>
-      </w:r>
-    </w:p>
-    <w:p>
-      <w:pPr>
-        <w:spacing w:after="240" w:before="240" w:lineRule="auto"/>
-        <w:rPr>
-          <w:rFonts w:ascii="Palatino Linotype" w:cs="Palatino Linotype" w:eastAsia="Palatino Linotype" w:hAnsi="Palatino Linotype"/>
-        </w:rPr>
-      </w:pPr>
-      <w:r>
-        <w:rPr>
-          <w:rtl w:val="0"/>
-        </w:rPr>
-      </w:r>
-    </w:p>
-    <w:p>
-      <w:pPr>
-        <w:pStyle w:val="Heading3"/>
-        <w:rPr>
-          <w:b w:val="1"/>
-          <w:bCs w:val="1"/>
-        </w:rPr>
-      </w:pPr>
-      <w:bookmarkStart w:colFirst="0" w:colLast="0" w:name="_wg0v26zhhcas" w:id="29"/>
-      <w:bookmarkEnd w:id="29"/>
-      <w:r>
-        <w:rPr>
-          <w:b w:val="1"/>
-          <w:bCs w:val="1"/>
-          <w:rtl w:val="0"/>
-        </w:rPr>
-        <w:t xml:space="preserve">Final Tested and Analysed Denominators </w:t>
-      </w:r>
-    </w:p>
-    <w:p>
-      <w:pPr>
-        <w:spacing w:after="240" w:before="240" w:lineRule="auto"/>
-        <w:rPr>
-          <w:rFonts w:ascii="Palatino Linotype" w:cs="Palatino Linotype" w:eastAsia="Palatino Linotype" w:hAnsi="Palatino Linotype"/>
-        </w:rPr>
-      </w:pPr>
-      <w:r>
-        <w:rPr>
-          <w:rFonts w:ascii="Palatino Linotype" w:cs="Palatino Linotype" w:eastAsia="Palatino Linotype" w:hAnsi="Palatino Linotype"/>
-          <w:rtl w:val="0"/>
-        </w:rPr>
-        <w:t xml:space="preserve">The final attended interim sample was n = 33. The analysed denominator for questionnaire-based analyses was n = 32, defined as the number of participants with valid condition-level Six-Dimensional Visual Hallucination Questionnaire (6D-VHQ) and four-item immediate experience-rating data after removal of incomplete or invalid rows.</w:t>
-      </w:r>
-      <w:r>
-        <w:rPr>
-          <w:rtl w:val="0"/>
-        </w:rPr>
-      </w:r>
-    </w:p>
-    <w:p>
-      <w:pPr>
-        <w:pStyle w:val="Heading3"/>
-        <w:rPr/>
-      </w:pPr>
-      <w:bookmarkStart w:colFirst="0" w:colLast="0" w:name="_sw05t9euntw0" w:id="30"/>
-      <w:bookmarkEnd w:id="30"/>
-      <w:r>
-        <w:rPr>
-          <w:rtl w:val="0"/>
-        </w:rPr>
-      </w:r>
-    </w:p>
-    <w:p>
-      <w:pPr>
-        <w:pStyle w:val="Heading3"/>
-        <w:rPr>
-          <w:b w:val="1"/>
-          <w:bCs w:val="1"/>
-        </w:rPr>
-      </w:pPr>
-      <w:bookmarkStart w:colFirst="0" w:colLast="0" w:name="_ze6a55tv8iwz" w:id="31"/>
-      <w:bookmarkEnd w:id="31"/>
-      <w:r>
-        <w:rPr>
-          <w:b w:val="1"/>
-          <w:bCs w:val="1"/>
-          <w:rtl w:val="0"/>
-        </w:rPr>
-        <w:t xml:space="preserve">STAI Threshold</w:t>
-      </w:r>
-    </w:p>
-    <w:p>
-      <w:pPr>
-        <w:rPr>
-          <w:rFonts w:ascii="Palatino Linotype" w:cs="Palatino Linotype" w:eastAsia="Palatino Linotype" w:hAnsi="Palatino Linotype"/>
-        </w:rPr>
-      </w:pPr>
-      <w:r>
-        <w:rPr>
-          <w:rFonts w:ascii="Palatino Linotype" w:cs="Palatino Linotype" w:eastAsia="Palatino Linotype" w:hAnsi="Palatino Linotype"/>
-          <w:rtl w:val="0"/>
-        </w:rPr>
-        <w:t xml:space="preserve">Trait anxiety was assessed during screening to reduce risk of distress or adverse experience in the normative bridge sample. The Interim Study excluded participants with trait anxiety scores above the implemented threshold of 60, comprising five individuals. </w:t>
-      </w:r>
-    </w:p>
-    <w:p>
-      <w:pPr>
-        <w:rPr>
-          <w:rFonts w:ascii="Palatino Linotype" w:cs="Palatino Linotype" w:eastAsia="Palatino Linotype" w:hAnsi="Palatino Linotype"/>
-        </w:rPr>
-      </w:pPr>
-      <w:r>
-        <w:rPr>
-          <w:rtl w:val="0"/>
-        </w:rPr>
-      </w:r>
-    </w:p>
-    <w:p>
-      <w:pPr>
-        <w:pStyle w:val="Heading3"/>
-        <w:rPr>
-          <w:b w:val="1"/>
-          <w:bCs w:val="1"/>
-        </w:rPr>
-      </w:pPr>
-      <w:bookmarkStart w:colFirst="0" w:colLast="0" w:name="_fychzvycwri2" w:id="32"/>
-      <w:bookmarkEnd w:id="32"/>
-      <w:r>
-        <w:rPr>
-          <w:b w:val="1"/>
-          <w:bCs w:val="1"/>
-          <w:rtl w:val="0"/>
-        </w:rPr>
-        <w:t xml:space="preserve">6D-VHQ and 4EXP Analyses</w:t>
-      </w:r>
-    </w:p>
-    <w:p>
-      <w:pPr>
-        <w:rPr>
-          <w:rFonts w:ascii="Palatino Linotype" w:cs="Palatino Linotype" w:eastAsia="Palatino Linotype" w:hAnsi="Palatino Linotype"/>
-        </w:rPr>
-      </w:pPr>
-      <w:r>
-        <w:rPr>
-          <w:rFonts w:ascii="Palatino Linotype" w:cs="Palatino Linotype" w:eastAsia="Palatino Linotype" w:hAnsi="Palatino Linotype"/>
-          <w:rtl w:val="0"/>
-        </w:rPr>
-        <w:t xml:space="preserve">The Six-Dimensional Visual Hallucination Questionnaire (6D-VHQ) was scored across six dimensions: Geometric Content, Semantic Content, Detail, Vividness, Entropy, and Focality. Items 10, 11, 12, and 17 were reverse-scored using a 1-5 scale transformation before dimension scores were computed. Dimension scores were calculated as the mean of the three corresponding items for each participant and session. Condition was assigned using the study condition/sequence mapping for each session rather than raw session order.</w:t>
-      </w:r>
-    </w:p>
-    <w:p>
-      <w:pPr>
-        <w:rPr>
-          <w:rFonts w:ascii="Palatino Linotype" w:cs="Palatino Linotype" w:eastAsia="Palatino Linotype" w:hAnsi="Palatino Linotype"/>
-        </w:rPr>
-      </w:pPr>
-      <w:r>
-        <w:rPr>
-          <w:rFonts w:ascii="Palatino Linotype" w:cs="Palatino Linotype" w:eastAsia="Palatino Linotype" w:hAnsi="Palatino Linotype"/>
-          <w:rtl w:val="0"/>
-        </w:rPr>
-        <w:t xml:space="preserve">The primary interim analysis modelled 6D-VHQ scores as a function of condition using repeated-measures models with participant-level random intercepts. </w:t>
-      </w:r>
-      <w:r>
-        <w:rPr>
-          <w:rtl w:val="0"/>
-        </w:rPr>
-        <w:t xml:space="preserve">Strobe-emphasis-minus-wash-emphasis-configuration</w:t>
-      </w:r>
-      <w:r>
-        <w:rPr>
-          <w:rFonts w:ascii="Palatino Linotype" w:cs="Palatino Linotype" w:eastAsia="Palatino Linotype" w:hAnsi="Palatino Linotype"/>
-          <w:rtl w:val="0"/>
-        </w:rPr>
-        <w:t xml:space="preserve"> paired mean differences were positive for Geometric Content (mean difference = 1.14, 95% CI [0.73, 1.54], p &lt; .001), Detail (1.05, 95% CI [0.60, 1.50], p &lt; .001), Vividness (0.97, 95% CI [0.54, 1.39], p &lt; .001), Focality (0.42, 95% CI [0.11, 0.73], p = .009), and Semantic Content (0.41, 95% CI [0.08, 0.75], p = .018). Entropy showed no clear condition difference (-0.04, 95% CI [-0.36, 0.29], p = .822).</w:t>
-      </w:r>
-    </w:p>
-    <w:p>
-      <w:pPr>
-        <w:rPr>
-          <w:rFonts w:ascii="Palatino Linotype" w:cs="Palatino Linotype" w:eastAsia="Palatino Linotype" w:hAnsi="Palatino Linotype"/>
-        </w:rPr>
-      </w:pPr>
-      <w:r>
-        <w:rPr>
-          <w:rFonts w:ascii="Palatino Linotype" w:cs="Palatino Linotype" w:eastAsia="Palatino Linotype" w:hAnsi="Palatino Linotype"/>
-          <w:rtl w:val="0"/>
-        </w:rPr>
-        <w:t xml:space="preserve">Four-item immediate experience ratings (EXP4: pleasure, engagement, arousal, and discomfort) were analysed as exploratory subjective-response outcomes. The exploratory model was EXP4 score ~ Condition + (1 | Participant), with nondirectional p &lt; 0.05 tests.</w:t>
-      </w:r>
-    </w:p>
-    <w:p>
-      <w:pPr>
-        <w:rPr>
-          <w:rFonts w:ascii="Palatino Linotype" w:cs="Palatino Linotype" w:eastAsia="Palatino Linotype" w:hAnsi="Palatino Linotype"/>
-        </w:rPr>
-      </w:pPr>
-      <w:r>
-        <w:rPr>
-          <w:rtl w:val="0"/>
-        </w:rPr>
-      </w:r>
-    </w:p>
-    <w:p>
-      <w:pPr>
-        <w:pStyle w:val="Heading3"/>
-        <w:rPr/>
-      </w:pPr>
-      <w:bookmarkStart w:colFirst="0" w:colLast="0" w:name="_d8h4veomkwj" w:id="33"/>
-      <w:bookmarkEnd w:id="33"/>
-      <w:r>
-        <w:rPr>
-          <w:b w:val="1"/>
-          <w:bCs w:val="1"/>
-          <w:rtl w:val="0"/>
-        </w:rPr>
-        <w:t xml:space="preserve">Ranking Denominator</w:t>
-      </w:r>
-      <w:r>
-        <w:rPr>
-          <w:rtl w:val="0"/>
-        </w:rPr>
-        <w:t xml:space="preserve"> </w:t>
-      </w:r>
-    </w:p>
-    <w:p>
-      <w:pPr>
-        <w:rPr>
-          <w:rFonts w:ascii="Palatino Linotype" w:cs="Palatino Linotype" w:eastAsia="Palatino Linotype" w:hAnsi="Palatino Linotype"/>
-        </w:rPr>
-      </w:pPr>
-      <w:r>
-        <w:rPr>
-          <w:rFonts w:ascii="Palatino Linotype" w:cs="Palatino Linotype" w:eastAsia="Palatino Linotype" w:hAnsi="Palatino Linotype"/>
-          <w:rtl w:val="0"/>
-        </w:rPr>
-        <w:t xml:space="preserve">Visual-experience rankings were collected at the end of each testing block, after participants had completed one </w:t>
-      </w:r>
-      <w:r>
-        <w:rPr>
-          <w:rtl w:val="0"/>
-        </w:rPr>
-        <w:t xml:space="preserve">strobe-emphasis</w:t>
-      </w:r>
-      <w:r>
-        <w:rPr>
-          <w:rFonts w:ascii="Palatino Linotype" w:cs="Palatino Linotype" w:eastAsia="Palatino Linotype" w:hAnsi="Palatino Linotype"/>
-          <w:rtl w:val="0"/>
-        </w:rPr>
-        <w:t xml:space="preserve"> and one </w:t>
-      </w:r>
-      <w:r>
-        <w:rPr>
-          <w:rtl w:val="0"/>
-        </w:rPr>
-        <w:t xml:space="preserve">wash-emphasis SLS </w:t>
-      </w:r>
-      <w:r>
-        <w:rPr>
-          <w:rFonts w:ascii="Palatino Linotype" w:cs="Palatino Linotype" w:eastAsia="Palatino Linotype" w:hAnsi="Palatino Linotype"/>
-          <w:rtl w:val="0"/>
-        </w:rPr>
-        <w:t xml:space="preserve">session. The ranking item asked which session in that block produced the greater visual experience. Because each participant completed two blocks, the maximum ranking denominator was two rankings per participant. Rankings were therefore analysed at the block level rather than the individual session-response level. In the analysed ranking dataset, </w:t>
-      </w:r>
-      <w:r>
-        <w:rPr>
-          <w:rtl w:val="0"/>
-        </w:rPr>
-        <w:t xml:space="preserve">strobe-emphasis</w:t>
-      </w:r>
-      <w:r>
-        <w:rPr>
-          <w:rFonts w:ascii="Palatino Linotype" w:cs="Palatino Linotype" w:eastAsia="Palatino Linotype" w:hAnsi="Palatino Linotype"/>
-          <w:rtl w:val="0"/>
-        </w:rPr>
-        <w:t xml:space="preserve"> sessions were selected as producing the stronger visual experience in 46/64 binary rankings, compared with 18/64 rankings for the </w:t>
-      </w:r>
-      <w:r>
-        <w:rPr>
-          <w:rtl w:val="0"/>
-        </w:rPr>
-        <w:t xml:space="preserve">wash-emphasis configuration</w:t>
-      </w:r>
-      <w:r>
-        <w:rPr>
-          <w:rFonts w:ascii="Palatino Linotype" w:cs="Palatino Linotype" w:eastAsia="Palatino Linotype" w:hAnsi="Palatino Linotype"/>
-          <w:rtl w:val="0"/>
-        </w:rPr>
-        <w:t xml:space="preserve">. Because each participant contributed two rankings, this result is interpreted as a descriptive ranking-level check rather than a participant-level inferential test. Some participants may have interpreted the item as asking which session they preferred overall rather than which produced greater visual intensity; this is therefore treated as a limitation of the ranking measure.</w:t>
-      </w:r>
-    </w:p>
-    <w:p>
-      <w:pPr>
-        <w:rPr>
-          <w:rFonts w:ascii="Palatino Linotype" w:cs="Palatino Linotype" w:eastAsia="Palatino Linotype" w:hAnsi="Palatino Linotype"/>
-        </w:rPr>
-      </w:pPr>
-      <w:r>
-        <w:rPr>
-          <w:rtl w:val="0"/>
-        </w:rPr>
-      </w:r>
-    </w:p>
-    <w:p>
-      <w:pPr>
-        <w:pStyle w:val="Heading3"/>
-        <w:rPr>
-          <w:b w:val="1"/>
-          <w:bCs w:val="1"/>
-        </w:rPr>
-      </w:pPr>
-      <w:bookmarkStart w:colFirst="0" w:colLast="0" w:name="_ntbekqyjzrr9" w:id="34"/>
-      <w:bookmarkEnd w:id="34"/>
-      <w:r>
-        <w:rPr>
-          <w:b w:val="1"/>
-          <w:bCs w:val="1"/>
-          <w:rtl w:val="0"/>
-        </w:rPr>
-        <w:t xml:space="preserve">Missing/Invalid Rankings</w:t>
-      </w:r>
-    </w:p>
-    <w:p>
-      <w:pPr>
-        <w:rPr>
-          <w:rFonts w:ascii="Palatino Linotype" w:cs="Palatino Linotype" w:eastAsia="Palatino Linotype" w:hAnsi="Palatino Linotype"/>
-        </w:rPr>
-      </w:pPr>
-      <w:r>
-        <w:rPr>
-          <w:rFonts w:ascii="Palatino Linotype" w:cs="Palatino Linotype" w:eastAsia="Palatino Linotype" w:hAnsi="Palatino Linotype"/>
-          <w:rtl w:val="0"/>
-        </w:rPr>
-        <w:t xml:space="preserve">Ranking responses were considered valid only where both sessions in the corresponding block had been completed and the participant selected one of the two within-block sessions as producing the greater visual experience. Empty ranking fields outside the end-of-block row were not treated as missing, because the ranking question was administered only once per block. Invalid rankings were defined as responses outside the allowable within-block session codes, duplicate or ambiguous entries, or rankings from blocks with incomplete session data. The analysed ranking denominator therefore comprised valid block-level comparisons rather than all session-level rows.</w:t>
-      </w:r>
-    </w:p>
-    <w:p>
-      <w:pPr>
-        <w:rPr>
-          <w:rFonts w:ascii="Palatino Linotype" w:cs="Palatino Linotype" w:eastAsia="Palatino Linotype" w:hAnsi="Palatino Linotype"/>
-        </w:rPr>
-      </w:pPr>
-      <w:r>
-        <w:rPr>
-          <w:rtl w:val="0"/>
-        </w:rPr>
-      </w:r>
-    </w:p>
-    <w:p>
-      <w:pPr>
-        <w:pStyle w:val="Heading3"/>
-        <w:rPr>
-          <w:b w:val="1"/>
-          <w:bCs w:val="1"/>
-        </w:rPr>
-      </w:pPr>
-      <w:bookmarkStart w:colFirst="0" w:colLast="0" w:name="_2i9ykq5xzjvl" w:id="35"/>
-      <w:bookmarkEnd w:id="35"/>
-      <w:r>
-        <w:rPr>
-          <w:b w:val="1"/>
-          <w:bCs w:val="1"/>
-          <w:rtl w:val="0"/>
-        </w:rPr>
-        <w:t xml:space="preserve">Block/Order Checks</w:t>
-      </w:r>
-    </w:p>
-    <w:p>
-      <w:pPr>
-        <w:rPr>
-          <w:rFonts w:ascii="Palatino Linotype" w:cs="Palatino Linotype" w:eastAsia="Palatino Linotype" w:hAnsi="Palatino Linotype"/>
-        </w:rPr>
-      </w:pPr>
-      <w:r>
-        <w:rPr>
-          <w:rFonts w:ascii="Palatino Linotype" w:cs="Palatino Linotype" w:eastAsia="Palatino Linotype" w:hAnsi="Palatino Linotype"/>
-          <w:rtl w:val="0"/>
-        </w:rPr>
-        <w:t xml:space="preserve">The interim design included two blocks of two randomised trials, with one </w:t>
-      </w:r>
-      <w:r>
-        <w:rPr>
-          <w:rtl w:val="0"/>
-        </w:rPr>
-        <w:t xml:space="preserve">strobe-emphasis</w:t>
-      </w:r>
-      <w:r>
-        <w:rPr>
-          <w:rFonts w:ascii="Palatino Linotype" w:cs="Palatino Linotype" w:eastAsia="Palatino Linotype" w:hAnsi="Palatino Linotype"/>
-          <w:rtl w:val="0"/>
-        </w:rPr>
-        <w:t xml:space="preserve"> and one </w:t>
-      </w:r>
-      <w:r>
-        <w:rPr>
-          <w:rtl w:val="0"/>
-        </w:rPr>
-        <w:t xml:space="preserve">wash-emphasis</w:t>
-      </w:r>
-      <w:r>
-        <w:rPr>
-          <w:rFonts w:ascii="Palatino Linotype" w:cs="Palatino Linotype" w:eastAsia="Palatino Linotype" w:hAnsi="Palatino Linotype"/>
-          <w:rtl w:val="0"/>
-        </w:rPr>
-        <w:t xml:space="preserve"> sequence in each block. Initial checks examined whether </w:t>
-      </w:r>
-      <w:r>
-        <w:rPr>
-          <w:rtl w:val="0"/>
-        </w:rPr>
-        <w:t xml:space="preserve">strobe-emphasis</w:t>
-      </w:r>
-      <w:r>
-        <w:rPr>
-          <w:rFonts w:ascii="Palatino Linotype" w:cs="Palatino Linotype" w:eastAsia="Palatino Linotype" w:hAnsi="Palatino Linotype"/>
-          <w:rtl w:val="0"/>
-        </w:rPr>
-        <w:t xml:space="preserve"> sessions differed across blocks and whether </w:t>
-      </w:r>
-      <w:r>
-        <w:rPr>
-          <w:rtl w:val="0"/>
-        </w:rPr>
-        <w:t xml:space="preserve">wash-emphasis</w:t>
-      </w:r>
-      <w:r>
-        <w:rPr>
-          <w:rFonts w:ascii="Palatino Linotype" w:cs="Palatino Linotype" w:eastAsia="Palatino Linotype" w:hAnsi="Palatino Linotype"/>
-          <w:rtl w:val="0"/>
-        </w:rPr>
-        <w:t xml:space="preserve"> sessions differed across blocks. Where within-condition block differences were present, the planned model was 6D-VHQ score ~ Con</w:t>
-      </w:r>
-      <w:r>
-        <w:rPr>
-          <w:rtl w:val="0"/>
-        </w:rPr>
-        <w:t xml:space="preserve">figuration</w:t>
-      </w:r>
-      <w:r>
-        <w:rPr>
-          <w:rFonts w:ascii="Palatino Linotype" w:cs="Palatino Linotype" w:eastAsia="Palatino Linotype" w:hAnsi="Palatino Linotype"/>
-          <w:rtl w:val="0"/>
-        </w:rPr>
-        <w:t xml:space="preserve"> * Block + (1 | Participant), allowing exploratory assessment of block/order effects and possible audiovisual-alignment effects. Descriptive checks suggested higher ratings for the aligned </w:t>
-      </w:r>
-      <w:r>
-        <w:rPr>
-          <w:rtl w:val="0"/>
-        </w:rPr>
-        <w:t xml:space="preserve">strobe-emphasis</w:t>
-      </w:r>
-      <w:r>
-        <w:rPr>
-          <w:rFonts w:ascii="Palatino Linotype" w:cs="Palatino Linotype" w:eastAsia="Palatino Linotype" w:hAnsi="Palatino Linotype"/>
-          <w:rtl w:val="0"/>
-        </w:rPr>
-        <w:t xml:space="preserve"> sequence than the shuffled </w:t>
-      </w:r>
-      <w:r>
-        <w:rPr>
-          <w:rtl w:val="0"/>
-        </w:rPr>
-        <w:t xml:space="preserve">strobe-emphasis</w:t>
-      </w:r>
-      <w:r>
-        <w:rPr>
-          <w:rFonts w:ascii="Palatino Linotype" w:cs="Palatino Linotype" w:eastAsia="Palatino Linotype" w:hAnsi="Palatino Linotype"/>
-          <w:rtl w:val="0"/>
-        </w:rPr>
-        <w:t xml:space="preserve"> sequence on Geometric Content, Detail, Vividness, and Semantic Content. These block/order analyses were treated as exploratory calibration checks rather than confirmatory tests of stimulus mechanism.</w:t>
-      </w:r>
-    </w:p>
-    <w:p>
-      <w:pPr>
-        <w:rPr>
-          <w:rFonts w:ascii="Palatino Linotype" w:cs="Palatino Linotype" w:eastAsia="Palatino Linotype" w:hAnsi="Palatino Linotype"/>
-        </w:rPr>
-      </w:pPr>
-      <w:r>
-        <w:rPr>
-          <w:rtl w:val="0"/>
-        </w:rPr>
-      </w:r>
-    </w:p>
-    <w:p>
-      <w:pPr>
-        <w:pStyle w:val="Heading3"/>
-        <w:rPr>
-          <w:b w:val="1"/>
-          <w:bCs w:val="1"/>
-        </w:rPr>
-      </w:pPr>
-      <w:bookmarkStart w:colFirst="0" w:colLast="0" w:name="_cikv0ewpme2r" w:id="36"/>
-      <w:bookmarkEnd w:id="36"/>
-      <w:r>
-        <w:rPr>
-          <w:b w:val="1"/>
-          <w:bCs w:val="1"/>
-          <w:rtl w:val="0"/>
-        </w:rPr>
-        <w:t xml:space="preserve">Participant Qualitative Reports</w:t>
-      </w:r>
-    </w:p>
-    <w:p>
-      <w:pPr>
-        <w:rPr>
-          <w:rFonts w:ascii="Palatino Linotype" w:cs="Palatino Linotype" w:eastAsia="Palatino Linotype" w:hAnsi="Palatino Linotype"/>
-        </w:rPr>
-      </w:pPr>
-      <w:r>
-        <w:rPr>
-          <w:rFonts w:ascii="Palatino Linotype" w:cs="Palatino Linotype" w:eastAsia="Palatino Linotype" w:hAnsi="Palatino Linotype"/>
-          <w:rtl w:val="0"/>
-        </w:rPr>
-        <w:t xml:space="preserve">After each session, participants were asked open verbal questions about the subjective experience, including “What did you see?” and “What was it like?”. Responses were used descriptively to contextualise questionnaire ratings and to examine whether </w:t>
-      </w:r>
-      <w:r>
-        <w:rPr>
-          <w:rtl w:val="0"/>
-        </w:rPr>
-        <w:t xml:space="preserve">strobe-emphasis</w:t>
-      </w:r>
-      <w:r>
-        <w:rPr>
-          <w:rFonts w:ascii="Palatino Linotype" w:cs="Palatino Linotype" w:eastAsia="Palatino Linotype" w:hAnsi="Palatino Linotype"/>
-          <w:rtl w:val="0"/>
-        </w:rPr>
-        <w:t xml:space="preserve"> sessions elicited richer or more vivid visual content than </w:t>
-      </w:r>
-      <w:r>
-        <w:rPr>
-          <w:rtl w:val="0"/>
-        </w:rPr>
-        <w:t xml:space="preserve">wash-emphasis</w:t>
-      </w:r>
-      <w:r>
-        <w:rPr>
-          <w:rFonts w:ascii="Palatino Linotype" w:cs="Palatino Linotype" w:eastAsia="Palatino Linotype" w:hAnsi="Palatino Linotype"/>
-          <w:rtl w:val="0"/>
-        </w:rPr>
-        <w:t xml:space="preserve"> sessions. Qualitative reports were not treated as confirmatory endpoints. They are summarised using coded descriptive categories, with word clouds presented only as illustrative visual summaries of recurring terms.</w:t>
-      </w:r>
-      <w:r>
-        <w:rPr>
-          <w:rtl w:val="0"/>
-        </w:rPr>
-      </w:r>
-    </w:p>
-    <w:p>
-      <w:pPr>
-        <w:jc w:val="center"/>
-        <w:rPr>
-          <w:rFonts w:ascii="Palatino Linotype" w:cs="Palatino Linotype" w:eastAsia="Palatino Linotype" w:hAnsi="Palatino Linotype"/>
-        </w:rPr>
-      </w:pPr>
-      <w:r>
-        <w:rPr>
-          <w:rFonts w:ascii="Palatino Linotype" w:cs="Palatino Linotype" w:eastAsia="Palatino Linotype" w:hAnsi="Palatino Linotype"/>
-        </w:rPr>
-        <w:drawing>
-          <wp:inline distB="114300" distT="114300" distL="114300" distR="114300">
-            <wp:extent cx="4919663" cy="2549725"/>
-            <wp:effectExtent b="0" l="0" r="0" t="0"/>
-            <wp:docPr id="5" name="image12.png"/>
-            <a:graphic>
-              <a:graphicData uri="http://schemas.openxmlformats.org/drawingml/2006/picture">
-                <pic:pic>
-                  <pic:nvPicPr>
-                    <pic:cNvPr id="0" name="image12.png"/>
-                    <pic:cNvPicPr preferRelativeResize="0"/>
-                  </pic:nvPicPr>
-                  <pic:blipFill>
-                    <a:blip r:embed="rId11"/>
                     <a:srcRect b="0" l="0" r="0" t="0"/>
                     <a:stretch>
                       <a:fillRect/>
@@ -3023,16 +3776,16 @@
           <wp:inline distB="114300" distT="114300" distL="114300" distR="114300">
             <wp:extent cx="4837032" cy="2538519"/>
             <wp:effectExtent b="0" l="0" r="0" t="0"/>
-            <wp:docPr id="4" name="image3.png"/>
+            <wp:docPr id="4" name="image4.png"/>
             <a:graphic>
               <a:graphicData uri="http://schemas.openxmlformats.org/drawingml/2006/picture">
                 <pic:pic>
                   <pic:nvPicPr>
-                    <pic:cNvPr id="0" name="image3.png"/>
+                    <pic:cNvPr id="0" name="image4.png"/>
                     <pic:cNvPicPr preferRelativeResize="0"/>
                   </pic:nvPicPr>
                   <pic:blipFill>
-                    <a:blip r:embed="rId12"/>
+                    <a:blip r:embed="rId11"/>
                     <a:srcRect b="0" l="0" r="0" t="0"/>
                     <a:stretch>
                       <a:fillRect/>
@@ -3160,12 +3913,20 @@
       </w:pPr>
       <w:r>
         <w:rPr>
-          <w:rFonts w:ascii="Palatino Linotype" w:cs="Palatino Linotype" w:eastAsia="Palatino Linotype" w:hAnsi="Palatino Linotype"/>
-          <w:b w:val="1"/>
-          <w:bCs w:val="1"/>
-          <w:rtl w:val="0"/>
-        </w:rPr>
-        <w:t xml:space="preserve">Interim SLS and Audiovisual Parameter 2 × 2 Sequence-Calibration Design</w:t>
+          <w:b w:val="1"/>
+          <w:bCs w:val="1"/>
+          <w:rtl w:val="0"/>
+        </w:rPr>
+        <w:t xml:space="preserve">Study 2</w:t>
+      </w:r>
+      <w:r>
+        <w:rPr>
+          <w:rFonts w:ascii="Palatino Linotype" w:cs="Palatino Linotype" w:eastAsia="Palatino Linotype" w:hAnsi="Palatino Linotype"/>
+          <w:b w:val="1"/>
+          <w:bCs w:val="1"/>
+          <w:rtl w:val="0"/>
+        </w:rPr>
+        <w:t xml:space="preserve"> SLS and Audiovisual Parameter 2 × 2 Sequence-Calibration Design</w:t>
       </w:r>
       <w:r>
         <w:rPr>
@@ -3210,7 +3971,20 @@
           <w:rFonts w:ascii="Palatino Linotype" w:cs="Palatino Linotype" w:eastAsia="Palatino Linotype" w:hAnsi="Palatino Linotype"/>
           <w:rtl w:val="0"/>
         </w:rPr>
-        <w:t xml:space="preserve">) with sequence order/audiovisual alignment (standard vs shuffled). The first paired series retained the standard representative block order, progressing from A to B to C1 to Peak to D to E after the onset and warmup periods. The second paired series used the corresponding shuffled order, progressing from B to A to Peak to C1 to E to D before cooldown. Both series preserved the same local oscillator parameter families, including the frequency, duty-cycle, and illuminance profiles within each representative block, but differed in the temporal ordering of those blocks.</w:t>
+        <w:t xml:space="preserve">) with sequence order/audiovisual alignment (standard vs shuffled). The first paired series retained the standard representative block order, progressing from A to B to C1 to Peak to D to E after the onset and warmup periods. The second paired series used the corresponding shuffled order, progressing from B to A to Peak to C1 to E to D before cooldown. Both series preserved the same local oscillator parameter families, including the frequency, duty-cycle, and </w:t>
+      </w:r>
+      <w:r>
+        <w:rPr>
+          <w:rtl w:val="0"/>
+        </w:rPr>
+        <w:t xml:space="preserve">RX1 output</w:t>
+      </w:r>
+      <w:r>
+        <w:rPr>
+          <w:rFonts w:ascii="Palatino Linotype" w:cs="Palatino Linotype" w:eastAsia="Palatino Linotype" w:hAnsi="Palatino Linotype"/>
+          <w:rtl w:val="0"/>
+        </w:rPr>
+        <w:t xml:space="preserve"> profiles within each representative block, but differed in the temporal ordering of those blocks.</w:t>
       </w:r>
     </w:p>
     <w:p>
@@ -3487,16 +4261,16 @@
           <wp:inline distB="114300" distT="114300" distL="114300" distR="114300">
             <wp:extent cx="5731200" cy="660400"/>
             <wp:effectExtent b="0" l="0" r="0" t="0"/>
-            <wp:docPr id="11" name="image13.png"/>
+            <wp:docPr id="11" name="image10.png"/>
             <a:graphic>
               <a:graphicData uri="http://schemas.openxmlformats.org/drawingml/2006/picture">
                 <pic:pic>
                   <pic:nvPicPr>
-                    <pic:cNvPr id="0" name="image13.png"/>
+                    <pic:cNvPr id="0" name="image10.png"/>
                     <pic:cNvPicPr preferRelativeResize="0"/>
                   </pic:nvPicPr>
                   <pic:blipFill>
-                    <a:blip r:embed="rId13"/>
+                    <a:blip r:embed="rId12"/>
                     <a:srcRect b="1040" l="0" r="0" t="1040"/>
                     <a:stretch>
                       <a:fillRect/>
@@ -3539,7 +4313,28 @@
           <w:szCs w:val="22"/>
           <w:rtl w:val="0"/>
         </w:rPr>
-        <w:t xml:space="preserve">Figure S6c. Interim unshuffled </w:t>
+        <w:t xml:space="preserve">Figure S6c. </w:t>
+      </w:r>
+      <w:r>
+        <w:rPr>
+          <w:b w:val="1"/>
+          <w:bCs w:val="1"/>
+          <w:sz w:val="22"/>
+          <w:szCs w:val="22"/>
+          <w:rtl w:val="0"/>
+        </w:rPr>
+        <w:t xml:space="preserve">Study 2</w:t>
+      </w:r>
+      <w:r>
+        <w:rPr>
+          <w:rFonts w:ascii="Palatino Linotype" w:cs="Palatino Linotype" w:eastAsia="Palatino Linotype" w:hAnsi="Palatino Linotype"/>
+          <w:b w:val="1"/>
+          <w:bCs w:val="1"/>
+          <w:sz w:val="22"/>
+          <w:szCs w:val="22"/>
+          <w:rtl w:val="0"/>
+        </w:rPr>
+        <w:t xml:space="preserve"> unshuffled </w:t>
       </w:r>
       <w:r>
         <w:rPr>
@@ -3586,7 +4381,24 @@
           <w:szCs w:val="22"/>
           <w:rtl w:val="0"/>
         </w:rPr>
-        <w:t xml:space="preserve"> sequence used in the interim bridge study. The sequence follows the standard representative block order, progressing from A to B to C1 to Peak to D to E after onset and warmup. Lines show the programmed frequency, duty-cycle, and illuminance profiles for OSC1–2 and OSC3–4 across time. Vertical dashed lines mark transitions between representative sequence blocks. The </w:t>
+        <w:t xml:space="preserve"> sequence used in the interim bridge study. The sequence follows the standard representative block order, progressing from A to B to C1 to Peak to D to E after onset and warmup. Lines show the programmed frequency, duty-cycle, and </w:t>
+      </w:r>
+      <w:r>
+        <w:rPr>
+          <w:sz w:val="22"/>
+          <w:szCs w:val="22"/>
+          <w:rtl w:val="0"/>
+        </w:rPr>
+        <w:t xml:space="preserve">RX1 output</w:t>
+      </w:r>
+      <w:r>
+        <w:rPr>
+          <w:rFonts w:ascii="Palatino Linotype" w:cs="Palatino Linotype" w:eastAsia="Palatino Linotype" w:hAnsi="Palatino Linotype"/>
+          <w:sz w:val="22"/>
+          <w:szCs w:val="22"/>
+          <w:rtl w:val="0"/>
+        </w:rPr>
+        <w:t xml:space="preserve"> profiles for OSC1–2 and OSC3–4 across time. Vertical dashed lines mark transitions between representative sequence blocks. The </w:t>
       </w:r>
       <w:r>
         <w:rPr>
@@ -3701,12 +4513,293 @@
           <wp:inline distB="114300" distT="114300" distL="114300" distR="114300">
             <wp:extent cx="5731200" cy="647700"/>
             <wp:effectExtent b="0" l="0" r="0" t="0"/>
-            <wp:docPr id="7" name="image7.png"/>
+            <wp:docPr id="7" name="image6.png"/>
             <a:graphic>
               <a:graphicData uri="http://schemas.openxmlformats.org/drawingml/2006/picture">
                 <pic:pic>
                   <pic:nvPicPr>
-                    <pic:cNvPr id="0" name="image7.png"/>
+                    <pic:cNvPr id="0" name="image6.png"/>
+                    <pic:cNvPicPr preferRelativeResize="0"/>
+                  </pic:nvPicPr>
+                  <pic:blipFill>
+                    <a:blip r:embed="rId13"/>
+                    <a:srcRect b="1981" l="0" r="0" t="1981"/>
+                    <a:stretch>
+                      <a:fillRect/>
+                    </a:stretch>
+                  </pic:blipFill>
+                  <pic:spPr>
+                    <a:xfrm>
+                      <a:off x="0" y="0"/>
+                      <a:ext cx="5731200" cy="647700"/>
+                    </a:xfrm>
+                    <a:prstGeom prst="rect"/>
+                    <a:ln/>
+                  </pic:spPr>
+                </pic:pic>
+              </a:graphicData>
+            </a:graphic>
+          </wp:inline>
+        </w:drawing>
+      </w:r>
+      <w:r>
+        <w:rPr>
+          <w:rtl w:val="0"/>
+        </w:rPr>
+      </w:r>
+    </w:p>
+    <w:p>
+      <w:pPr>
+        <w:rPr>
+          <w:rFonts w:ascii="Palatino Linotype" w:cs="Palatino Linotype" w:eastAsia="Palatino Linotype" w:hAnsi="Palatino Linotype"/>
+          <w:sz w:val="22"/>
+          <w:szCs w:val="22"/>
+        </w:rPr>
+      </w:pPr>
+      <w:r>
+        <w:rPr>
+          <w:rFonts w:ascii="Palatino Linotype" w:cs="Palatino Linotype" w:eastAsia="Palatino Linotype" w:hAnsi="Palatino Linotype"/>
+          <w:b w:val="1"/>
+          <w:bCs w:val="1"/>
+          <w:sz w:val="22"/>
+          <w:szCs w:val="22"/>
+          <w:rtl w:val="0"/>
+        </w:rPr>
+        <w:t xml:space="preserve">Figure S6d. </w:t>
+      </w:r>
+      <w:r>
+        <w:rPr>
+          <w:b w:val="1"/>
+          <w:bCs w:val="1"/>
+          <w:sz w:val="22"/>
+          <w:szCs w:val="22"/>
+          <w:rtl w:val="0"/>
+        </w:rPr>
+        <w:t xml:space="preserve">Study 2</w:t>
+      </w:r>
+      <w:r>
+        <w:rPr>
+          <w:rFonts w:ascii="Palatino Linotype" w:cs="Palatino Linotype" w:eastAsia="Palatino Linotype" w:hAnsi="Palatino Linotype"/>
+          <w:b w:val="1"/>
+          <w:bCs w:val="1"/>
+          <w:sz w:val="22"/>
+          <w:szCs w:val="22"/>
+          <w:rtl w:val="0"/>
+        </w:rPr>
+        <w:t xml:space="preserve"> unshuffled </w:t>
+      </w:r>
+      <w:r>
+        <w:rPr>
+          <w:b w:val="1"/>
+          <w:bCs w:val="1"/>
+          <w:sz w:val="22"/>
+          <w:szCs w:val="22"/>
+          <w:rtl w:val="0"/>
+        </w:rPr>
+        <w:t xml:space="preserve">wash-emphasis</w:t>
+      </w:r>
+      <w:r>
+        <w:rPr>
+          <w:rFonts w:ascii="Palatino Linotype" w:cs="Palatino Linotype" w:eastAsia="Palatino Linotype" w:hAnsi="Palatino Linotype"/>
+          <w:b w:val="1"/>
+          <w:bCs w:val="1"/>
+          <w:sz w:val="22"/>
+          <w:szCs w:val="22"/>
+          <w:rtl w:val="0"/>
+        </w:rPr>
+        <w:t xml:space="preserve"> SLS parameter trajectory.</w:t>
+      </w:r>
+      <w:r>
+        <w:rPr>
+          <w:rFonts w:ascii="Palatino Linotype" w:cs="Palatino Linotype" w:eastAsia="Palatino Linotype" w:hAnsi="Palatino Linotype"/>
+          <w:sz w:val="22"/>
+          <w:szCs w:val="22"/>
+          <w:rtl w:val="0"/>
+        </w:rPr>
+        <w:t xml:space="preserve"> Parameter trajectory for the unshuffled </w:t>
+      </w:r>
+      <w:r>
+        <w:rPr>
+          <w:sz w:val="22"/>
+          <w:szCs w:val="22"/>
+          <w:rtl w:val="0"/>
+        </w:rPr>
+        <w:t xml:space="preserve">wash-emphasis SLS</w:t>
+      </w:r>
+      <w:r>
+        <w:rPr>
+          <w:rFonts w:ascii="Palatino Linotype" w:cs="Palatino Linotype" w:eastAsia="Palatino Linotype" w:hAnsi="Palatino Linotype"/>
+          <w:sz w:val="22"/>
+          <w:szCs w:val="22"/>
+          <w:rtl w:val="0"/>
+        </w:rPr>
+        <w:t xml:space="preserve"> sequence. This sequence preserves the same standard temporal scaffold and representative block order as the unshuffled </w:t>
+      </w:r>
+      <w:r>
+        <w:rPr>
+          <w:sz w:val="22"/>
+          <w:szCs w:val="22"/>
+          <w:rtl w:val="0"/>
+        </w:rPr>
+        <w:t xml:space="preserve">strobe-emphasis</w:t>
+      </w:r>
+      <w:r>
+        <w:rPr>
+          <w:rFonts w:ascii="Palatino Linotype" w:cs="Palatino Linotype" w:eastAsia="Palatino Linotype" w:hAnsi="Palatino Linotype"/>
+          <w:sz w:val="22"/>
+          <w:szCs w:val="22"/>
+          <w:rtl w:val="0"/>
+        </w:rPr>
+        <w:t xml:space="preserve"> sequence, but shifts </w:t>
+      </w:r>
+      <w:r>
+        <w:rPr>
+          <w:sz w:val="22"/>
+          <w:szCs w:val="22"/>
+          <w:rtl w:val="0"/>
+        </w:rPr>
+        <w:t xml:space="preserve">amplitude</w:t>
+      </w:r>
+      <w:r>
+        <w:rPr>
+          <w:rFonts w:ascii="Palatino Linotype" w:cs="Palatino Linotype" w:eastAsia="Palatino Linotype" w:hAnsi="Palatino Linotype"/>
+          <w:sz w:val="22"/>
+          <w:szCs w:val="22"/>
+          <w:rtl w:val="0"/>
+        </w:rPr>
+        <w:t xml:space="preserve"> emphasis away from the active stroboscopic component and toward the wash-light component. This </w:t>
+      </w:r>
+      <w:r>
+        <w:rPr>
+          <w:sz w:val="22"/>
+          <w:szCs w:val="22"/>
+          <w:rtl w:val="0"/>
+        </w:rPr>
+        <w:t xml:space="preserve">wash-emphasis</w:t>
+      </w:r>
+      <w:r>
+        <w:rPr>
+          <w:rFonts w:ascii="Palatino Linotype" w:cs="Palatino Linotype" w:eastAsia="Palatino Linotype" w:hAnsi="Palatino Linotype"/>
+          <w:sz w:val="22"/>
+          <w:szCs w:val="22"/>
+          <w:rtl w:val="0"/>
+        </w:rPr>
+        <w:t xml:space="preserve"> construction was designed to reduce expected phenomenological salience while retaining comparable timing, transition structure, oscillator progression, and audiovisual context. Lines show frequency, duty cycle, and </w:t>
+      </w:r>
+      <w:r>
+        <w:rPr>
+          <w:sz w:val="22"/>
+          <w:szCs w:val="22"/>
+          <w:rtl w:val="0"/>
+        </w:rPr>
+        <w:t xml:space="preserve">RX1 output</w:t>
+      </w:r>
+      <w:r>
+        <w:rPr>
+          <w:rFonts w:ascii="Palatino Linotype" w:cs="Palatino Linotype" w:eastAsia="Palatino Linotype" w:hAnsi="Palatino Linotype"/>
+          <w:sz w:val="22"/>
+          <w:szCs w:val="22"/>
+          <w:rtl w:val="0"/>
+        </w:rPr>
+        <w:t xml:space="preserve"> values for OSC1–2 and OSC3–4, with vertical dashed lines indicating transitions between representative blocks.</w:t>
+      </w:r>
+    </w:p>
+    <w:p>
+      <w:pPr>
+        <w:rPr>
+          <w:rFonts w:ascii="Palatino Linotype" w:cs="Palatino Linotype" w:eastAsia="Palatino Linotype" w:hAnsi="Palatino Linotype"/>
+          <w:u w:val="single"/>
+        </w:rPr>
+      </w:pPr>
+      <w:r>
+        <w:rPr>
+          <w:rtl w:val="0"/>
+        </w:rPr>
+      </w:r>
+    </w:p>
+    <w:p>
+      <w:pPr>
+        <w:rPr>
+          <w:rFonts w:ascii="Palatino Linotype" w:cs="Palatino Linotype" w:eastAsia="Palatino Linotype" w:hAnsi="Palatino Linotype"/>
+          <w:u w:val="single"/>
+        </w:rPr>
+      </w:pPr>
+      <w:r>
+        <w:rPr>
+          <w:rFonts w:ascii="Palatino Linotype" w:cs="Palatino Linotype" w:eastAsia="Palatino Linotype" w:hAnsi="Palatino Linotype"/>
+          <w:u w:val="single"/>
+          <w:rtl w:val="0"/>
+        </w:rPr>
+        <w:t xml:space="preserve">Interim SLS Parameters for Shuffled Audiovisual Con</w:t>
+      </w:r>
+      <w:r>
+        <w:rPr>
+          <w:u w:val="single"/>
+          <w:rtl w:val="0"/>
+        </w:rPr>
+        <w:t xml:space="preserve">figurations</w:t>
+      </w:r>
+      <w:r>
+        <w:rPr>
+          <w:rtl w:val="0"/>
+        </w:rPr>
+      </w:r>
+    </w:p>
+    <w:p>
+      <w:pPr>
+        <w:rPr>
+          <w:rFonts w:ascii="Palatino Linotype" w:cs="Palatino Linotype" w:eastAsia="Palatino Linotype" w:hAnsi="Palatino Linotype"/>
+          <w:b w:val="1"/>
+          <w:bCs w:val="1"/>
+        </w:rPr>
+      </w:pPr>
+      <w:r>
+        <w:rPr>
+          <w:rFonts w:ascii="Palatino Linotype" w:cs="Palatino Linotype" w:eastAsia="Palatino Linotype" w:hAnsi="Palatino Linotype"/>
+          <w:b w:val="1"/>
+          <w:bCs w:val="1"/>
+          <w:rtl w:val="0"/>
+        </w:rPr>
+        <w:t xml:space="preserve">Shuffled </w:t>
+      </w:r>
+      <w:r>
+        <w:rPr>
+          <w:b w:val="1"/>
+          <w:bCs w:val="1"/>
+          <w:rtl w:val="0"/>
+        </w:rPr>
+        <w:t xml:space="preserve">Strobe-Emphasis Parameters</w:t>
+      </w:r>
+      <w:r>
+        <w:rPr>
+          <w:rtl w:val="0"/>
+        </w:rPr>
+      </w:r>
+    </w:p>
+    <w:p>
+      <w:pPr>
+        <w:rPr>
+          <w:rFonts w:ascii="Palatino Linotype" w:cs="Palatino Linotype" w:eastAsia="Palatino Linotype" w:hAnsi="Palatino Linotype"/>
+          <w:b w:val="1"/>
+          <w:bCs w:val="1"/>
+        </w:rPr>
+      </w:pPr>
+      <w:r>
+        <w:rPr>
+          <w:rFonts w:ascii="Palatino Linotype" w:cs="Palatino Linotype" w:eastAsia="Palatino Linotype" w:hAnsi="Palatino Linotype"/>
+          <w:b w:val="1"/>
+          <w:bCs w:val="1"/>
+        </w:rPr>
+        <w:drawing>
+          <wp:inline distB="114300" distT="114300" distL="114300" distR="114300">
+            <wp:extent cx="5731200" cy="647700"/>
+            <wp:effectExtent b="0" l="0" r="0" t="0"/>
+            <wp:docPr id="12" name="image11.png"/>
+            <a:graphic>
+              <a:graphicData uri="http://schemas.openxmlformats.org/drawingml/2006/picture">
+                <pic:pic>
+                  <pic:nvPicPr>
+                    <pic:cNvPr id="0" name="image11.png"/>
                     <pic:cNvPicPr preferRelativeResize="0"/>
                   </pic:nvPicPr>
                   <pic:blipFill>
@@ -3753,17 +4846,38 @@
           <w:szCs w:val="22"/>
           <w:rtl w:val="0"/>
         </w:rPr>
-        <w:t xml:space="preserve">Figure S6d. Interim unshuffled </w:t>
-      </w:r>
-      <w:r>
-        <w:rPr>
-          <w:b w:val="1"/>
-          <w:bCs w:val="1"/>
-          <w:sz w:val="22"/>
-          <w:szCs w:val="22"/>
-          <w:rtl w:val="0"/>
-        </w:rPr>
-        <w:t xml:space="preserve">wash-emphasis</w:t>
+        <w:t xml:space="preserve">Figure S6e. </w:t>
+      </w:r>
+      <w:r>
+        <w:rPr>
+          <w:b w:val="1"/>
+          <w:bCs w:val="1"/>
+          <w:sz w:val="22"/>
+          <w:szCs w:val="22"/>
+          <w:rtl w:val="0"/>
+        </w:rPr>
+        <w:t xml:space="preserve">Study 2</w:t>
+      </w:r>
+      <w:r>
+        <w:rPr>
+          <w:rFonts w:ascii="Palatino Linotype" w:cs="Palatino Linotype" w:eastAsia="Palatino Linotype" w:hAnsi="Palatino Linotype"/>
+          <w:b w:val="1"/>
+          <w:bCs w:val="1"/>
+          <w:sz w:val="22"/>
+          <w:szCs w:val="22"/>
+          <w:rtl w:val="0"/>
+        </w:rPr>
+        <w:t xml:space="preserve"> shuffled </w:t>
+      </w:r>
+      <w:r>
+        <w:rPr>
+          <w:b w:val="1"/>
+          <w:bCs w:val="1"/>
+          <w:sz w:val="22"/>
+          <w:szCs w:val="22"/>
+          <w:rtl w:val="0"/>
+        </w:rPr>
+        <w:t xml:space="preserve">strobe-emphasis</w:t>
       </w:r>
       <w:r>
         <w:rPr>
@@ -3783,24 +4897,7 @@
           <w:szCs w:val="22"/>
           <w:rtl w:val="0"/>
         </w:rPr>
-        <w:t xml:space="preserve"> Parameter trajectory for the unshuffled </w:t>
-      </w:r>
-      <w:r>
-        <w:rPr>
-          <w:sz w:val="22"/>
-          <w:szCs w:val="22"/>
-          <w:rtl w:val="0"/>
-        </w:rPr>
-        <w:t xml:space="preserve">wash-emphasis SLS</w:t>
-      </w:r>
-      <w:r>
-        <w:rPr>
-          <w:rFonts w:ascii="Palatino Linotype" w:cs="Palatino Linotype" w:eastAsia="Palatino Linotype" w:hAnsi="Palatino Linotype"/>
-          <w:sz w:val="22"/>
-          <w:szCs w:val="22"/>
-          <w:rtl w:val="0"/>
-        </w:rPr>
-        <w:t xml:space="preserve"> sequence. This sequence preserves the same standard temporal scaffold and representative block order as the unshuffled </w:t>
+        <w:t xml:space="preserve"> Parameter trajectory for the shuffled </w:t>
       </w:r>
       <w:r>
         <w:rPr>
@@ -3817,78 +4914,34 @@
           <w:szCs w:val="22"/>
           <w:rtl w:val="0"/>
         </w:rPr>
-        <w:t xml:space="preserve"> sequence, but shifts </w:t>
-      </w:r>
-      <w:r>
-        <w:rPr>
-          <w:sz w:val="22"/>
-          <w:szCs w:val="22"/>
-          <w:rtl w:val="0"/>
-        </w:rPr>
-        <w:t xml:space="preserve">amplitude</w:t>
-      </w:r>
-      <w:r>
-        <w:rPr>
-          <w:rFonts w:ascii="Palatino Linotype" w:cs="Palatino Linotype" w:eastAsia="Palatino Linotype" w:hAnsi="Palatino Linotype"/>
-          <w:sz w:val="22"/>
-          <w:szCs w:val="22"/>
-          <w:rtl w:val="0"/>
-        </w:rPr>
-        <w:t xml:space="preserve"> emphasis away from the active stroboscopic component and toward the wash-light component. This </w:t>
-      </w:r>
-      <w:r>
-        <w:rPr>
-          <w:sz w:val="22"/>
-          <w:szCs w:val="22"/>
-          <w:rtl w:val="0"/>
-        </w:rPr>
-        <w:t xml:space="preserve">wash-emphasis</w:t>
-      </w:r>
-      <w:r>
-        <w:rPr>
-          <w:rFonts w:ascii="Palatino Linotype" w:cs="Palatino Linotype" w:eastAsia="Palatino Linotype" w:hAnsi="Palatino Linotype"/>
-          <w:sz w:val="22"/>
-          <w:szCs w:val="22"/>
-          <w:rtl w:val="0"/>
-        </w:rPr>
-        <w:t xml:space="preserve"> construction was designed to reduce expected phenomenological salience while retaining comparable timing, transition structure, oscillator progression, and audiovisual context. Lines show frequency, duty cycle, and illuminance values for OSC1–2 and OSC3–4, with vertical dashed lines indicating transitions between representative blocks.</w:t>
-      </w:r>
-    </w:p>
-    <w:p>
-      <w:pPr>
-        <w:rPr>
-          <w:rFonts w:ascii="Palatino Linotype" w:cs="Palatino Linotype" w:eastAsia="Palatino Linotype" w:hAnsi="Palatino Linotype"/>
-          <w:u w:val="single"/>
-        </w:rPr>
-      </w:pPr>
-      <w:r>
-        <w:rPr>
-          <w:rtl w:val="0"/>
-        </w:rPr>
-      </w:r>
-    </w:p>
-    <w:p>
-      <w:pPr>
-        <w:rPr>
-          <w:rFonts w:ascii="Palatino Linotype" w:cs="Palatino Linotype" w:eastAsia="Palatino Linotype" w:hAnsi="Palatino Linotype"/>
-          <w:u w:val="single"/>
-        </w:rPr>
-      </w:pPr>
-      <w:r>
-        <w:rPr>
-          <w:rFonts w:ascii="Palatino Linotype" w:cs="Palatino Linotype" w:eastAsia="Palatino Linotype" w:hAnsi="Palatino Linotype"/>
-          <w:u w:val="single"/>
-          <w:rtl w:val="0"/>
-        </w:rPr>
-        <w:t xml:space="preserve">Interim SLS Parameters for Shuffled Audiovisual Con</w:t>
-      </w:r>
-      <w:r>
-        <w:rPr>
-          <w:u w:val="single"/>
-          <w:rtl w:val="0"/>
-        </w:rPr>
-        <w:t xml:space="preserve">figurations</w:t>
-      </w:r>
+        <w:t xml:space="preserve"> SLS sequence used as the second audiovisual order/alignment variant in the interim bridge study. The shuffled sequence rearranges the representative visual blocks while preserving their local oscillator parameter profiles, progressing from B to A to Peak to C1 to E to D before cooldown. This manipulation altered how isochronic auditory pulse motifs aligned with the visual oscillator trajectory over time without introducing a distinct stimulus family. Lines show programmed frequency, duty-cycle, and </w:t>
+      </w:r>
+      <w:r>
+        <w:rPr>
+          <w:sz w:val="22"/>
+          <w:szCs w:val="22"/>
+          <w:rtl w:val="0"/>
+        </w:rPr>
+        <w:t xml:space="preserve">RX1 output</w:t>
+      </w:r>
+      <w:r>
+        <w:rPr>
+          <w:rFonts w:ascii="Palatino Linotype" w:cs="Palatino Linotype" w:eastAsia="Palatino Linotype" w:hAnsi="Palatino Linotype"/>
+          <w:sz w:val="22"/>
+          <w:szCs w:val="22"/>
+          <w:rtl w:val="0"/>
+        </w:rPr>
+        <w:t xml:space="preserve"> profiles for OSC1–2 and OSC3–4; vertical dashed lines mark block transitions.</w:t>
+      </w:r>
+    </w:p>
+    <w:p>
+      <w:pPr>
+        <w:rPr>
+          <w:rFonts w:ascii="Palatino Linotype" w:cs="Palatino Linotype" w:eastAsia="Palatino Linotype" w:hAnsi="Palatino Linotype"/>
+          <w:b w:val="1"/>
+          <w:bCs w:val="1"/>
+        </w:rPr>
+      </w:pPr>
       <w:r>
         <w:rPr>
           <w:rtl w:val="0"/>
@@ -3918,20 +4971,18 @@
           <w:bCs w:val="1"/>
           <w:rtl w:val="0"/>
         </w:rPr>
-        <w:t xml:space="preserve">Strobe-Emphasis Parameters</w:t>
-      </w:r>
-      <w:r>
-        <w:rPr>
-          <w:rtl w:val="0"/>
-        </w:rPr>
-      </w:r>
-    </w:p>
-    <w:p>
-      <w:pPr>
-        <w:rPr>
-          <w:rFonts w:ascii="Palatino Linotype" w:cs="Palatino Linotype" w:eastAsia="Palatino Linotype" w:hAnsi="Palatino Linotype"/>
-          <w:b w:val="1"/>
-          <w:bCs w:val="1"/>
+        <w:t xml:space="preserve">Wash-Emphasis Parameters</w:t>
+      </w:r>
+      <w:r>
+        <w:rPr>
+          <w:rtl w:val="0"/>
+        </w:rPr>
+      </w:r>
+    </w:p>
+    <w:p>
+      <w:pPr>
+        <w:rPr>
+          <w:rFonts w:ascii="Palatino Linotype" w:cs="Palatino Linotype" w:eastAsia="Palatino Linotype" w:hAnsi="Palatino Linotype"/>
         </w:rPr>
       </w:pPr>
       <w:r>
@@ -3944,12 +4995,12 @@
           <wp:inline distB="114300" distT="114300" distL="114300" distR="114300">
             <wp:extent cx="5731200" cy="647700"/>
             <wp:effectExtent b="0" l="0" r="0" t="0"/>
-            <wp:docPr id="12" name="image2.png"/>
+            <wp:docPr id="13" name="image13.png"/>
             <a:graphic>
               <a:graphicData uri="http://schemas.openxmlformats.org/drawingml/2006/picture">
                 <pic:pic>
                   <pic:nvPicPr>
-                    <pic:cNvPr id="0" name="image2.png"/>
+                    <pic:cNvPr id="0" name="image13.png"/>
                     <pic:cNvPicPr preferRelativeResize="0"/>
                   </pic:nvPicPr>
                   <pic:blipFill>
@@ -3996,12 +5047,78 @@
           <w:szCs w:val="22"/>
           <w:rtl w:val="0"/>
         </w:rPr>
-        <w:t xml:space="preserve">Figure S6e. Interim shuffled </w:t>
-      </w:r>
-      <w:r>
-        <w:rPr>
-          <w:b w:val="1"/>
-          <w:bCs w:val="1"/>
+        <w:t xml:space="preserve">Figure S6f. </w:t>
+      </w:r>
+      <w:r>
+        <w:rPr>
+          <w:b w:val="1"/>
+          <w:bCs w:val="1"/>
+          <w:sz w:val="22"/>
+          <w:szCs w:val="22"/>
+          <w:rtl w:val="0"/>
+        </w:rPr>
+        <w:t xml:space="preserve">Study 2</w:t>
+      </w:r>
+      <w:r>
+        <w:rPr>
+          <w:rFonts w:ascii="Palatino Linotype" w:cs="Palatino Linotype" w:eastAsia="Palatino Linotype" w:hAnsi="Palatino Linotype"/>
+          <w:b w:val="1"/>
+          <w:bCs w:val="1"/>
+          <w:sz w:val="22"/>
+          <w:szCs w:val="22"/>
+          <w:rtl w:val="0"/>
+        </w:rPr>
+        <w:t xml:space="preserve"> shuffled </w:t>
+      </w:r>
+      <w:r>
+        <w:rPr>
+          <w:b w:val="1"/>
+          <w:bCs w:val="1"/>
+          <w:sz w:val="22"/>
+          <w:szCs w:val="22"/>
+          <w:rtl w:val="0"/>
+        </w:rPr>
+        <w:t xml:space="preserve">wash-emphasis </w:t>
+      </w:r>
+      <w:r>
+        <w:rPr>
+          <w:rFonts w:ascii="Palatino Linotype" w:cs="Palatino Linotype" w:eastAsia="Palatino Linotype" w:hAnsi="Palatino Linotype"/>
+          <w:b w:val="1"/>
+          <w:bCs w:val="1"/>
+          <w:sz w:val="22"/>
+          <w:szCs w:val="22"/>
+          <w:rtl w:val="0"/>
+        </w:rPr>
+        <w:t xml:space="preserve">SLS parameter trajectory. </w:t>
+      </w:r>
+      <w:r>
+        <w:rPr>
+          <w:rFonts w:ascii="Palatino Linotype" w:cs="Palatino Linotype" w:eastAsia="Palatino Linotype" w:hAnsi="Palatino Linotype"/>
+          <w:sz w:val="22"/>
+          <w:szCs w:val="22"/>
+          <w:rtl w:val="0"/>
+        </w:rPr>
+        <w:t xml:space="preserve">Parameter trajectory for the shuffled </w:t>
+      </w:r>
+      <w:r>
+        <w:rPr>
+          <w:sz w:val="22"/>
+          <w:szCs w:val="22"/>
+          <w:rtl w:val="0"/>
+        </w:rPr>
+        <w:t xml:space="preserve">wash-emphasis SLS</w:t>
+      </w:r>
+      <w:r>
+        <w:rPr>
+          <w:rFonts w:ascii="Palatino Linotype" w:cs="Palatino Linotype" w:eastAsia="Palatino Linotype" w:hAnsi="Palatino Linotype"/>
+          <w:sz w:val="22"/>
+          <w:szCs w:val="22"/>
+          <w:rtl w:val="0"/>
+        </w:rPr>
+        <w:t xml:space="preserve"> sequence. This sequence shares the same shuffled temporal order and audiovisual alignment variant as the shuffled </w:t>
+      </w:r>
+      <w:r>
+        <w:rPr>
           <w:sz w:val="22"/>
           <w:szCs w:val="22"/>
           <w:rtl w:val="0"/>
@@ -4011,214 +5128,6 @@
       <w:r>
         <w:rPr>
           <w:rFonts w:ascii="Palatino Linotype" w:cs="Palatino Linotype" w:eastAsia="Palatino Linotype" w:hAnsi="Palatino Linotype"/>
-          <w:b w:val="1"/>
-          <w:bCs w:val="1"/>
-          <w:sz w:val="22"/>
-          <w:szCs w:val="22"/>
-          <w:rtl w:val="0"/>
-        </w:rPr>
-        <w:t xml:space="preserve"> SLS parameter trajectory.</w:t>
-      </w:r>
-      <w:r>
-        <w:rPr>
-          <w:rFonts w:ascii="Palatino Linotype" w:cs="Palatino Linotype" w:eastAsia="Palatino Linotype" w:hAnsi="Palatino Linotype"/>
-          <w:sz w:val="22"/>
-          <w:szCs w:val="22"/>
-          <w:rtl w:val="0"/>
-        </w:rPr>
-        <w:t xml:space="preserve"> Parameter trajectory for the shuffled </w:t>
-      </w:r>
-      <w:r>
-        <w:rPr>
-          <w:sz w:val="22"/>
-          <w:szCs w:val="22"/>
-          <w:rtl w:val="0"/>
-        </w:rPr>
-        <w:t xml:space="preserve">strobe-emphasis</w:t>
-      </w:r>
-      <w:r>
-        <w:rPr>
-          <w:rFonts w:ascii="Palatino Linotype" w:cs="Palatino Linotype" w:eastAsia="Palatino Linotype" w:hAnsi="Palatino Linotype"/>
-          <w:sz w:val="22"/>
-          <w:szCs w:val="22"/>
-          <w:rtl w:val="0"/>
-        </w:rPr>
-        <w:t xml:space="preserve"> SLS sequence used as the second audiovisual order/alignment variant in the interim bridge study. The shuffled sequence rearranges the representative visual blocks while preserving their local oscillator parameter profiles, progressing from B to A to Peak to C1 to E to D before cooldown. This manipulation altered how isochronic auditory pulse motifs aligned with the visual oscillator trajectory over time without introducing a distinct stimulus family. Lines show programmed frequency, duty-cycle, and illuminance profiles for OSC1–2 and OSC3–4; vertical dashed lines mark block transitions.</w:t>
-      </w:r>
-    </w:p>
-    <w:p>
-      <w:pPr>
-        <w:rPr>
-          <w:rFonts w:ascii="Palatino Linotype" w:cs="Palatino Linotype" w:eastAsia="Palatino Linotype" w:hAnsi="Palatino Linotype"/>
-          <w:b w:val="1"/>
-          <w:bCs w:val="1"/>
-        </w:rPr>
-      </w:pPr>
-      <w:r>
-        <w:rPr>
-          <w:rtl w:val="0"/>
-        </w:rPr>
-      </w:r>
-    </w:p>
-    <w:p>
-      <w:pPr>
-        <w:rPr>
-          <w:rFonts w:ascii="Palatino Linotype" w:cs="Palatino Linotype" w:eastAsia="Palatino Linotype" w:hAnsi="Palatino Linotype"/>
-          <w:b w:val="1"/>
-          <w:bCs w:val="1"/>
-        </w:rPr>
-      </w:pPr>
-      <w:r>
-        <w:rPr>
-          <w:rFonts w:ascii="Palatino Linotype" w:cs="Palatino Linotype" w:eastAsia="Palatino Linotype" w:hAnsi="Palatino Linotype"/>
-          <w:b w:val="1"/>
-          <w:bCs w:val="1"/>
-          <w:rtl w:val="0"/>
-        </w:rPr>
-        <w:t xml:space="preserve">Shuffled </w:t>
-      </w:r>
-      <w:r>
-        <w:rPr>
-          <w:b w:val="1"/>
-          <w:bCs w:val="1"/>
-          <w:rtl w:val="0"/>
-        </w:rPr>
-        <w:t xml:space="preserve">Wash-Emphasis Parameters</w:t>
-      </w:r>
-      <w:r>
-        <w:rPr>
-          <w:rtl w:val="0"/>
-        </w:rPr>
-      </w:r>
-    </w:p>
-    <w:p>
-      <w:pPr>
-        <w:rPr>
-          <w:rFonts w:ascii="Palatino Linotype" w:cs="Palatino Linotype" w:eastAsia="Palatino Linotype" w:hAnsi="Palatino Linotype"/>
-        </w:rPr>
-      </w:pPr>
-      <w:r>
-        <w:rPr>
-          <w:rFonts w:ascii="Palatino Linotype" w:cs="Palatino Linotype" w:eastAsia="Palatino Linotype" w:hAnsi="Palatino Linotype"/>
-          <w:b w:val="1"/>
-          <w:bCs w:val="1"/>
-        </w:rPr>
-        <w:drawing>
-          <wp:inline distB="114300" distT="114300" distL="114300" distR="114300">
-            <wp:extent cx="5731200" cy="647700"/>
-            <wp:effectExtent b="0" l="0" r="0" t="0"/>
-            <wp:docPr id="13" name="image5.png"/>
-            <a:graphic>
-              <a:graphicData uri="http://schemas.openxmlformats.org/drawingml/2006/picture">
-                <pic:pic>
-                  <pic:nvPicPr>
-                    <pic:cNvPr id="0" name="image5.png"/>
-                    <pic:cNvPicPr preferRelativeResize="0"/>
-                  </pic:nvPicPr>
-                  <pic:blipFill>
-                    <a:blip r:embed="rId16"/>
-                    <a:srcRect b="1981" l="0" r="0" t="1981"/>
-                    <a:stretch>
-                      <a:fillRect/>
-                    </a:stretch>
-                  </pic:blipFill>
-                  <pic:spPr>
-                    <a:xfrm>
-                      <a:off x="0" y="0"/>
-                      <a:ext cx="5731200" cy="647700"/>
-                    </a:xfrm>
-                    <a:prstGeom prst="rect"/>
-                    <a:ln/>
-                  </pic:spPr>
-                </pic:pic>
-              </a:graphicData>
-            </a:graphic>
-          </wp:inline>
-        </w:drawing>
-      </w:r>
-      <w:r>
-        <w:rPr>
-          <w:rtl w:val="0"/>
-        </w:rPr>
-      </w:r>
-    </w:p>
-    <w:p>
-      <w:pPr>
-        <w:rPr>
-          <w:rFonts w:ascii="Palatino Linotype" w:cs="Palatino Linotype" w:eastAsia="Palatino Linotype" w:hAnsi="Palatino Linotype"/>
-          <w:sz w:val="22"/>
-          <w:szCs w:val="22"/>
-        </w:rPr>
-      </w:pPr>
-      <w:r>
-        <w:rPr>
-          <w:rFonts w:ascii="Palatino Linotype" w:cs="Palatino Linotype" w:eastAsia="Palatino Linotype" w:hAnsi="Palatino Linotype"/>
-          <w:b w:val="1"/>
-          <w:bCs w:val="1"/>
-          <w:sz w:val="22"/>
-          <w:szCs w:val="22"/>
-          <w:rtl w:val="0"/>
-        </w:rPr>
-        <w:t xml:space="preserve">Figure S6f. Interim shuffled </w:t>
-      </w:r>
-      <w:r>
-        <w:rPr>
-          <w:b w:val="1"/>
-          <w:bCs w:val="1"/>
-          <w:sz w:val="22"/>
-          <w:szCs w:val="22"/>
-          <w:rtl w:val="0"/>
-        </w:rPr>
-        <w:t xml:space="preserve">wash-emphasis </w:t>
-      </w:r>
-      <w:r>
-        <w:rPr>
-          <w:rFonts w:ascii="Palatino Linotype" w:cs="Palatino Linotype" w:eastAsia="Palatino Linotype" w:hAnsi="Palatino Linotype"/>
-          <w:b w:val="1"/>
-          <w:bCs w:val="1"/>
-          <w:sz w:val="22"/>
-          <w:szCs w:val="22"/>
-          <w:rtl w:val="0"/>
-        </w:rPr>
-        <w:t xml:space="preserve">SLS parameter trajectory. </w:t>
-      </w:r>
-      <w:r>
-        <w:rPr>
-          <w:rFonts w:ascii="Palatino Linotype" w:cs="Palatino Linotype" w:eastAsia="Palatino Linotype" w:hAnsi="Palatino Linotype"/>
-          <w:sz w:val="22"/>
-          <w:szCs w:val="22"/>
-          <w:rtl w:val="0"/>
-        </w:rPr>
-        <w:t xml:space="preserve">Parameter trajectory for the shuffled </w:t>
-      </w:r>
-      <w:r>
-        <w:rPr>
-          <w:sz w:val="22"/>
-          <w:szCs w:val="22"/>
-          <w:rtl w:val="0"/>
-        </w:rPr>
-        <w:t xml:space="preserve">wash-emphasis SLS</w:t>
-      </w:r>
-      <w:r>
-        <w:rPr>
-          <w:rFonts w:ascii="Palatino Linotype" w:cs="Palatino Linotype" w:eastAsia="Palatino Linotype" w:hAnsi="Palatino Linotype"/>
-          <w:sz w:val="22"/>
-          <w:szCs w:val="22"/>
-          <w:rtl w:val="0"/>
-        </w:rPr>
-        <w:t xml:space="preserve"> sequence. This sequence shares the same shuffled temporal order and audiovisual alignment variant as the shuffled </w:t>
-      </w:r>
-      <w:r>
-        <w:rPr>
-          <w:sz w:val="22"/>
-          <w:szCs w:val="22"/>
-          <w:rtl w:val="0"/>
-        </w:rPr>
-        <w:t xml:space="preserve">strobe-emphasis</w:t>
-      </w:r>
-      <w:r>
-        <w:rPr>
-          <w:rFonts w:ascii="Palatino Linotype" w:cs="Palatino Linotype" w:eastAsia="Palatino Linotype" w:hAnsi="Palatino Linotype"/>
           <w:sz w:val="22"/>
           <w:szCs w:val="22"/>
           <w:rtl w:val="0"/>
@@ -4257,7 +5166,24 @@
           <w:szCs w:val="22"/>
           <w:rtl w:val="0"/>
         </w:rPr>
-        <w:t xml:space="preserve"> arrangement, reducing emphasis on the active stroboscopic component while preserving broad timing, transition structure, and oscillator progression. Lines show frequency, duty cycle, and illuminance values for OSC1–2 and OSC3–4 across time, and vertical dashed lines indicate representative block transitions. Full time-step parameters for all four interim sequences are provided in the accompanying Excel workbook, tab “</w:t>
+        <w:t xml:space="preserve"> arrangement, reducing emphasis on the active stroboscopic component while preserving broad timing, transition structure, and oscillator progression. Lines show frequency, duty cycle, and </w:t>
+      </w:r>
+      <w:r>
+        <w:rPr>
+          <w:sz w:val="22"/>
+          <w:szCs w:val="22"/>
+          <w:rtl w:val="0"/>
+        </w:rPr>
+        <w:t xml:space="preserve">RX1 output</w:t>
+      </w:r>
+      <w:r>
+        <w:rPr>
+          <w:rFonts w:ascii="Palatino Linotype" w:cs="Palatino Linotype" w:eastAsia="Palatino Linotype" w:hAnsi="Palatino Linotype"/>
+          <w:sz w:val="22"/>
+          <w:szCs w:val="22"/>
+          <w:rtl w:val="0"/>
+        </w:rPr>
+        <w:t xml:space="preserve"> values for OSC1–2 and OSC3–4 across time, and vertical dashed lines indicate representative block transitions. Full time-step parameters for all four interim sequences are provided in the accompanying Excel workbook, tab “</w:t>
       </w:r>
       <w:r>
         <w:rPr>
@@ -4304,7 +5230,7 @@
         <w:rPr>
           <w:rtl w:val="0"/>
         </w:rPr>
-        <w:t xml:space="preserve">S7. WP2 Full Procedure and Assessment Schedule</w:t>
+        <w:t xml:space="preserve">S7. Study 3 Full Procedure and Assessment Schedule</w:t>
       </w:r>
     </w:p>
     <w:p>
@@ -4334,10 +5260,16 @@
       </w:pPr>
       <w:r>
         <w:rPr>
-          <w:rFonts w:ascii="Palatino Linotype" w:cs="Palatino Linotype" w:eastAsia="Palatino Linotype" w:hAnsi="Palatino Linotype"/>
-          <w:rtl w:val="0"/>
-        </w:rPr>
-        <w:t xml:space="preserve">WP2 implemented a four-session supervised stimulation protocol, with one supervised SLS session per week over four weeks. Participants completed pre-session questionnaires before stimulation and post-session questionnaires after stimulation. </w:t>
+          <w:rtl w:val="0"/>
+        </w:rPr>
+        <w:t xml:space="preserve">Study 3</w:t>
+      </w:r>
+      <w:r>
+        <w:rPr>
+          <w:rFonts w:ascii="Palatino Linotype" w:cs="Palatino Linotype" w:eastAsia="Palatino Linotype" w:hAnsi="Palatino Linotype"/>
+          <w:rtl w:val="0"/>
+        </w:rPr>
+        <w:t xml:space="preserve"> implemented a four-session supervised stimulation protocol, with one supervised SLS session per week over four weeks. Participants completed pre-session questionnaires before stimulation and post-session questionnaires after stimulation. </w:t>
       </w:r>
     </w:p>
     <w:p>
@@ -4359,7 +5291,7 @@
           <w:bCs w:val="1"/>
           <w:rtl w:val="0"/>
         </w:rPr>
-        <w:t xml:space="preserve">WP2 Assessment Schedule</w:t>
+        <w:t xml:space="preserve">Study 3 Assessment Schedule</w:t>
       </w:r>
       <w:r>
         <w:rPr>
@@ -4374,14 +5306,27 @@
           <w:bCs w:val="1"/>
           <w:rtl w:val="0"/>
         </w:rPr>
-        <w:t xml:space="preserve">WP2 Data Collection Details</w:t>
-      </w:r>
-      <w:r>
-        <w:rPr>
-          <w:rFonts w:ascii="Palatino Linotype" w:cs="Palatino Linotype" w:eastAsia="Palatino Linotype" w:hAnsi="Palatino Linotype"/>
-          <w:rtl w:val="0"/>
-        </w:rPr>
-        <w:t xml:space="preserve">” summarise the WP2 assessment and data-collection schedule.</w:t>
+        <w:t xml:space="preserve">Study 3 Data Collection Details</w:t>
+      </w:r>
+      <w:r>
+        <w:rPr>
+          <w:rFonts w:ascii="Palatino Linotype" w:cs="Palatino Linotype" w:eastAsia="Palatino Linotype" w:hAnsi="Palatino Linotype"/>
+          <w:rtl w:val="0"/>
+        </w:rPr>
+        <w:t xml:space="preserve">” summarise the </w:t>
+      </w:r>
+      <w:r>
+        <w:rPr>
+          <w:rtl w:val="0"/>
+        </w:rPr>
+        <w:t xml:space="preserve">Study 3</w:t>
+      </w:r>
+      <w:r>
+        <w:rPr>
+          <w:rFonts w:ascii="Palatino Linotype" w:cs="Palatino Linotype" w:eastAsia="Palatino Linotype" w:hAnsi="Palatino Linotype"/>
+          <w:rtl w:val="0"/>
+        </w:rPr>
+        <w:t xml:space="preserve"> assessment and data-collection schedule.</w:t>
       </w:r>
     </w:p>
     <w:p>
@@ -4468,7 +5413,7 @@
           <w:bCs w:val="1"/>
           <w:rtl w:val="0"/>
         </w:rPr>
-        <w:t xml:space="preserve">WP2 Scale Definitions</w:t>
+        <w:t xml:space="preserve">Study 3 Scale Definitions</w:t>
       </w:r>
       <w:r>
         <w:rPr>
@@ -4520,7 +5465,20 @@
           <w:rFonts w:ascii="Palatino Linotype" w:cs="Palatino Linotype" w:eastAsia="Palatino Linotype" w:hAnsi="Palatino Linotype"/>
           <w:rtl w:val="0"/>
         </w:rPr>
-        <w:t xml:space="preserve">Between supervised sessions, participants completed brief SMS-based follow-up measures 1, 3, and 5 days after stimulation. The tracking notebooks parsed both WP2 session calendars and SMS calendars, extracting participant IDs, session numbers, and SMS numbers from calendar metadata.</w:t>
+        <w:t xml:space="preserve">Between supervised sessions, participants completed brief SMS-based follow-up measures 1, 3, and 5 days after stimulation. The tracking notebooks parsed both </w:t>
+      </w:r>
+      <w:r>
+        <w:rPr>
+          <w:rtl w:val="0"/>
+        </w:rPr>
+        <w:t xml:space="preserve">Study 3</w:t>
+      </w:r>
+      <w:r>
+        <w:rPr>
+          <w:rFonts w:ascii="Palatino Linotype" w:cs="Palatino Linotype" w:eastAsia="Palatino Linotype" w:hAnsi="Palatino Linotype"/>
+          <w:rtl w:val="0"/>
+        </w:rPr>
+        <w:t xml:space="preserve"> session calendars and SMS calendars, extracting participant IDs, session numbers, and SMS numbers from calendar metadata.</w:t>
       </w:r>
     </w:p>
     <w:p>
@@ -4607,10 +5565,16 @@
       </w:pPr>
       <w:r>
         <w:rPr>
-          <w:rFonts w:ascii="Palatino Linotype" w:cs="Palatino Linotype" w:eastAsia="Palatino Linotype" w:hAnsi="Palatino Linotype"/>
-          <w:rtl w:val="0"/>
-        </w:rPr>
-        <w:t xml:space="preserve">WP2 used 1:1 allocation to </w:t>
+          <w:rtl w:val="0"/>
+        </w:rPr>
+        <w:t xml:space="preserve">Study 3</w:t>
+      </w:r>
+      <w:r>
+        <w:rPr>
+          <w:rFonts w:ascii="Palatino Linotype" w:cs="Palatino Linotype" w:eastAsia="Palatino Linotype" w:hAnsi="Palatino Linotype"/>
+          <w:rtl w:val="0"/>
+        </w:rPr>
+        <w:t xml:space="preserve"> used 1:1 allocation to </w:t>
       </w:r>
       <w:r>
         <w:rPr>
@@ -4690,10 +5654,16 @@
       </w:pPr>
       <w:r>
         <w:rPr>
-          <w:rFonts w:ascii="Palatino Linotype" w:cs="Palatino Linotype" w:eastAsia="Palatino Linotype" w:hAnsi="Palatino Linotype"/>
-          <w:rtl w:val="0"/>
-        </w:rPr>
-        <w:t xml:space="preserve">WP2 used masked sequence names rather than condition-identifying labels for researcher-facing session administration. Randomisation was implemented in a Python/Colab stratification notebook using four strata defined by baseline PHQ-9 severity and current medication status: low PHQ-9 with medication, low PHQ-9 without medication, high PHQ-9 with medication, and high PHQ-9 without medication. PHQ-9 severity was categorised as low for scores of 5–16 and high for scores of 17–27. The medication stratum was intentionally broad and was not restricted to antidepressants or mood-related treatment; it reflected any current medication exposure recorded at screening, alongside safety exclusions for current antipsychotic use and for supplements, herbs, or medications taken for too short a period to establish familiarity. Within each stratum, participants were allocated using permuted blocks of size four, with two </w:t>
+          <w:rtl w:val="0"/>
+        </w:rPr>
+        <w:t xml:space="preserve">Study 3</w:t>
+      </w:r>
+      <w:r>
+        <w:rPr>
+          <w:rFonts w:ascii="Palatino Linotype" w:cs="Palatino Linotype" w:eastAsia="Palatino Linotype" w:hAnsi="Palatino Linotype"/>
+          <w:rtl w:val="0"/>
+        </w:rPr>
+        <w:t xml:space="preserve"> used masked sequence names rather than condition-identifying labels for researcher-facing session administration. Randomisation was implemented in a Python/Colab stratification notebook using four strata defined by baseline PHQ-9 severity and current medication status: low PHQ-9 with medication, low PHQ-9 without medication, high PHQ-9 with medication, and high PHQ-9 without medication. PHQ-9 severity was categorised as low for scores of 5–16 and high for scores of 17–27. The medication stratum was intentionally broad and was not restricted to antidepressants or mood-related treatment; it reflected any current medication exposure recorded at screening, alongside safety exclusions for current antipsychotic use and for supplements, herbs, or medications taken for too short a period to establish familiarity. Within each stratum, participants were allocated using permuted blocks of size four, with two </w:t>
       </w:r>
       <w:r>
         <w:rPr>
@@ -4777,10 +5747,16 @@
       </w:r>
       <w:r>
         <w:rPr>
-          <w:rFonts w:ascii="Palatino Linotype" w:cs="Palatino Linotype" w:eastAsia="Palatino Linotype" w:hAnsi="Palatino Linotype"/>
-          <w:rtl w:val="0"/>
-        </w:rPr>
-        <w:t xml:space="preserve">WP2-XXXXXX</w:t>
+          <w:rtl w:val="0"/>
+        </w:rPr>
+        <w:t xml:space="preserve">Study 3</w:t>
+      </w:r>
+      <w:r>
+        <w:rPr>
+          <w:rFonts w:ascii="Palatino Linotype" w:cs="Palatino Linotype" w:eastAsia="Palatino Linotype" w:hAnsi="Palatino Linotype"/>
+          <w:rtl w:val="0"/>
+        </w:rPr>
+        <w:t xml:space="preserve">-XXXXXX</w:t>
       </w:r>
       <w:r>
         <w:rPr>
@@ -4983,7 +5959,20 @@
           <w:rFonts w:ascii="Palatino Linotype" w:cs="Palatino Linotype" w:eastAsia="Palatino Linotype" w:hAnsi="Palatino Linotype"/>
           <w:rtl w:val="0"/>
         </w:rPr>
-        <w:t xml:space="preserve"> sequences, but the researcher-facing files were renamed using the masked WP2-XXXXXX sequence codes. Thus, session administrators could load the appropriate sequence file without seeing con</w:t>
+        <w:t xml:space="preserve"> sequences, but the researcher-facing files were renamed using the masked </w:t>
+      </w:r>
+      <w:r>
+        <w:rPr>
+          <w:rtl w:val="0"/>
+        </w:rPr>
+        <w:t xml:space="preserve">Study 3</w:t>
+      </w:r>
+      <w:r>
+        <w:rPr>
+          <w:rFonts w:ascii="Palatino Linotype" w:cs="Palatino Linotype" w:eastAsia="Palatino Linotype" w:hAnsi="Palatino Linotype"/>
+          <w:rtl w:val="0"/>
+        </w:rPr>
+        <w:t xml:space="preserve">-XXXXXX sequence codes. Thus, session administrators could load the appropriate sequence file without seeing con</w:t>
       </w:r>
       <w:r>
         <w:rPr>
@@ -5042,7 +6031,20 @@
           <w:rFonts w:ascii="Palatino Linotype" w:cs="Palatino Linotype" w:eastAsia="Palatino Linotype" w:hAnsi="Palatino Linotype"/>
           <w:rtl w:val="0"/>
         </w:rPr>
-        <w:t xml:space="preserve">The WP2 stratification workflow used the prescreening file to identify participants eligible for allocation. Participants were retained for randomisation only if they had passed prescreening, had either booked a session or indicated that no slot was available, had a valid PHQ-9 severity category, and had valid pharmacological-treatment status information. Participants who never attended Session 1, withdrew before arrival, were later identified as ineligible, or dropped out at the taster stage were excluded from the active randomisation file before new allocations were generated.</w:t>
+        <w:t xml:space="preserve">The </w:t>
+      </w:r>
+      <w:r>
+        <w:rPr>
+          <w:rtl w:val="0"/>
+        </w:rPr>
+        <w:t xml:space="preserve">Study 3</w:t>
+      </w:r>
+      <w:r>
+        <w:rPr>
+          <w:rFonts w:ascii="Palatino Linotype" w:cs="Palatino Linotype" w:eastAsia="Palatino Linotype" w:hAnsi="Palatino Linotype"/>
+          <w:rtl w:val="0"/>
+        </w:rPr>
+        <w:t xml:space="preserve"> stratification workflow used the prescreening file to identify participants eligible for allocation. Participants were retained for randomisation only if they had passed prescreening, had either booked a session or indicated that no slot was available, had a valid PHQ-9 severity category, and had valid pharmacological-treatment status information. Participants who never attended Session 1, withdrew before arrival, were later identified as ineligible, or dropped out at the taster stage were excluded from the active randomisation file before new allocations were generated.</w:t>
       </w:r>
     </w:p>
     <w:p>
@@ -5376,7 +6378,7 @@
         <w:rPr>
           <w:rtl w:val="0"/>
         </w:rPr>
-        <w:t xml:space="preserve">S8. WP2 Feasibility, Adherence, and Missingness</w:t>
+        <w:t xml:space="preserve">S8. Study 3 Feasibility, Adherence, and Missingness</w:t>
       </w:r>
     </w:p>
     <w:p>
@@ -5414,20 +6416,33 @@
           <w:rFonts w:ascii="Palatino Linotype" w:cs="Palatino Linotype" w:eastAsia="Palatino Linotype" w:hAnsi="Palatino Linotype"/>
           <w:rtl w:val="0"/>
         </w:rPr>
-        <w:t xml:space="preserve">The scheduled-event denominator distinguished between participants who passed screening, participants who were randomised, participants who attended Session 1, and participants expected to provide post-session data at each subsequent visit. The WP2 monitoring notebook explicitly separated never-attended IDs, post-Session-1 dropouts, and taster-session dropouts. This distinction is important because participants who never attended Session 1 should not be counted as missing post-baseline treatment data, whereas participants who attended Session 1 but subsequently withdrew contribute to retention and adherence denominators.</w:t>
-      </w:r>
-    </w:p>
-    <w:p>
-      <w:pPr>
-        <w:rPr>
-          <w:rFonts w:ascii="Palatino Linotype" w:cs="Palatino Linotype" w:eastAsia="Palatino Linotype" w:hAnsi="Palatino Linotype"/>
-        </w:rPr>
-      </w:pPr>
-      <w:r>
-        <w:rPr>
-          <w:rtl w:val="0"/>
-        </w:rPr>
-        <w:t xml:space="preserve">The WP2 denominator audit distinguished the randomised cohort from downstream questionnaire and processing denominators. All 84 participants in the assignment dataset were randomised, and broad Session-1 questionnaire evidence, defined as evidence of either a pre-Session-1 or post-Session-1 form, was identified for all 84. A stricter 81-record denominator was used in some subsequent longitudinal/post-session processing, within which 79 participants had post-Session-1 data. The available audit does not establish that the three-record difference between the randomised N=84 and this stricter N=81 represents participants who failed to initiate or complete Session 1. Accordingly, N=81 is retained as an operational audit denominator rather than interpreted as a verified Session-1-starter population. By Session 4, 70 participants had evidence of Session-4 participation and 70 provided immediate post-Session-4 data. </w:t>
+        <w:t xml:space="preserve">The scheduled-event denominator distinguished between participants who passed screening, participants who were randomised, participants who attended Session 1, and participants expected to provide post-session data at each subsequent visit. The </w:t>
+      </w:r>
+      <w:r>
+        <w:rPr>
+          <w:rtl w:val="0"/>
+        </w:rPr>
+        <w:t xml:space="preserve">Study 3</w:t>
+      </w:r>
+      <w:r>
+        <w:rPr>
+          <w:rFonts w:ascii="Palatino Linotype" w:cs="Palatino Linotype" w:eastAsia="Palatino Linotype" w:hAnsi="Palatino Linotype"/>
+          <w:rtl w:val="0"/>
+        </w:rPr>
+        <w:t xml:space="preserve"> monitoring notebook explicitly separated never-attended IDs, post-Session-1 dropouts, and taster-session dropouts. This distinction is important because participants who never attended Session 1 should not be counted as missing post-baseline treatment data, whereas participants who attended Session 1 but subsequently withdrew contribute to retention and adherence denominators.</w:t>
+      </w:r>
+    </w:p>
+    <w:p>
+      <w:pPr>
+        <w:rPr>
+          <w:rFonts w:ascii="Palatino Linotype" w:cs="Palatino Linotype" w:eastAsia="Palatino Linotype" w:hAnsi="Palatino Linotype"/>
+        </w:rPr>
+      </w:pPr>
+      <w:r>
+        <w:rPr>
+          <w:rtl w:val="0"/>
+        </w:rPr>
+        <w:t xml:space="preserve">The Study 3 denominator audit distinguished the randomised cohort from downstream questionnaire and processing denominators. All 84 participants in the assignment dataset were randomised, and broad Session-1 questionnaire evidence, defined as evidence of either a pre-Session-1 or post-Session-1 form, was identified for all 84. A stricter 81-record denominator was used in some subsequent longitudinal/post-session processing, within which 79 participants had post-Session-1 data. The available audit does not establish that the three-record difference between the randomised N=84 and this stricter N=81 represents participants who failed to initiate or complete Session 1. Accordingly, N=81 is retained as an operational audit denominator rather than interpreted as a verified Session-1-starter population. By Session 4, 70 participants had evidence of Session-4 participation and 70 provided immediate post-Session-4 data. </w:t>
       </w:r>
       <w:r>
         <w:rPr>
@@ -5693,7 +6708,7 @@
           <w:bCs w:val="1"/>
           <w:rtl w:val="0"/>
         </w:rPr>
-        <w:t xml:space="preserve">WP2 Attendance by Configuration/Session</w:t>
+        <w:t xml:space="preserve">Study 3 Attendance by Configuration/Session</w:t>
       </w:r>
       <w:r>
         <w:rPr>
@@ -5765,7 +6780,7 @@
           <w:bCs w:val="1"/>
           <w:rtl w:val="0"/>
         </w:rPr>
-        <w:t xml:space="preserve">WP2 Data-Collection Adherence</w:t>
+        <w:t xml:space="preserve">Study 3 Data-Collection Adherence</w:t>
       </w:r>
       <w:r>
         <w:rPr>
@@ -5906,7 +6921,33 @@
           <w:rFonts w:ascii="Palatino Linotype" w:cs="Palatino Linotype" w:eastAsia="Palatino Linotype" w:hAnsi="Palatino Linotype"/>
           <w:rtl w:val="0"/>
         </w:rPr>
-        <w:t xml:space="preserve">Dropout reasons were summarised using the WP2 dropout questionnaire and manually curated attendance categories. The WP2 monitoring notebook mapped free-text dropout reasons into broader categories including tolerability, scheduling, other, and unknown. Where possible, missed sessions and withdrawals were tabulated by </w:t>
+        <w:t xml:space="preserve">Dropout reasons were summarised using the </w:t>
+      </w:r>
+      <w:r>
+        <w:rPr>
+          <w:rtl w:val="0"/>
+        </w:rPr>
+        <w:t xml:space="preserve">Study 3</w:t>
+      </w:r>
+      <w:r>
+        <w:rPr>
+          <w:rFonts w:ascii="Palatino Linotype" w:cs="Palatino Linotype" w:eastAsia="Palatino Linotype" w:hAnsi="Palatino Linotype"/>
+          <w:rtl w:val="0"/>
+        </w:rPr>
+        <w:t xml:space="preserve"> dropout questionnaire and manually curated attendance categories. The </w:t>
+      </w:r>
+      <w:r>
+        <w:rPr>
+          <w:rtl w:val="0"/>
+        </w:rPr>
+        <w:t xml:space="preserve">Study 3</w:t>
+      </w:r>
+      <w:r>
+        <w:rPr>
+          <w:rFonts w:ascii="Palatino Linotype" w:cs="Palatino Linotype" w:eastAsia="Palatino Linotype" w:hAnsi="Palatino Linotype"/>
+          <w:rtl w:val="0"/>
+        </w:rPr>
+        <w:t xml:space="preserve"> monitoring notebook mapped free-text dropout reasons into broader categories including tolerability, scheduling, other, and unknown. Where possible, missed sessions and withdrawals were tabulated by </w:t>
       </w:r>
       <w:r>
         <w:rPr>
@@ -6268,7 +7309,20 @@
           <w:rFonts w:ascii="Palatino Linotype" w:cs="Palatino Linotype" w:eastAsia="Palatino Linotype" w:hAnsi="Palatino Linotype"/>
           <w:rtl w:val="0"/>
         </w:rPr>
-        <w:t xml:space="preserve">The main registered-feasibility denominator was the randomised WP2 sample. Endpoint data were available for 70/84 participants, giving overall endpoint availability of 83.3% (Wilson 95% CI: 73.9-89.8%), which met the registered retention benchmark of at least 80%. </w:t>
+        <w:t xml:space="preserve">The main registered-feasibility denominator was the randomised </w:t>
+      </w:r>
+      <w:r>
+        <w:rPr>
+          <w:rtl w:val="0"/>
+        </w:rPr>
+        <w:t xml:space="preserve">Study 3</w:t>
+      </w:r>
+      <w:r>
+        <w:rPr>
+          <w:rFonts w:ascii="Palatino Linotype" w:cs="Palatino Linotype" w:eastAsia="Palatino Linotype" w:hAnsi="Palatino Linotype"/>
+          <w:rtl w:val="0"/>
+        </w:rPr>
+        <w:t xml:space="preserve"> sample. Endpoint data were available for 70/84 participants, giving overall endpoint availability of 83.3% (Wilson 95% CI: 73.9-89.8%), which met the registered retention benchmark of at least 80%. </w:t>
       </w:r>
       <w:r>
         <w:rPr>
@@ -6371,7 +7425,7 @@
         <w:rPr>
           <w:rtl w:val="0"/>
         </w:rPr>
-        <w:t xml:space="preserve">S9. WP2 Safety and Tolerability</w:t>
+        <w:t xml:space="preserve">S9. Study 3 Safety and Tolerability</w:t>
       </w:r>
     </w:p>
     <w:p>
@@ -6403,7 +7457,7 @@
         <w:rPr>
           <w:rtl w:val="0"/>
         </w:rPr>
-        <w:t xml:space="preserve">No serious adverse events or safeguarding-triggered discontinuations were recorded during WP2. Serious adverse events were therefore 0/84 in the randomised cohort. A separate exposure-specific denominator is not reported because the stricter 81-record downstream audit denominator does not establish a verified population of participants who completed or began at least one supervised stimulation session. Adverse reactions were summarised from post-session tolerability and side-effect reports.</w:t>
+        <w:t xml:space="preserve">No serious adverse events or safeguarding-triggered discontinuations were recorded during Study 3. Serious adverse events were therefore 0/84 in the randomised cohort. A separate exposure-specific denominator is not reported because the stricter 81-record downstream audit denominator does not establish a verified population of participants who completed or began at least one supervised stimulation session. Adverse reactions were summarised from post-session tolerability and side-effect reports.</w:t>
       </w:r>
       <w:r>
         <w:rPr>
@@ -6431,7 +7485,7 @@
           <w:bCs w:val="1"/>
           <w:rtl w:val="0"/>
         </w:rPr>
-        <w:t xml:space="preserve">WP2 FIBSER SE Summaries by Configuration/Session</w:t>
+        <w:t xml:space="preserve">Study 3 FIBSER SE Summaries by Configuration/Session</w:t>
       </w:r>
       <w:r>
         <w:rPr>
@@ -6656,10 +7710,29 @@
       </w:pPr>
       <w:r>
         <w:rPr>
-          <w:rFonts w:ascii="Palatino Linotype" w:cs="Palatino Linotype" w:eastAsia="Palatino Linotype" w:hAnsi="Palatino Linotype"/>
-          <w:rtl w:val="0"/>
-        </w:rPr>
-        <w:t xml:space="preserve">WP2 tolerability was monitored using post-session discomfort/tolerability ratings on a 0-10 scale. The WP2 monitoring notebook computed </w:t>
+          <w:rtl w:val="0"/>
+        </w:rPr>
+        <w:t xml:space="preserve">Study 3</w:t>
+      </w:r>
+      <w:r>
+        <w:rPr>
+          <w:rFonts w:ascii="Palatino Linotype" w:cs="Palatino Linotype" w:eastAsia="Palatino Linotype" w:hAnsi="Palatino Linotype"/>
+          <w:rtl w:val="0"/>
+        </w:rPr>
+        <w:t xml:space="preserve"> tolerability was monitored using post-session discomfort/tolerability ratings on a 0-10 scale. The </w:t>
+      </w:r>
+      <w:r>
+        <w:rPr>
+          <w:rtl w:val="0"/>
+        </w:rPr>
+        <w:t xml:space="preserve">Study 3</w:t>
+      </w:r>
+      <w:r>
+        <w:rPr>
+          <w:rFonts w:ascii="Palatino Linotype" w:cs="Palatino Linotype" w:eastAsia="Palatino Linotype" w:hAnsi="Palatino Linotype"/>
+          <w:rtl w:val="0"/>
+        </w:rPr>
+        <w:t xml:space="preserve"> monitoring notebook computed </w:t>
       </w:r>
       <w:r>
         <w:rPr>
@@ -6920,7 +7993,7 @@
           <w:bCs w:val="1"/>
           <w:rtl w:val="0"/>
         </w:rPr>
-        <w:t xml:space="preserve">WP2 Exploratory Clinical and Affective Outcomes</w:t>
+        <w:t xml:space="preserve">Study 3 Exploratory Clinical and Affective Outcomes</w:t>
       </w:r>
       <w:r>
         <w:rPr>
@@ -6975,7 +8048,21 @@
           <w:bCs w:val="0"/>
           <w:rtl w:val="0"/>
         </w:rPr>
-        <w:t xml:space="preserve">Depressive-symptom assessments differed in both timing and recall frame across WP2. Baseline PHQ-9 items used the conventional instruction referring to the past two weeks. Subsequent repeated administrations used modified recall periods instead; the Pre-Sessions-2-4 assessment referred to the past week, the immediate post-Sessions-1-4 assessment referred specifically to the last strobe session, and the one-week/final follow-up again referred to the past week. The repeated scores are therefore described below according to their recall frames rather than treated as interchangeable conventional PHQ-9 administrations: </w:t>
+        <w:t xml:space="preserve">Depressive-symptom assessments differed in both timing and recall frame across </w:t>
+      </w:r>
+      <w:r>
+        <w:rPr>
+          <w:rtl w:val="0"/>
+        </w:rPr>
+        <w:t xml:space="preserve">Study 3</w:t>
+      </w:r>
+      <w:r>
+        <w:rPr>
+          <w:b w:val="0"/>
+          <w:bCs w:val="0"/>
+          <w:rtl w:val="0"/>
+        </w:rPr>
+        <w:t xml:space="preserve">. Baseline PHQ-9 items used the conventional instruction referring to the past two weeks. Subsequent repeated administrations used modified recall periods instead; the Pre-Sessions-2-4 assessment referred to the past week, the immediate post-Sessions-1-4 assessment referred specifically to the last strobe session, and the one-week/final follow-up again referred to the past week. The repeated scores are therefore described below according to their recall frames rather than treated as interchangeable conventional PHQ-9 administrations: </w:t>
         <w:br w:type="textWrapping"/>
         <w:br w:type="textWrapping"/>
         <w:t xml:space="preserve">Baseline PHQ-9 (past 2 weeks) -&gt; Pre-S2-4 PHQ item sum (past week) -&gt; Post-S2-4 session-adapted PHQ item sum -&gt; 1-week follow-up PHQ item sum (past week)</w:t>
@@ -7036,9 +8123,7 @@
     </w:p>
     <w:p>
       <w:pPr>
-        <w:rPr>
-          <w:rFonts w:ascii="Palatino Linotype" w:cs="Palatino Linotype" w:eastAsia="Palatino Linotype" w:hAnsi="Palatino Linotype"/>
-        </w:rPr>
+        <w:rPr/>
       </w:pPr>
       <w:r>
         <w:rPr>
@@ -7066,14 +8151,20 @@
           <w:bCs w:val="1"/>
           <w:rtl w:val="0"/>
         </w:rPr>
-        <w:t xml:space="preserve">WP2 Exploratory Clinical and Affective Outcomes</w:t>
-      </w:r>
-      <w:r>
-        <w:rPr>
-          <w:rFonts w:ascii="Palatino Linotype" w:cs="Palatino Linotype" w:eastAsia="Palatino Linotype" w:hAnsi="Palatino Linotype"/>
-          <w:rtl w:val="0"/>
-        </w:rPr>
-        <w:t xml:space="preserve">”. </w:t>
+        <w:t xml:space="preserve">Study 3 Exploratory Clinical and Affective Outcomes</w:t>
+      </w:r>
+      <w:r>
+        <w:rPr>
+          <w:rFonts w:ascii="Palatino Linotype" w:cs="Palatino Linotype" w:eastAsia="Palatino Linotype" w:hAnsi="Palatino Linotype"/>
+          <w:rtl w:val="0"/>
+        </w:rPr>
+        <w:t xml:space="preserve">”</w:t>
+      </w:r>
+      <w:r>
+        <w:rPr>
+          <w:rtl w:val="0"/>
+        </w:rPr>
+        <w:t xml:space="preserve">. </w:t>
       </w:r>
     </w:p>
     <w:p>
@@ -7953,7 +9044,21 @@
           <w:color w:val="000000"/>
           <w:rtl w:val="0"/>
         </w:rPr>
-        <w:t xml:space="preserve">S11. WP2 Acute </w:t>
+        <w:t xml:space="preserve">S11. </w:t>
+      </w:r>
+      <w:r>
+        <w:rPr>
+          <w:rtl w:val="0"/>
+        </w:rPr>
+        <w:t xml:space="preserve">Study 3</w:t>
+      </w:r>
+      <w:r>
+        <w:rPr>
+          <w:rFonts w:ascii="Palatino Linotype" w:cs="Palatino Linotype" w:eastAsia="Palatino Linotype" w:hAnsi="Palatino Linotype"/>
+          <w:color w:val="000000"/>
+          <w:rtl w:val="0"/>
+        </w:rPr>
+        <w:t xml:space="preserve"> Acute </w:t>
       </w:r>
       <w:r>
         <w:rPr>
@@ -8014,7 +9119,7 @@
         <w:rPr>
           <w:rtl w:val="0"/>
         </w:rPr>
-        <w:t xml:space="preserve">Post-session acute phenomenology was examined directly in the WP2 target population. The 6D-VHQ was scored across its six dimensions (Geometric Content, Semantic Content, Detail, Vividness, Entropy, and Focality), with items 10, 11, 12, and 17 reverse-scored before calculating three-item dimension means on the original 1–5 scale. This was consistent with the scoring used for the Interim bridge study. The 42-item 11-ASC summary score was calculated as the mean across the administered items, retaining the original 0–100 item metric; the eleven 11-ASC factor means were additionally calculated for descriptive profile visualisation.</w:t>
+        <w:t xml:space="preserve">Post-session acute phenomenology was examined directly in the Study 3 target population. The 6D-VHQ was scored across its six dimensions (Geometric Content, Semantic Content, Detail, Vividness, Entropy, and Focality), with items 10, 11, 12, and 17 reverse-scored before calculating three-item dimension means on the original 1–5 scale. This was consistent with the scoring used for the Interim bridge study. The 42-item 11-ASC summary score was calculated as the mean across the administered items, retaining the original 0–100 item metric; the eleven 11-ASC factor means were additionally calculated for descriptive profile visualisation.</w:t>
       </w:r>
     </w:p>
     <w:p>
@@ -8026,7 +9131,7 @@
         <w:rPr>
           <w:rtl w:val="0"/>
         </w:rPr>
-        <w:t xml:space="preserve">Repeated-session analyses used participant-session observations without visit imputation, consistent with the general WP2 available-case approach. Available post-session phenomenology data comprised 40, 39, 39, and 39 participants under strobe-emphasis SLS and 39, 35, 32, and 31 participants under wash-emphasis SLS at Sessions 1–4, respectively.</w:t>
+        <w:t xml:space="preserve">Repeated-session analyses used participant-session observations without visit imputation, consistent with the general Study 3 available-case approach. Available post-session phenomenology data comprised 40, 39, 39, and 39 participants under strobe-emphasis SLS and 39, 35, 32, and 31 participants under wash-emphasis SLS at Sessions 1–4, respectively.</w:t>
       </w:r>
     </w:p>
     <w:p>
@@ -8110,12 +9215,20 @@
       </w:r>
       <w:r>
         <w:rPr>
-          <w:rFonts w:ascii="Palatino Linotype" w:cs="Palatino Linotype" w:eastAsia="Palatino Linotype" w:hAnsi="Palatino Linotype"/>
-          <w:b w:val="1"/>
-          <w:bCs w:val="1"/>
-          <w:rtl w:val="0"/>
-        </w:rPr>
-        <w:t xml:space="preserve">WP2 Phenomenology by </w:t>
+          <w:b w:val="1"/>
+          <w:bCs w:val="1"/>
+          <w:rtl w:val="0"/>
+        </w:rPr>
+        <w:t xml:space="preserve">Study 3</w:t>
+      </w:r>
+      <w:r>
+        <w:rPr>
+          <w:rFonts w:ascii="Palatino Linotype" w:cs="Palatino Linotype" w:eastAsia="Palatino Linotype" w:hAnsi="Palatino Linotype"/>
+          <w:b w:val="1"/>
+          <w:bCs w:val="1"/>
+          <w:rtl w:val="0"/>
+        </w:rPr>
+        <w:t xml:space="preserve"> Phenomenology by </w:t>
       </w:r>
       <w:r>
         <w:rPr>
@@ -8226,7 +9339,20 @@
           <w:rFonts w:ascii="Palatino Linotype" w:cs="Palatino Linotype" w:eastAsia="Palatino Linotype" w:hAnsi="Palatino Linotype"/>
           <w:rtl w:val="0"/>
         </w:rPr>
-        <w:t xml:space="preserve">The direction of the WP2 pooled effects was broadly consistent with that bridge-study pattern; all five dimensions that previously showed positive separation again had positive </w:t>
+        <w:t xml:space="preserve">The direction of the </w:t>
+      </w:r>
+      <w:r>
+        <w:rPr>
+          <w:rtl w:val="0"/>
+        </w:rPr>
+        <w:t xml:space="preserve">Study 3</w:t>
+      </w:r>
+      <w:r>
+        <w:rPr>
+          <w:rFonts w:ascii="Palatino Linotype" w:cs="Palatino Linotype" w:eastAsia="Palatino Linotype" w:hAnsi="Palatino Linotype"/>
+          <w:rtl w:val="0"/>
+        </w:rPr>
+        <w:t xml:space="preserve"> pooled effects was broadly consistent with that bridge-study pattern; all five dimensions that previously showed positive separation again had positive </w:t>
       </w:r>
       <w:r>
         <w:rPr>
@@ -8239,21 +9365,47 @@
           <w:rFonts w:ascii="Palatino Linotype" w:cs="Palatino Linotype" w:eastAsia="Palatino Linotype" w:hAnsi="Palatino Linotype"/>
           <w:rtl w:val="0"/>
         </w:rPr>
-        <w:t xml:space="preserve"> point estimates. However, their magnitudes were markedly attenuated, and the 95% confidence intervals for all five pooled WP2 contrasts included zero. The particularly large bridge-study differences in Geometric Content, Detail, and Vividness were reduced from 1.14, 1.05, and 0.97 to approximately 0.21, 0.17, and 0.07 points, respectively. </w:t>
-      </w:r>
-    </w:p>
-    <w:p>
-      <w:pPr>
-        <w:rPr>
-          <w:rFonts w:ascii="Palatino Linotype" w:cs="Palatino Linotype" w:eastAsia="Palatino Linotype" w:hAnsi="Palatino Linotype"/>
-        </w:rPr>
-      </w:pPr>
-      <w:r>
-        <w:rPr>
-          <w:rFonts w:ascii="Palatino Linotype" w:cs="Palatino Linotype" w:eastAsia="Palatino Linotype" w:hAnsi="Palatino Linotype"/>
-          <w:rtl w:val="0"/>
-        </w:rPr>
-        <w:t xml:space="preserve">Accordingly, the broad phenomenological separation demonstrated under healthy within-participant calibration was not reproduced at the group level in the parallel-group WP2 target sample. This does not imply an absence of phenomenological differences at every session. Session-1 Geometric Content and the longitudinal Focality pattern provide evidence of some con</w:t>
+        <w:t xml:space="preserve"> point estimates. However, their magnitudes were markedly attenuated, and the 95% confidence intervals for all five pooled </w:t>
+      </w:r>
+      <w:r>
+        <w:rPr>
+          <w:rtl w:val="0"/>
+        </w:rPr>
+        <w:t xml:space="preserve">Study 3</w:t>
+      </w:r>
+      <w:r>
+        <w:rPr>
+          <w:rFonts w:ascii="Palatino Linotype" w:cs="Palatino Linotype" w:eastAsia="Palatino Linotype" w:hAnsi="Palatino Linotype"/>
+          <w:rtl w:val="0"/>
+        </w:rPr>
+        <w:t xml:space="preserve"> contrasts included zero. The particularly large bridge-study differences in Geometric Content, Detail, and Vividness were reduced from 1.14, 1.05, and 0.97 to approximately 0.21, 0.17, and 0.07 points, respectively. </w:t>
+      </w:r>
+    </w:p>
+    <w:p>
+      <w:pPr>
+        <w:rPr>
+          <w:rFonts w:ascii="Palatino Linotype" w:cs="Palatino Linotype" w:eastAsia="Palatino Linotype" w:hAnsi="Palatino Linotype"/>
+        </w:rPr>
+      </w:pPr>
+      <w:r>
+        <w:rPr>
+          <w:rFonts w:ascii="Palatino Linotype" w:cs="Palatino Linotype" w:eastAsia="Palatino Linotype" w:hAnsi="Palatino Linotype"/>
+          <w:rtl w:val="0"/>
+        </w:rPr>
+        <w:t xml:space="preserve">Accordingly, the broad phenomenological separation demonstrated under healthy within-participant calibration was not reproduced at the group level in the parallel-group </w:t>
+      </w:r>
+      <w:r>
+        <w:rPr>
+          <w:rtl w:val="0"/>
+        </w:rPr>
+        <w:t xml:space="preserve">Study 3</w:t>
+      </w:r>
+      <w:r>
+        <w:rPr>
+          <w:rFonts w:ascii="Palatino Linotype" w:cs="Palatino Linotype" w:eastAsia="Palatino Linotype" w:hAnsi="Palatino Linotype"/>
+          <w:rtl w:val="0"/>
+        </w:rPr>
+        <w:t xml:space="preserve"> target sample. This does not imply an absence of phenomenological differences at every session. Session-1 Geometric Content and the longitudinal Focality pattern provide evidence of some con</w:t>
       </w:r>
       <w:r>
         <w:rPr>
@@ -8279,21 +9431,47 @@
           <w:rFonts w:ascii="Palatino Linotype" w:cs="Palatino Linotype" w:eastAsia="Palatino Linotype" w:hAnsi="Palatino Linotype"/>
           <w:rtl w:val="0"/>
         </w:rPr>
-        <w:t xml:space="preserve"> distinction observed in the bridge study. </w:t>
-      </w:r>
-    </w:p>
-    <w:p>
-      <w:pPr>
-        <w:rPr>
-          <w:rFonts w:ascii="Palatino Linotype" w:cs="Palatino Linotype" w:eastAsia="Palatino Linotype" w:hAnsi="Palatino Linotype"/>
-        </w:rPr>
-      </w:pPr>
-      <w:r>
-        <w:rPr>
-          <w:rFonts w:ascii="Palatino Linotype" w:cs="Palatino Linotype" w:eastAsia="Palatino Linotype" w:hAnsi="Palatino Linotype"/>
-          <w:rtl w:val="0"/>
-        </w:rPr>
-        <w:t xml:space="preserve">Crucially, the WP2 </w:t>
+        <w:t xml:space="preserve"> distinction observed in </w:t>
+      </w:r>
+      <w:r>
+        <w:rPr>
+          <w:rtl w:val="0"/>
+        </w:rPr>
+        <w:t xml:space="preserve">Study 2</w:t>
+      </w:r>
+      <w:r>
+        <w:rPr>
+          <w:rFonts w:ascii="Palatino Linotype" w:cs="Palatino Linotype" w:eastAsia="Palatino Linotype" w:hAnsi="Palatino Linotype"/>
+          <w:rtl w:val="0"/>
+        </w:rPr>
+        <w:t xml:space="preserve">. </w:t>
+      </w:r>
+    </w:p>
+    <w:p>
+      <w:pPr>
+        <w:rPr>
+          <w:rFonts w:ascii="Palatino Linotype" w:cs="Palatino Linotype" w:eastAsia="Palatino Linotype" w:hAnsi="Palatino Linotype"/>
+        </w:rPr>
+      </w:pPr>
+      <w:r>
+        <w:rPr>
+          <w:rFonts w:ascii="Palatino Linotype" w:cs="Palatino Linotype" w:eastAsia="Palatino Linotype" w:hAnsi="Palatino Linotype"/>
+          <w:rtl w:val="0"/>
+        </w:rPr>
+        <w:t xml:space="preserve">Crucially, the </w:t>
+      </w:r>
+      <w:r>
+        <w:rPr>
+          <w:rtl w:val="0"/>
+        </w:rPr>
+        <w:t xml:space="preserve">Study 3</w:t>
+      </w:r>
+      <w:r>
+        <w:rPr>
+          <w:rFonts w:ascii="Palatino Linotype" w:cs="Palatino Linotype" w:eastAsia="Palatino Linotype" w:hAnsi="Palatino Linotype"/>
+          <w:rtl w:val="0"/>
+        </w:rPr>
+        <w:t xml:space="preserve"> </w:t>
       </w:r>
       <w:r>
         <w:rPr>
@@ -8306,7 +9484,20 @@
           <w:rFonts w:ascii="Palatino Linotype" w:cs="Palatino Linotype" w:eastAsia="Palatino Linotype" w:hAnsi="Palatino Linotype"/>
           <w:rtl w:val="0"/>
         </w:rPr>
-        <w:t xml:space="preserve"> itself produced substantial visual phenomenology and cannot be characterised as a near-inert phenomenological comparator. The WP2 randomised contrast should therefore be interpreted as comparing two active SLS configurations, rather than as estimating SLS against little or no visual phenomenology. </w:t>
+        <w:t xml:space="preserve"> itself produced substantial visual phenomenology and cannot be characterised as a near-inert phenomenological comparator. The </w:t>
+      </w:r>
+      <w:r>
+        <w:rPr>
+          <w:rtl w:val="0"/>
+        </w:rPr>
+        <w:t xml:space="preserve">Study 3</w:t>
+      </w:r>
+      <w:r>
+        <w:rPr>
+          <w:rFonts w:ascii="Palatino Linotype" w:cs="Palatino Linotype" w:eastAsia="Palatino Linotype" w:hAnsi="Palatino Linotype"/>
+          <w:rtl w:val="0"/>
+        </w:rPr>
+        <w:t xml:space="preserve"> randomised contrast should therefore be interpreted as comparing two active SLS configurations, rather than as estimating SLS against little or no visual phenomenology. </w:t>
       </w:r>
     </w:p>
     <w:p>
@@ -8348,7 +9539,33 @@
           <w:rFonts w:ascii="Palatino Linotype" w:cs="Palatino Linotype" w:eastAsia="Palatino Linotype" w:hAnsi="Palatino Linotype"/>
           <w:rtl w:val="0"/>
         </w:rPr>
-        <w:t xml:space="preserve">An important qualification is that the interim and WP2 studies differed not only in population but also in the experiential context in which phenomenology was rated. The interim bridge study used a within-participant calibration design in which participants experienced both SLS configurations. Repeated exposure to both con</w:t>
+        <w:t xml:space="preserve">An important qualification is that the interim and </w:t>
+      </w:r>
+      <w:r>
+        <w:rPr>
+          <w:rtl w:val="0"/>
+        </w:rPr>
+        <w:t xml:space="preserve">Study 3</w:t>
+      </w:r>
+      <w:r>
+        <w:rPr>
+          <w:rFonts w:ascii="Palatino Linotype" w:cs="Palatino Linotype" w:eastAsia="Palatino Linotype" w:hAnsi="Palatino Linotype"/>
+          <w:rtl w:val="0"/>
+        </w:rPr>
+        <w:t xml:space="preserve"> studies differed not only in population but also in the experiential context in which phenomenology was rated. </w:t>
+      </w:r>
+      <w:r>
+        <w:rPr>
+          <w:rtl w:val="0"/>
+        </w:rPr>
+        <w:t xml:space="preserve">Study 2</w:t>
+      </w:r>
+      <w:r>
+        <w:rPr>
+          <w:rFonts w:ascii="Palatino Linotype" w:cs="Palatino Linotype" w:eastAsia="Palatino Linotype" w:hAnsi="Palatino Linotype"/>
+          <w:rtl w:val="0"/>
+        </w:rPr>
+        <w:t xml:space="preserve"> used a within-participant calibration design in which participants experienced both SLS configurations. Repeated exposure to both con</w:t>
       </w:r>
       <w:r>
         <w:rPr>
@@ -8361,7 +9578,20 @@
           <w:rFonts w:ascii="Palatino Linotype" w:cs="Palatino Linotype" w:eastAsia="Palatino Linotype" w:hAnsi="Palatino Linotype"/>
           <w:rtl w:val="0"/>
         </w:rPr>
-        <w:t xml:space="preserve"> therefore provided an internal experiential reference against which subsequent questionnaire ratings could be anchored. By contrast, WP2 used parallel-group allocation, and participants were necessarily con</w:t>
+        <w:t xml:space="preserve"> therefore provided an internal experiential reference against which subsequent questionnaire ratings could be anchored. By contrast, </w:t>
+      </w:r>
+      <w:r>
+        <w:rPr>
+          <w:rtl w:val="0"/>
+        </w:rPr>
+        <w:t xml:space="preserve">Study 3</w:t>
+      </w:r>
+      <w:r>
+        <w:rPr>
+          <w:rFonts w:ascii="Palatino Linotype" w:cs="Palatino Linotype" w:eastAsia="Palatino Linotype" w:hAnsi="Palatino Linotype"/>
+          <w:rtl w:val="0"/>
+        </w:rPr>
+        <w:t xml:space="preserve"> used parallel-group allocation, and participants were necessarily con</w:t>
       </w:r>
       <w:r>
         <w:rPr>
@@ -8400,20 +9630,33 @@
           <w:rFonts w:ascii="Palatino Linotype" w:cs="Palatino Linotype" w:eastAsia="Palatino Linotype" w:hAnsi="Palatino Linotype"/>
           <w:rtl w:val="0"/>
         </w:rPr>
-        <w:t xml:space="preserve"> experiential calibration before or during WP2 would have risked revealing the nature of the manipulation and undermining the intended allocation contrast. Consequently, absolute 6D-VHQ ratings in W</w:t>
-      </w:r>
-      <w:r>
-        <w:rPr>
-          <w:rtl w:val="0"/>
-        </w:rPr>
-        <w:t xml:space="preserve">P</w:t>
-      </w:r>
-      <w:r>
-        <w:rPr>
-          <w:rFonts w:ascii="Palatino Linotype" w:cs="Palatino Linotype" w:eastAsia="Palatino Linotype" w:hAnsi="Palatino Linotype"/>
-          <w:rtl w:val="0"/>
-        </w:rPr>
-        <w:t xml:space="preserve">2 may reflect both the experience elicited by the assigned con</w:t>
+        <w:t xml:space="preserve"> experiential calibration before or during </w:t>
+      </w:r>
+      <w:r>
+        <w:rPr>
+          <w:rtl w:val="0"/>
+        </w:rPr>
+        <w:t xml:space="preserve">Study 3</w:t>
+      </w:r>
+      <w:r>
+        <w:rPr>
+          <w:rFonts w:ascii="Palatino Linotype" w:cs="Palatino Linotype" w:eastAsia="Palatino Linotype" w:hAnsi="Palatino Linotype"/>
+          <w:rtl w:val="0"/>
+        </w:rPr>
+        <w:t xml:space="preserve"> would have risked revealing the nature of the manipulation and undermining the intended allocation contrast. Consequently, absolute 6D-VHQ ratings in </w:t>
+      </w:r>
+      <w:r>
+        <w:rPr>
+          <w:rtl w:val="0"/>
+        </w:rPr>
+        <w:t xml:space="preserve">Study 3</w:t>
+      </w:r>
+      <w:r>
+        <w:rPr>
+          <w:rFonts w:ascii="Palatino Linotype" w:cs="Palatino Linotype" w:eastAsia="Palatino Linotype" w:hAnsi="Palatino Linotype"/>
+          <w:rtl w:val="0"/>
+        </w:rPr>
+        <w:t xml:space="preserve"> may reflect both the experience elicited by the assigned con</w:t>
       </w:r>
       <w:r>
         <w:rPr>
@@ -8440,7 +9683,20 @@
           <w:rFonts w:ascii="Palatino Linotype" w:cs="Palatino Linotype" w:eastAsia="Palatino Linotype" w:hAnsi="Palatino Linotype"/>
           <w:rtl w:val="0"/>
         </w:rPr>
-        <w:t xml:space="preserve">This possibility was also consistent with piloting observations during sequence development, in which ratings obtained before participants had experienced the range of SLS phenomenology could appear high relative to ratings made after exposure to a more intense visual sequence. Such observations were not prospectively quantified and are therefore not treated as evidence in the present analysis, but they motivated caution in interpreting absolute between-group VHQ scores as direct equivalents of the within-participant bridge-study contrasts. In particular, the absence of a strong WP2 between-</w:t>
+        <w:t xml:space="preserve">This possibility was also consistent with piloting observations during sequence development, in which ratings obtained before participants had experienced the range of SLS phenomenology could appear high relative to ratings made after exposure to a more intense visual sequence. Such observations were not prospectively quantified and are therefore not treated as evidence in the present analysis, but they motivated caution in interpreting absolute between-group VHQ scores as direct equivalents of the within-participant bridge-study contrasts. In particular, the absence of a strong </w:t>
+      </w:r>
+      <w:r>
+        <w:rPr>
+          <w:rtl w:val="0"/>
+        </w:rPr>
+        <w:t xml:space="preserve">Study 3</w:t>
+      </w:r>
+      <w:r>
+        <w:rPr>
+          <w:rFonts w:ascii="Palatino Linotype" w:cs="Palatino Linotype" w:eastAsia="Palatino Linotype" w:hAnsi="Palatino Linotype"/>
+          <w:rtl w:val="0"/>
+        </w:rPr>
+        <w:t xml:space="preserve"> between-</w:t>
       </w:r>
       <w:r>
         <w:rPr>
@@ -8520,7 +9776,20 @@
           <w:rFonts w:ascii="Palatino Linotype" w:cs="Palatino Linotype" w:eastAsia="Palatino Linotype" w:hAnsi="Palatino Linotype"/>
           <w:rtl w:val="0"/>
         </w:rPr>
-        <w:t xml:space="preserve">Taken together, the WP2 data therefore refine rather than invalidate the comparator-development findings. They show that both configurations were active experiential interventions in adults reporting depressive symptoms, while the magnitude and temporal stability of their phenomenological separation were less clear than under within-participant calibration. The findings identify target-population phenomenological discrimination, not simply physical stimulus differentiation, as a specific feasibility issue for subsequent trials. Future comparator validation should therefore assess the two configurations directly in the target population using a design that preserves masking while providing con</w:t>
+        <w:t xml:space="preserve">Taken together, the </w:t>
+      </w:r>
+      <w:r>
+        <w:rPr>
+          <w:rtl w:val="0"/>
+        </w:rPr>
+        <w:t xml:space="preserve">Study 3</w:t>
+      </w:r>
+      <w:r>
+        <w:rPr>
+          <w:rFonts w:ascii="Palatino Linotype" w:cs="Palatino Linotype" w:eastAsia="Palatino Linotype" w:hAnsi="Palatino Linotype"/>
+          <w:rtl w:val="0"/>
+        </w:rPr>
+        <w:t xml:space="preserve"> data therefore refine rather than invalidate the comparator-development findings. They show that both configurations were active experiential interventions in adults reporting depressive symptoms, while the magnitude and temporal stability of their phenomenological separation were less clear than under within-participant calibration. The findings identify target-population phenomenological discrimination, not simply physical stimulus differentiation, as a specific feasibility issue for subsequent trials. Future comparator validation should therefore assess the two configurations directly in the target population using a design that preserves masking while providing con</w:t>
       </w:r>
       <w:r>
         <w:rPr>
@@ -8558,16 +9827,16 @@
           <wp:inline distB="114300" distT="114300" distL="114300" distR="114300">
             <wp:extent cx="5731200" cy="3187700"/>
             <wp:effectExtent b="0" l="0" r="0" t="0"/>
-            <wp:docPr id="3" name="image6.png"/>
+            <wp:docPr id="3" name="image3.png"/>
             <a:graphic>
               <a:graphicData uri="http://schemas.openxmlformats.org/drawingml/2006/picture">
                 <pic:pic>
                   <pic:nvPicPr>
-                    <pic:cNvPr id="0" name="image6.png"/>
+                    <pic:cNvPr id="0" name="image3.png"/>
                     <pic:cNvPicPr preferRelativeResize="0"/>
                   </pic:nvPicPr>
                   <pic:blipFill>
-                    <a:blip r:embed="rId17"/>
+                    <a:blip r:embed="rId16"/>
                     <a:srcRect b="0" l="0" r="0" t="0"/>
                     <a:stretch>
                       <a:fillRect/>
@@ -8597,21 +9866,48 @@
       <w:pPr>
         <w:rPr>
           <w:rFonts w:ascii="Palatino Linotype" w:cs="Palatino Linotype" w:eastAsia="Palatino Linotype" w:hAnsi="Palatino Linotype"/>
-        </w:rPr>
-      </w:pPr>
-      <w:r>
-        <w:rPr>
-          <w:rFonts w:ascii="Palatino Linotype" w:cs="Palatino Linotype" w:eastAsia="Palatino Linotype" w:hAnsi="Palatino Linotype"/>
-          <w:b w:val="1"/>
-          <w:bCs w:val="1"/>
-          <w:rtl w:val="0"/>
-        </w:rPr>
-        <w:t xml:space="preserve">Figure S11.1. WP2 acute phenomenology by </w:t>
-      </w:r>
-      <w:r>
-        <w:rPr>
-          <w:b w:val="1"/>
-          <w:bCs w:val="1"/>
+          <w:sz w:val="22"/>
+          <w:szCs w:val="22"/>
+        </w:rPr>
+      </w:pPr>
+      <w:r>
+        <w:rPr>
+          <w:rFonts w:ascii="Palatino Linotype" w:cs="Palatino Linotype" w:eastAsia="Palatino Linotype" w:hAnsi="Palatino Linotype"/>
+          <w:b w:val="1"/>
+          <w:bCs w:val="1"/>
+          <w:sz w:val="22"/>
+          <w:szCs w:val="22"/>
+          <w:rtl w:val="0"/>
+        </w:rPr>
+        <w:t xml:space="preserve">Figure S11.1. </w:t>
+      </w:r>
+      <w:r>
+        <w:rPr>
+          <w:b w:val="1"/>
+          <w:bCs w:val="1"/>
+          <w:sz w:val="22"/>
+          <w:szCs w:val="22"/>
+          <w:rtl w:val="0"/>
+        </w:rPr>
+        <w:t xml:space="preserve">Study 3</w:t>
+      </w:r>
+      <w:r>
+        <w:rPr>
+          <w:rFonts w:ascii="Palatino Linotype" w:cs="Palatino Linotype" w:eastAsia="Palatino Linotype" w:hAnsi="Palatino Linotype"/>
+          <w:b w:val="1"/>
+          <w:bCs w:val="1"/>
+          <w:sz w:val="22"/>
+          <w:szCs w:val="22"/>
+          <w:rtl w:val="0"/>
+        </w:rPr>
+        <w:t xml:space="preserve"> acute phenomenology by </w:t>
+      </w:r>
+      <w:r>
+        <w:rPr>
+          <w:b w:val="1"/>
+          <w:bCs w:val="1"/>
+          <w:sz w:val="22"/>
+          <w:szCs w:val="22"/>
           <w:rtl w:val="0"/>
         </w:rPr>
         <w:t xml:space="preserve">configuration</w:t>
@@ -8621,6 +9917,8 @@
           <w:rFonts w:ascii="Palatino Linotype" w:cs="Palatino Linotype" w:eastAsia="Palatino Linotype" w:hAnsi="Palatino Linotype"/>
           <w:b w:val="1"/>
           <w:bCs w:val="1"/>
+          <w:sz w:val="22"/>
+          <w:szCs w:val="22"/>
           <w:rtl w:val="0"/>
         </w:rPr>
         <w:t xml:space="preserve"> and session.</w:t>
@@ -8629,12 +9927,16 @@
       <w:r>
         <w:rPr>
           <w:rFonts w:ascii="Palatino Linotype" w:cs="Palatino Linotype" w:eastAsia="Palatino Linotype" w:hAnsi="Palatino Linotype"/>
+          <w:sz w:val="22"/>
+          <w:szCs w:val="22"/>
           <w:rtl w:val="0"/>
         </w:rPr>
         <w:t xml:space="preserve">Panel A shows the participant-session mean across the 42 administered 11-ASC items on the original 0-100 item metric. Panel B shows the six 6D-VHQ dimension means on the original 1-5 scale. Points indicate </w:t>
       </w:r>
       <w:r>
         <w:rPr>
+          <w:sz w:val="22"/>
+          <w:szCs w:val="22"/>
           <w:rtl w:val="0"/>
         </w:rPr>
         <w:t xml:space="preserve">configuration</w:t>
@@ -8642,6 +9944,8 @@
       <w:r>
         <w:rPr>
           <w:rFonts w:ascii="Palatino Linotype" w:cs="Palatino Linotype" w:eastAsia="Palatino Linotype" w:hAnsi="Palatino Linotype"/>
+          <w:sz w:val="22"/>
+          <w:szCs w:val="22"/>
           <w:rtl w:val="0"/>
         </w:rPr>
         <w:t xml:space="preserve">-specific means and error bars indicate 95% confidence intervals. Repeated-session summaries use available-case observations without imputation. Mixed-effects analyses corresponding to these trajectories are reported in the accompanying text. </w:t>
@@ -8819,16 +10123,16 @@
           <wp:inline distB="114300" distT="114300" distL="114300" distR="114300">
             <wp:extent cx="5731200" cy="2705100"/>
             <wp:effectExtent b="0" l="0" r="0" t="0"/>
-            <wp:docPr id="6" name="image10.png"/>
+            <wp:docPr id="6" name="image8.png"/>
             <a:graphic>
               <a:graphicData uri="http://schemas.openxmlformats.org/drawingml/2006/picture">
                 <pic:pic>
                   <pic:nvPicPr>
-                    <pic:cNvPr id="0" name="image10.png"/>
+                    <pic:cNvPr id="0" name="image8.png"/>
                     <pic:cNvPicPr preferRelativeResize="0"/>
                   </pic:nvPicPr>
                   <pic:blipFill>
-                    <a:blip r:embed="rId18"/>
+                    <a:blip r:embed="rId17"/>
                     <a:srcRect b="0" l="0" r="0" t="0"/>
                     <a:stretch>
                       <a:fillRect/>
@@ -8920,7 +10224,24 @@
           <w:szCs w:val="22"/>
           <w:rtl w:val="0"/>
         </w:rPr>
-        <w:t xml:space="preserve">Density plots show the distribution of summed session-1 pre-treatment expectancy scores for available WP2 participants in the </w:t>
+        <w:t xml:space="preserve">Density plots show the distribution of summed session-1 pre-treatment expectancy scores for available </w:t>
+      </w:r>
+      <w:r>
+        <w:rPr>
+          <w:sz w:val="22"/>
+          <w:szCs w:val="22"/>
+          <w:rtl w:val="0"/>
+        </w:rPr>
+        <w:t xml:space="preserve">Study 3</w:t>
+      </w:r>
+      <w:r>
+        <w:rPr>
+          <w:rFonts w:ascii="Palatino Linotype" w:cs="Palatino Linotype" w:eastAsia="Palatino Linotype" w:hAnsi="Palatino Linotype"/>
+          <w:sz w:val="22"/>
+          <w:szCs w:val="22"/>
+          <w:rtl w:val="0"/>
+        </w:rPr>
+        <w:t xml:space="preserve"> participants in the </w:t>
       </w:r>
       <w:r>
         <w:rPr>
@@ -8993,16 +10314,16 @@
           <wp:inline distB="114300" distT="114300" distL="114300" distR="114300">
             <wp:extent cx="5731200" cy="3987800"/>
             <wp:effectExtent b="0" l="0" r="0" t="0"/>
-            <wp:docPr id="10" name="image11.png"/>
+            <wp:docPr id="10" name="image12.png"/>
             <a:graphic>
               <a:graphicData uri="http://schemas.openxmlformats.org/drawingml/2006/picture">
                 <pic:pic>
                   <pic:nvPicPr>
-                    <pic:cNvPr id="0" name="image11.png"/>
+                    <pic:cNvPr id="0" name="image12.png"/>
                     <pic:cNvPicPr preferRelativeResize="0"/>
                   </pic:nvPicPr>
                   <pic:blipFill>
-                    <a:blip r:embed="rId19"/>
+                    <a:blip r:embed="rId18"/>
                     <a:srcRect b="0" l="4" r="4" t="0"/>
                     <a:stretch>
                       <a:fillRect/>
@@ -9096,7 +10417,24 @@
           <w:szCs w:val="22"/>
           <w:rtl w:val="0"/>
         </w:rPr>
-        <w:t xml:space="preserve">Violin plots show the distribution of summed session-1 pre-treatment expectancy scores for available WP2 participants in the </w:t>
+        <w:t xml:space="preserve">Violin plots show the distribution of summed session-1 pre-treatment expectancy scores for available </w:t>
+      </w:r>
+      <w:r>
+        <w:rPr>
+          <w:sz w:val="22"/>
+          <w:szCs w:val="22"/>
+          <w:rtl w:val="0"/>
+        </w:rPr>
+        <w:t xml:space="preserve">Study 3</w:t>
+      </w:r>
+      <w:r>
+        <w:rPr>
+          <w:rFonts w:ascii="Palatino Linotype" w:cs="Palatino Linotype" w:eastAsia="Palatino Linotype" w:hAnsi="Palatino Linotype"/>
+          <w:sz w:val="22"/>
+          <w:szCs w:val="22"/>
+          <w:rtl w:val="0"/>
+        </w:rPr>
+        <w:t xml:space="preserve"> participants in the </w:t>
       </w:r>
       <w:r>
         <w:rPr>
@@ -9241,7 +10579,7 @@
         <w:rPr>
           <w:rtl w:val="0"/>
         </w:rPr>
-        <w:t xml:space="preserve">Acute total 11-ASC was retained as an exploratory continuous candidate predictor of endpoint BDI-II. Total 11-ASC was z-scored within the available analysis sample and modelled separately within each WP2 configuration using:</w:t>
+        <w:t xml:space="preserve">Acute total 11-ASC was retained as an exploratory continuous candidate predictor of endpoint BDI-II. Total 11-ASC was z-scored within the available analysis sample and modelled separately within each Study 3 configuration using:</w:t>
       </w:r>
     </w:p>
     <w:p>
@@ -9284,7 +10622,7 @@
           <w:bCs w:val="1"/>
           <w:rtl w:val="0"/>
         </w:rPr>
-        <w:t xml:space="preserve">WP2 ASC Predictors</w:t>
+        <w:t xml:space="preserve">Study 3 ASC Predictors</w:t>
       </w:r>
       <w:r>
         <w:rPr>
@@ -9415,7 +10753,7 @@
         </w:rPr>
         <w:t xml:space="preserve">All anonymisable data, music, supplementary material, and analysis scripts can be found at the designated github repository, </w:t>
       </w:r>
-      <w:hyperlink r:id="rId20">
+      <w:hyperlink r:id="rId19">
         <w:r>
           <w:rPr>
             <w:rFonts w:ascii="Palatino Linotype" w:cs="Palatino Linotype" w:eastAsia="Palatino Linotype" w:hAnsi="Palatino Linotype"/>
@@ -9561,7 +10899,33 @@
           <w:rFonts w:ascii="Palatino Linotype" w:cs="Palatino Linotype" w:eastAsia="Palatino Linotype" w:hAnsi="Palatino Linotype"/>
           <w:rtl w:val="0"/>
         </w:rPr>
-        <w:t xml:space="preserve">The R environment generated figure-ready datasets, audit files, manuscript figures, supplementary tables, narrative text outputs, and Excel workbook tabs from the staged WP1, interim, and WP2 source files. Exact R and package versions will be documented using the final R session information deposited with the analysis scripts.</w:t>
+        <w:t xml:space="preserve">The R environment generated figure-ready datasets, audit files, manuscript figures, supplementary tables, narrative text outputs, and Excel workbook tabs from the staged </w:t>
+      </w:r>
+      <w:r>
+        <w:rPr>
+          <w:rtl w:val="0"/>
+        </w:rPr>
+        <w:t xml:space="preserve">Study 1</w:t>
+      </w:r>
+      <w:r>
+        <w:rPr>
+          <w:rFonts w:ascii="Palatino Linotype" w:cs="Palatino Linotype" w:eastAsia="Palatino Linotype" w:hAnsi="Palatino Linotype"/>
+          <w:rtl w:val="0"/>
+        </w:rPr>
+        <w:t xml:space="preserve">, interim, and </w:t>
+      </w:r>
+      <w:r>
+        <w:rPr>
+          <w:rtl w:val="0"/>
+        </w:rPr>
+        <w:t xml:space="preserve">Study 3</w:t>
+      </w:r>
+      <w:r>
+        <w:rPr>
+          <w:rFonts w:ascii="Palatino Linotype" w:cs="Palatino Linotype" w:eastAsia="Palatino Linotype" w:hAnsi="Palatino Linotype"/>
+          <w:rtl w:val="0"/>
+        </w:rPr>
+        <w:t xml:space="preserve"> source files. Exact R and package versions will be documented using the final R session information deposited with the analysis scripts.</w:t>
       </w:r>
     </w:p>
     <w:p>
@@ -9576,7 +10940,33 @@
           <w:rFonts w:ascii="Palatino Linotype" w:cs="Palatino Linotype" w:eastAsia="Palatino Linotype" w:hAnsi="Palatino Linotype"/>
           <w:rtl w:val="0"/>
         </w:rPr>
-        <w:t xml:space="preserve">Python/Google Colab notebooks were used during earlier development stages for SLS sequence construction, interim sequence-condensation checks, WP2 stratification, allocation monitoring, and safety/adherence monitoring. The WP2 stratification workflow used Python data-handling and deterministic randomisation logic, including pandas, Python’s built-in random module, hashlib-based blinded sequence-code generation, and a fixed seed for reproducibility. Final manuscript-facing statistical summaries and figures were generated from the R analysis environment unless otherwise specified.</w:t>
+        <w:t xml:space="preserve">Python/Google Colab notebooks were used during earlier development stages for SLS sequence construction, interim sequence-condensation checks, </w:t>
+      </w:r>
+      <w:r>
+        <w:rPr>
+          <w:rtl w:val="0"/>
+        </w:rPr>
+        <w:t xml:space="preserve">Study 3</w:t>
+      </w:r>
+      <w:r>
+        <w:rPr>
+          <w:rFonts w:ascii="Palatino Linotype" w:cs="Palatino Linotype" w:eastAsia="Palatino Linotype" w:hAnsi="Palatino Linotype"/>
+          <w:rtl w:val="0"/>
+        </w:rPr>
+        <w:t xml:space="preserve"> stratification, allocation monitoring, and safety/adherence monitoring. The </w:t>
+      </w:r>
+      <w:r>
+        <w:rPr>
+          <w:rtl w:val="0"/>
+        </w:rPr>
+        <w:t xml:space="preserve">Study 3</w:t>
+      </w:r>
+      <w:r>
+        <w:rPr>
+          <w:rFonts w:ascii="Palatino Linotype" w:cs="Palatino Linotype" w:eastAsia="Palatino Linotype" w:hAnsi="Palatino Linotype"/>
+          <w:rtl w:val="0"/>
+        </w:rPr>
+        <w:t xml:space="preserve"> stratification workflow used Python data-handling and deterministic randomisation logic, including pandas, Python’s built-in random module, hashlib-based blinded sequence-code generation, and a fixed seed for reproducibility. Final manuscript-facing statistical summaries and figures were generated from the R analysis environment unless otherwise specified.</w:t>
       </w:r>
     </w:p>
     <w:p>
@@ -9640,7 +11030,85 @@
           <w:rFonts w:ascii="Palatino Linotype" w:cs="Palatino Linotype" w:eastAsia="Palatino Linotype" w:hAnsi="Palatino Linotype"/>
           <w:rtl w:val="0"/>
         </w:rPr>
-        <w:t xml:space="preserve">Figure-generation scripts were organised by manuscript figure. Figure 1 used WP1, interim, and WP2 flow files to generate a programme-level CONSORT-style diagram. Figure 2 used WP1 session-feedback data for safety and tolerability summaries. Figure 3 used the interim analysed file, including 6D-VHQ items and block-level ranking variables. Figure 4 used WP2 assignment, pre-session, and post-session files to summarise feasibility and repeated-session tolerability. Figure 5 used WP2 clinical outcome files to plot exploratory symptom trajectories.</w:t>
+        <w:t xml:space="preserve">Figure-generation scripts were organised by manuscript figure. Figure 1 used </w:t>
+      </w:r>
+      <w:r>
+        <w:rPr>
+          <w:rtl w:val="0"/>
+        </w:rPr>
+        <w:t xml:space="preserve">Study 1</w:t>
+      </w:r>
+      <w:r>
+        <w:rPr>
+          <w:rFonts w:ascii="Palatino Linotype" w:cs="Palatino Linotype" w:eastAsia="Palatino Linotype" w:hAnsi="Palatino Linotype"/>
+          <w:rtl w:val="0"/>
+        </w:rPr>
+        <w:t xml:space="preserve">, interim, and </w:t>
+      </w:r>
+      <w:r>
+        <w:rPr>
+          <w:rtl w:val="0"/>
+        </w:rPr>
+        <w:t xml:space="preserve">Study 3</w:t>
+      </w:r>
+      <w:r>
+        <w:rPr>
+          <w:rFonts w:ascii="Palatino Linotype" w:cs="Palatino Linotype" w:eastAsia="Palatino Linotype" w:hAnsi="Palatino Linotype"/>
+          <w:rtl w:val="0"/>
+        </w:rPr>
+        <w:t xml:space="preserve"> flow files to generate a programme-level CONSORT-style diagram. Figure 2 used </w:t>
+      </w:r>
+      <w:r>
+        <w:rPr>
+          <w:rtl w:val="0"/>
+        </w:rPr>
+        <w:t xml:space="preserve">Study 1</w:t>
+      </w:r>
+      <w:r>
+        <w:rPr>
+          <w:rFonts w:ascii="Palatino Linotype" w:cs="Palatino Linotype" w:eastAsia="Palatino Linotype" w:hAnsi="Palatino Linotype"/>
+          <w:rtl w:val="0"/>
+        </w:rPr>
+        <w:t xml:space="preserve"> session-feedback data for safety and tolerability summaries. Figure 3 used the </w:t>
+      </w:r>
+      <w:r>
+        <w:rPr>
+          <w:rtl w:val="0"/>
+        </w:rPr>
+        <w:t xml:space="preserve">Study 2</w:t>
+      </w:r>
+      <w:r>
+        <w:rPr>
+          <w:rFonts w:ascii="Palatino Linotype" w:cs="Palatino Linotype" w:eastAsia="Palatino Linotype" w:hAnsi="Palatino Linotype"/>
+          <w:rtl w:val="0"/>
+        </w:rPr>
+        <w:t xml:space="preserve"> analysed file, including 6D-VHQ items and block-level ranking variables. Figure 4 used </w:t>
+      </w:r>
+      <w:r>
+        <w:rPr>
+          <w:rtl w:val="0"/>
+        </w:rPr>
+        <w:t xml:space="preserve">Study 3</w:t>
+      </w:r>
+      <w:r>
+        <w:rPr>
+          <w:rFonts w:ascii="Palatino Linotype" w:cs="Palatino Linotype" w:eastAsia="Palatino Linotype" w:hAnsi="Palatino Linotype"/>
+          <w:rtl w:val="0"/>
+        </w:rPr>
+        <w:t xml:space="preserve"> assignment, pre-session, and post-session files to summarise feasibility and repeated-session tolerability. Figure 5 used </w:t>
+      </w:r>
+      <w:r>
+        <w:rPr>
+          <w:rtl w:val="0"/>
+        </w:rPr>
+        <w:t xml:space="preserve">Study 3</w:t>
+      </w:r>
+      <w:r>
+        <w:rPr>
+          <w:rFonts w:ascii="Palatino Linotype" w:cs="Palatino Linotype" w:eastAsia="Palatino Linotype" w:hAnsi="Palatino Linotype"/>
+          <w:rtl w:val="0"/>
+        </w:rPr>
+        <w:t xml:space="preserve"> clinical outcome files to plot exploratory symptom trajectories.</w:t>
       </w:r>
       <w:r>
         <w:rPr>
@@ -9653,7 +11121,7 @@
         <w:rPr>
           <w:rtl w:val="0"/>
         </w:rPr>
-        <w:t xml:space="preserve">Figure 6 used WP2 post-session 6D-VHQ data to display configuration-by-session visual phenomenology trajectories. </w:t>
+        <w:t xml:space="preserve">Figure 6 used Study 3 post-session 6D-VHQ data to display configuration-by-session visual phenomenology trajectories. </w:t>
       </w:r>
       <w:r>
         <w:rPr>
@@ -9678,7 +11146,6 @@
       </w:pPr>
       <w:bookmarkStart w:colFirst="0" w:colLast="0" w:name="_bp7wlkk7ha69" w:id="88"/>
       <w:bookmarkEnd w:id="88"/>
-      <w:commentRangeStart w:id="0"/>
       <w:r>
         <w:rPr>
           <w:rtl w:val="0"/>
@@ -9694,11 +11161,51 @@
         <w:rPr>
           <w:rtl w:val="0"/>
         </w:rPr>
-        <w:t xml:space="preserve">The accompanying audio was constructed from [musical material/source description]. Isochronic auditory pulses were generated using [method] and tracked [specific visual frequency/oscillator or parameter mapping] across the sequence. In the standard Interim sequences, auditory-pulse progression followed the corresponding visual sequence structure; the shuffled condition rearranged the representative visual blocks while preserving their local parameter profiles, thereby changing audiovisual alignment without creating a separate visual stimulus family. Audio was rendered at [sample rate/format] and presented at [level/normalisation information, if controlled].</w:t>
-      </w:r>
-      <w:commentRangeEnd w:id="0"/>
-      <w:r>
-        <w:commentReference w:id="0"/>
+        <w:t xml:space="preserve">The frequency-tracking element was a sine-wave carrier whose amplitude-modulation rate was automated to follow the changing stroboscopic light stimulation (SLS) frequency sequence. The tracked parameter was therefore the rate of amplitude fluctuation in the sound, expressed in Hz, rather than musical tempo or carrier pitch.</w:t>
+      </w:r>
+    </w:p>
+    <w:p>
+      <w:pPr>
+        <w:rPr/>
+      </w:pPr>
+      <w:r>
+        <w:rPr>
+          <w:rtl w:val="0"/>
+        </w:rPr>
+        <w:t xml:space="preserve">The supplied preliminary and full-study sequences specify stroboscopic frequency endpoints between 3.75 and 15 Hz, with 60 Hz settings during intervals labelled wash or dark. These sequence values provided the modulation-rate trajectory; a frequency setting during a dark interval does not imply emitted flashes.</w:t>
+      </w:r>
+    </w:p>
+    <w:p>
+      <w:pPr>
+        <w:rPr/>
+      </w:pPr>
+      <w:r>
+        <w:rPr>
+          <w:rtl w:val="0"/>
+        </w:rPr>
+        <w:t xml:space="preserve">Carrier frequency was controlled independently to integrate the modulated sound with the composition’s harmony. Documented device states show carrier frequencies of 58.0, 61.7, 73.3 and 92.5 Hz, paired with modulation rates of 60.0, 9.76, 60.0 and 6.84 Hz, respectively. These are illustrative states, not a complete inventory of carrier frequencies across the composition.</w:t>
+      </w:r>
+    </w:p>
+    <w:p>
+      <w:pPr>
+        <w:rPr/>
+      </w:pPr>
+      <w:r>
+        <w:rPr>
+          <w:rtl w:val="0"/>
+        </w:rPr>
+        <w:t xml:space="preserve">The documented sound-generation chain used a sine-wave generator followed by Ableton Auto Pan Legacy, configured for common amplitude modulation of both audio channels: Amount 50%, interchannel Phase 0° and Shape 18.8%. Generator gain was −28 dB in three documented states and −29 dB in the fourth. These are software settings; they do not establish the acoustic modulation depth or calibrated listening level at the participant’s ear.</w:t>
+      </w:r>
+    </w:p>
+    <w:p>
+      <w:pPr>
+        <w:rPr/>
+      </w:pPr>
+      <w:r>
+        <w:rPr>
+          <w:rtl w:val="0"/>
+        </w:rPr>
+        <w:t xml:space="preserve">The modulated carrier was mixed with instrumental, vocal and environmental material. Thus, “frequency tracking” describes a specific amplitude-modulated component within the music. It does not mean that every musical layer followed the SLS frequency, nor does it establish flash-level phase alignment or neural entrainment.</w:t>
       </w:r>
       <w:r>
         <w:rPr>
@@ -9757,8 +11264,8 @@
       </w:r>
     </w:p>
     <w:sectPr>
-      <w:footerReference r:id="rId21" w:type="default"/>
-      <w:footerReference r:id="rId22" w:type="first"/>
+      <w:footerReference r:id="rId20" w:type="default"/>
+      <w:footerReference r:id="rId21" w:type="first"/>
       <w:pgSz w:h="16838" w:w="11906" w:orient="portrait"/>
       <w:pgMar w:bottom="1440" w:top="1440" w:left="1440" w:right="1440" w:header="708" w:footer="708"/>
       <w:lnNumType w:countBy="1" w:start="0" w:restart="continuous"/>
@@ -9767,66 +11274,6 @@
     </w:sectPr>
   </w:body>
 </w:document>
-</file>
-
-<file path=word/comments.xml><?xml version="1.0" encoding="utf-8"?>
-<w:comments xmlns:mc="http://schemas.openxmlformats.org/markup-compatibility/2006" xmlns:o="urn:schemas-microsoft-com:office:office" xmlns:r="http://schemas.openxmlformats.org/officeDocument/2006/relationships" xmlns:m="http://schemas.openxmlformats.org/officeDocument/2006/math" xmlns:v="urn:schemas-microsoft-com:vml" xmlns:wp="http://schemas.openxmlformats.org/drawingml/2006/wordprocessingDrawing" xmlns:w10="urn:schemas-microsoft-com:office:word" xmlns:w="http://schemas.openxmlformats.org/wordprocessingml/2006/main" xmlns:wne="http://schemas.microsoft.com/office/word/2006/wordml" xmlns:sl="http://schemas.openxmlformats.org/schemaLibrary/2006/main" xmlns:a="http://schemas.openxmlformats.org/drawingml/2006/main" xmlns:pic="http://schemas.openxmlformats.org/drawingml/2006/picture" xmlns:c="http://schemas.openxmlformats.org/drawingml/2006/chart" xmlns:lc="http://schemas.openxmlformats.org/drawingml/2006/lockedCanvas" xmlns:dgm="http://schemas.openxmlformats.org/drawingml/2006/diagram" xmlns:wps="http://schemas.microsoft.com/office/word/2010/wordprocessingShape" xmlns:wpg="http://schemas.microsoft.com/office/word/2010/wordprocessingGroup" xmlns:w14="http://schemas.microsoft.com/office/word/2010/wordml" xmlns:w15="http://schemas.microsoft.com/office/word/2012/wordml" xmlns:w16="http://schemas.microsoft.com/office/word/2018/wordml" xmlns:w16cex="http://schemas.microsoft.com/office/word/2018/wordml/cex" xmlns:w16cid="http://schemas.microsoft.com/office/word/2016/wordml/cid" xmlns="http://schemas.microsoft.com/office/tasks/2019/documenttasks" xmlns:cr="http://schemas.microsoft.com/office/comments/2020/reactions">
-  <w:comment w:author="Daniel Robert Nacker" w:id="0" w:date="2026-09-05T11:52:11Z">
-    <w:p>
-      <w:pPr>
-        <w:keepNext w:val="0"/>
-        <w:keepLines w:val="0"/>
-        <w:pageBreakBefore w:val="0"/>
-        <w:widowControl w:val="0"/>
-        <w:pBdr>
-          <w:top w:space="0" w:sz="0" w:val="nil"/>
-          <w:left w:space="0" w:sz="0" w:val="nil"/>
-          <w:bottom w:space="0" w:sz="0" w:val="nil"/>
-          <w:right w:space="0" w:sz="0" w:val="nil"/>
-          <w:between w:space="0" w:sz="0" w:val="nil"/>
-        </w:pBdr>
-        <w:shd w:fill="auto" w:val="clear"/>
-        <w:spacing w:after="0" w:before="0" w:line="240" w:lineRule="auto"/>
-        <w:ind w:left="0" w:right="0" w:firstLine="0"/>
-        <w:jc w:val="left"/>
-        <w:rPr>
-          <w:rFonts w:ascii="Arial" w:cs="Arial" w:eastAsia="Arial" w:hAnsi="Arial"/>
-          <w:b w:val="0"/>
-          <w:bCs w:val="0"/>
-          <w:i w:val="0"/>
-          <w:iCs w:val="0"/>
-          <w:smallCaps w:val="0"/>
-          <w:strike w:val="0"/>
-          <w:color w:val="000000"/>
-          <w:sz w:val="22"/>
-          <w:szCs w:val="22"/>
-          <w:u w:val="none"/>
-          <w:shd w:fill="auto" w:val="clear"/>
-          <w:vertAlign w:val="baseline"/>
-        </w:rPr>
-      </w:pPr>
-      <w:r>
-        <w:rPr>
-          <w:rFonts w:ascii="Arial" w:cs="Arial" w:eastAsia="Arial" w:hAnsi="Arial"/>
-          <w:b w:val="0"/>
-          <w:bCs w:val="0"/>
-          <w:i w:val="0"/>
-          <w:iCs w:val="0"/>
-          <w:smallCaps w:val="0"/>
-          <w:strike w:val="0"/>
-          <w:color w:val="000000"/>
-          <w:sz w:val="22"/>
-          <w:szCs w:val="22"/>
-          <w:u w:val="none"/>
-          <w:shd w:fill="auto" w:val="clear"/>
-          <w:vertAlign w:val="baseline"/>
-          <w:rtl w:val="0"/>
-        </w:rPr>
-        <w:t xml:space="preserve">Gavin</w:t>
-      </w:r>
-    </w:p>
-  </w:comment>
-</w:comments>
 </file>
 
 <file path=word/footer1.xml><?xml version="1.0" encoding="utf-8"?>
